--- a/R/statistical_reports/manuscript_figures_and_text.docx
+++ b/R/statistical_reports/manuscript_figures_and_text.docx
@@ -22366,55 +22366,55 @@
                       <w:rFonts w:ascii="Calibri" w:hAnsi="Calibri"/>
                       <w:sz w:val="20"/>
                     </w:rPr>
-                    <w:t xml:space="default">284.04</w:t>
-                  </w:r>
-                </w:p>
-              </w:tc>
-              <w:tc>
-                <w:tcPr>
-                  <w:tcBorders>
-                    <w:top w:val="single" w:space="0" w:color="D3D3D3"/>
-                    <w:bottom w:val="single" w:space="0" w:color="D3D3D3"/>
-                    <w:start w:val="single" w:space="0" w:color="D3D3D3"/>
-                    <w:end w:val="single" w:space="0" w:color="D3D3D3"/>
-                  </w:tcBorders>
-                </w:tcPr>
-                <w:p>
-                  <w:pPr>
-                    <w:spacing w:before="0" w:after="60"/>
-                    <w:keepNext/>
-                    <w:jc w:val="end"/>
-                  </w:pPr>
-                  <w:r>
-                    <w:rPr>
-                      <w:rFonts w:ascii="Calibri" w:hAnsi="Calibri"/>
-                      <w:sz w:val="20"/>
-                    </w:rPr>
-                    <w:t xml:space="default">10.25</w:t>
-                  </w:r>
-                </w:p>
-              </w:tc>
-              <w:tc>
-                <w:tcPr>
-                  <w:tcBorders>
-                    <w:top w:val="single" w:space="0" w:color="D3D3D3"/>
-                    <w:bottom w:val="single" w:space="0" w:color="D3D3D3"/>
-                    <w:start w:val="single" w:space="0" w:color="D3D3D3"/>
-                    <w:end w:val="single" w:space="0" w:color="D3D3D3"/>
-                  </w:tcBorders>
-                </w:tcPr>
-                <w:p>
-                  <w:pPr>
-                    <w:spacing w:before="0" w:after="60"/>
-                    <w:keepNext/>
-                    <w:jc w:val="end"/>
-                  </w:pPr>
-                  <w:r>
-                    <w:rPr>
-                      <w:rFonts w:ascii="Calibri" w:hAnsi="Calibri"/>
-                      <w:sz w:val="20"/>
-                    </w:rPr>
-                    <w:t xml:space="default">27.72</w:t>
+                    <w:t xml:space="default">5.65</w:t>
+                  </w:r>
+                </w:p>
+              </w:tc>
+              <w:tc>
+                <w:tcPr>
+                  <w:tcBorders>
+                    <w:top w:val="single" w:space="0" w:color="D3D3D3"/>
+                    <w:bottom w:val="single" w:space="0" w:color="D3D3D3"/>
+                    <w:start w:val="single" w:space="0" w:color="D3D3D3"/>
+                    <w:end w:val="single" w:space="0" w:color="D3D3D3"/>
+                  </w:tcBorders>
+                </w:tcPr>
+                <w:p>
+                  <w:pPr>
+                    <w:spacing w:before="0" w:after="60"/>
+                    <w:keepNext/>
+                    <w:jc w:val="end"/>
+                  </w:pPr>
+                  <w:r>
+                    <w:rPr>
+                      <w:rFonts w:ascii="Calibri" w:hAnsi="Calibri"/>
+                      <w:sz w:val="20"/>
+                    </w:rPr>
+                    <w:t xml:space="default">0.04</w:t>
+                  </w:r>
+                </w:p>
+              </w:tc>
+              <w:tc>
+                <w:tcPr>
+                  <w:tcBorders>
+                    <w:top w:val="single" w:space="0" w:color="D3D3D3"/>
+                    <w:bottom w:val="single" w:space="0" w:color="D3D3D3"/>
+                    <w:start w:val="single" w:space="0" w:color="D3D3D3"/>
+                    <w:end w:val="single" w:space="0" w:color="D3D3D3"/>
+                  </w:tcBorders>
+                </w:tcPr>
+                <w:p>
+                  <w:pPr>
+                    <w:spacing w:before="0" w:after="60"/>
+                    <w:keepNext/>
+                    <w:jc w:val="end"/>
+                  </w:pPr>
+                  <w:r>
+                    <w:rPr>
+                      <w:rFonts w:ascii="Calibri" w:hAnsi="Calibri"/>
+                      <w:sz w:val="20"/>
+                    </w:rPr>
+                    <w:t xml:space="default">138.78</w:t>
                   </w:r>
                 </w:p>
               </w:tc>
@@ -22515,79 +22515,79 @@
                       <w:rFonts w:ascii="Calibri" w:hAnsi="Calibri"/>
                       <w:sz w:val="20"/>
                     </w:rPr>
-                    <w:t xml:space="default">11.33</w:t>
-                  </w:r>
-                </w:p>
-              </w:tc>
-              <w:tc>
-                <w:tcPr>
-                  <w:tcBorders>
-                    <w:top w:val="single" w:space="0" w:color="D3D3D3"/>
-                    <w:bottom w:val="single" w:space="0" w:color="D3D3D3"/>
-                    <w:start w:val="single" w:space="0" w:color="D3D3D3"/>
-                    <w:end w:val="single" w:space="0" w:color="D3D3D3"/>
-                  </w:tcBorders>
-                </w:tcPr>
-                <w:p>
-                  <w:pPr>
-                    <w:spacing w:before="0" w:after="60"/>
-                    <w:keepNext/>
-                    <w:jc w:val="end"/>
-                  </w:pPr>
-                  <w:r>
-                    <w:rPr>
-                      <w:rFonts w:ascii="Calibri" w:hAnsi="Calibri"/>
-                      <w:sz w:val="20"/>
-                    </w:rPr>
-                    <w:t xml:space="default">11.67</w:t>
-                  </w:r>
-                </w:p>
-              </w:tc>
-              <w:tc>
-                <w:tcPr>
-                  <w:tcBorders>
-                    <w:top w:val="single" w:space="0" w:color="D3D3D3"/>
-                    <w:bottom w:val="single" w:space="0" w:color="D3D3D3"/>
-                    <w:start w:val="single" w:space="0" w:color="D3D3D3"/>
-                    <w:end w:val="single" w:space="0" w:color="D3D3D3"/>
-                  </w:tcBorders>
-                </w:tcPr>
-                <w:p>
-                  <w:pPr>
-                    <w:spacing w:before="0" w:after="60"/>
-                    <w:keepNext/>
-                    <w:jc w:val="end"/>
-                  </w:pPr>
-                  <w:r>
-                    <w:rPr>
-                      <w:rFonts w:ascii="Calibri" w:hAnsi="Calibri"/>
-                      <w:sz w:val="20"/>
-                    </w:rPr>
-                    <w:t xml:space="default">0.97</w:t>
-                  </w:r>
-                </w:p>
-              </w:tc>
-              <w:tc>
-                <w:tcPr>
-                  <w:tcBorders>
-                    <w:top w:val="single" w:space="0" w:color="D3D3D3"/>
-                    <w:bottom w:val="single" w:space="0" w:color="D3D3D3"/>
-                    <w:start w:val="single" w:space="0" w:color="D3D3D3"/>
-                    <w:end w:val="single" w:space="0" w:color="D3D3D3"/>
-                  </w:tcBorders>
-                </w:tcPr>
-                <w:p>
-                  <w:pPr>
-                    <w:spacing w:before="0" w:after="60"/>
-                    <w:keepNext/>
-                    <w:jc w:val="end"/>
-                  </w:pPr>
-                  <w:r>
-                    <w:rPr>
-                      <w:rFonts w:ascii="Calibri" w:hAnsi="Calibri"/>
-                      <w:sz w:val="20"/>
-                    </w:rPr>
-                    <w:t xml:space="default">0.33</w:t>
+                    <w:t xml:space="default">0.04</w:t>
+                  </w:r>
+                </w:p>
+              </w:tc>
+              <w:tc>
+                <w:tcPr>
+                  <w:tcBorders>
+                    <w:top w:val="single" w:space="0" w:color="D3D3D3"/>
+                    <w:bottom w:val="single" w:space="0" w:color="D3D3D3"/>
+                    <w:start w:val="single" w:space="0" w:color="D3D3D3"/>
+                    <w:end w:val="single" w:space="0" w:color="D3D3D3"/>
+                  </w:tcBorders>
+                </w:tcPr>
+                <w:p>
+                  <w:pPr>
+                    <w:spacing w:before="0" w:after="60"/>
+                    <w:keepNext/>
+                    <w:jc w:val="end"/>
+                  </w:pPr>
+                  <w:r>
+                    <w:rPr>
+                      <w:rFonts w:ascii="Calibri" w:hAnsi="Calibri"/>
+                      <w:sz w:val="20"/>
+                    </w:rPr>
+                    <w:t xml:space="default">0.04</w:t>
+                  </w:r>
+                </w:p>
+              </w:tc>
+              <w:tc>
+                <w:tcPr>
+                  <w:tcBorders>
+                    <w:top w:val="single" w:space="0" w:color="D3D3D3"/>
+                    <w:bottom w:val="single" w:space="0" w:color="D3D3D3"/>
+                    <w:start w:val="single" w:space="0" w:color="D3D3D3"/>
+                    <w:end w:val="single" w:space="0" w:color="D3D3D3"/>
+                  </w:tcBorders>
+                </w:tcPr>
+                <w:p>
+                  <w:pPr>
+                    <w:spacing w:before="0" w:after="60"/>
+                    <w:keepNext/>
+                    <w:jc w:val="end"/>
+                  </w:pPr>
+                  <w:r>
+                    <w:rPr>
+                      <w:rFonts w:ascii="Calibri" w:hAnsi="Calibri"/>
+                      <w:sz w:val="20"/>
+                    </w:rPr>
+                    <w:t xml:space="default">0.92</w:t>
+                  </w:r>
+                </w:p>
+              </w:tc>
+              <w:tc>
+                <w:tcPr>
+                  <w:tcBorders>
+                    <w:top w:val="single" w:space="0" w:color="D3D3D3"/>
+                    <w:bottom w:val="single" w:space="0" w:color="D3D3D3"/>
+                    <w:start w:val="single" w:space="0" w:color="D3D3D3"/>
+                    <w:end w:val="single" w:space="0" w:color="D3D3D3"/>
+                  </w:tcBorders>
+                </w:tcPr>
+                <w:p>
+                  <w:pPr>
+                    <w:spacing w:before="0" w:after="60"/>
+                    <w:keepNext/>
+                    <w:jc w:val="end"/>
+                  </w:pPr>
+                  <w:r>
+                    <w:rPr>
+                      <w:rFonts w:ascii="Calibri" w:hAnsi="Calibri"/>
+                      <w:sz w:val="20"/>
+                    </w:rPr>
+                    <w:t xml:space="default">0.36</w:t>
                   </w:r>
                 </w:p>
               </w:tc>
@@ -22664,55 +22664,55 @@
                       <w:rFonts w:ascii="Calibri" w:hAnsi="Calibri"/>
                       <w:sz w:val="20"/>
                     </w:rPr>
-                    <w:t xml:space="default">-97.04</w:t>
-                  </w:r>
-                </w:p>
-              </w:tc>
-              <w:tc>
-                <w:tcPr>
-                  <w:tcBorders>
-                    <w:top w:val="single" w:space="0" w:color="D3D3D3"/>
-                    <w:bottom w:val="single" w:space="0" w:color="D3D3D3"/>
-                    <w:start w:val="single" w:space="0" w:color="D3D3D3"/>
-                    <w:end w:val="single" w:space="0" w:color="D3D3D3"/>
-                  </w:tcBorders>
-                </w:tcPr>
-                <w:p>
-                  <w:pPr>
-                    <w:spacing w:before="0" w:after="60"/>
-                    <w:keepNext/>
-                    <w:jc w:val="end"/>
-                  </w:pPr>
-                  <w:r>
-                    <w:rPr>
-                      <w:rFonts w:ascii="Calibri" w:hAnsi="Calibri"/>
-                      <w:sz w:val="20"/>
-                    </w:rPr>
-                    <w:t xml:space="default">11.67</w:t>
-                  </w:r>
-                </w:p>
-              </w:tc>
-              <w:tc>
-                <w:tcPr>
-                  <w:tcBorders>
-                    <w:top w:val="single" w:space="0" w:color="D3D3D3"/>
-                    <w:bottom w:val="single" w:space="0" w:color="D3D3D3"/>
-                    <w:start w:val="single" w:space="0" w:color="D3D3D3"/>
-                    <w:end w:val="single" w:space="0" w:color="D3D3D3"/>
-                  </w:tcBorders>
-                </w:tcPr>
-                <w:p>
-                  <w:pPr>
-                    <w:spacing w:before="0" w:after="60"/>
-                    <w:keepNext/>
-                    <w:jc w:val="end"/>
-                  </w:pPr>
-                  <w:r>
-                    <w:rPr>
-                      <w:rFonts w:ascii="Calibri" w:hAnsi="Calibri"/>
-                      <w:sz w:val="20"/>
-                    </w:rPr>
-                    <w:t xml:space="default">-8.32</w:t>
+                    <w:t xml:space="default">-0.42</w:t>
+                  </w:r>
+                </w:p>
+              </w:tc>
+              <w:tc>
+                <w:tcPr>
+                  <w:tcBorders>
+                    <w:top w:val="single" w:space="0" w:color="D3D3D3"/>
+                    <w:bottom w:val="single" w:space="0" w:color="D3D3D3"/>
+                    <w:start w:val="single" w:space="0" w:color="D3D3D3"/>
+                    <w:end w:val="single" w:space="0" w:color="D3D3D3"/>
+                  </w:tcBorders>
+                </w:tcPr>
+                <w:p>
+                  <w:pPr>
+                    <w:spacing w:before="0" w:after="60"/>
+                    <w:keepNext/>
+                    <w:jc w:val="end"/>
+                  </w:pPr>
+                  <w:r>
+                    <w:rPr>
+                      <w:rFonts w:ascii="Calibri" w:hAnsi="Calibri"/>
+                      <w:sz w:val="20"/>
+                    </w:rPr>
+                    <w:t xml:space="default">0.05</w:t>
+                  </w:r>
+                </w:p>
+              </w:tc>
+              <w:tc>
+                <w:tcPr>
+                  <w:tcBorders>
+                    <w:top w:val="single" w:space="0" w:color="D3D3D3"/>
+                    <w:bottom w:val="single" w:space="0" w:color="D3D3D3"/>
+                    <w:start w:val="single" w:space="0" w:color="D3D3D3"/>
+                    <w:end w:val="single" w:space="0" w:color="D3D3D3"/>
+                  </w:tcBorders>
+                </w:tcPr>
+                <w:p>
+                  <w:pPr>
+                    <w:spacing w:before="0" w:after="60"/>
+                    <w:keepNext/>
+                    <w:jc w:val="end"/>
+                  </w:pPr>
+                  <w:r>
+                    <w:rPr>
+                      <w:rFonts w:ascii="Calibri" w:hAnsi="Calibri"/>
+                      <w:sz w:val="20"/>
+                    </w:rPr>
+                    <w:t xml:space="default">-8.71</w:t>
                   </w:r>
                 </w:p>
               </w:tc>
@@ -22813,55 +22813,55 @@
                       <w:rFonts w:ascii="Calibri" w:hAnsi="Calibri"/>
                       <w:sz w:val="20"/>
                     </w:rPr>
-                    <w:t xml:space="default">78.94</w:t>
-                  </w:r>
-                </w:p>
-              </w:tc>
-              <w:tc>
-                <w:tcPr>
-                  <w:tcBorders>
-                    <w:top w:val="single" w:space="0" w:color="D3D3D3"/>
-                    <w:bottom w:val="single" w:space="0" w:color="D3D3D3"/>
-                    <w:start w:val="single" w:space="0" w:color="D3D3D3"/>
-                    <w:end w:val="single" w:space="0" w:color="D3D3D3"/>
-                  </w:tcBorders>
-                </w:tcPr>
-                <w:p>
-                  <w:pPr>
-                    <w:spacing w:before="0" w:after="60"/>
-                    <w:keepNext/>
-                    <w:jc w:val="end"/>
-                  </w:pPr>
-                  <w:r>
-                    <w:rPr>
-                      <w:rFonts w:ascii="Calibri" w:hAnsi="Calibri"/>
-                      <w:sz w:val="20"/>
-                    </w:rPr>
-                    <w:t xml:space="default">16.50</w:t>
-                  </w:r>
-                </w:p>
-              </w:tc>
-              <w:tc>
-                <w:tcPr>
-                  <w:tcBorders>
-                    <w:top w:val="single" w:space="0" w:color="D3D3D3"/>
-                    <w:bottom w:val="single" w:space="0" w:color="D3D3D3"/>
-                    <w:start w:val="single" w:space="0" w:color="D3D3D3"/>
-                    <w:end w:val="single" w:space="0" w:color="D3D3D3"/>
-                  </w:tcBorders>
-                </w:tcPr>
-                <w:p>
-                  <w:pPr>
-                    <w:spacing w:before="0" w:after="60"/>
-                    <w:keepNext/>
-                    <w:jc w:val="end"/>
-                  </w:pPr>
-                  <w:r>
-                    <w:rPr>
-                      <w:rFonts w:ascii="Calibri" w:hAnsi="Calibri"/>
-                      <w:sz w:val="20"/>
-                    </w:rPr>
-                    <w:t xml:space="default">4.78</w:t>
+                    <w:t xml:space="default">0.35</w:t>
+                  </w:r>
+                </w:p>
+              </w:tc>
+              <w:tc>
+                <w:tcPr>
+                  <w:tcBorders>
+                    <w:top w:val="single" w:space="0" w:color="D3D3D3"/>
+                    <w:bottom w:val="single" w:space="0" w:color="D3D3D3"/>
+                    <w:start w:val="single" w:space="0" w:color="D3D3D3"/>
+                    <w:end w:val="single" w:space="0" w:color="D3D3D3"/>
+                  </w:tcBorders>
+                </w:tcPr>
+                <w:p>
+                  <w:pPr>
+                    <w:spacing w:before="0" w:after="60"/>
+                    <w:keepNext/>
+                    <w:jc w:val="end"/>
+                  </w:pPr>
+                  <w:r>
+                    <w:rPr>
+                      <w:rFonts w:ascii="Calibri" w:hAnsi="Calibri"/>
+                      <w:sz w:val="20"/>
+                    </w:rPr>
+                    <w:t xml:space="default">0.06</w:t>
+                  </w:r>
+                </w:p>
+              </w:tc>
+              <w:tc>
+                <w:tcPr>
+                  <w:tcBorders>
+                    <w:top w:val="single" w:space="0" w:color="D3D3D3"/>
+                    <w:bottom w:val="single" w:space="0" w:color="D3D3D3"/>
+                    <w:start w:val="single" w:space="0" w:color="D3D3D3"/>
+                    <w:end w:val="single" w:space="0" w:color="D3D3D3"/>
+                  </w:tcBorders>
+                </w:tcPr>
+                <w:p>
+                  <w:pPr>
+                    <w:spacing w:before="0" w:after="60"/>
+                    <w:keepNext/>
+                    <w:jc w:val="end"/>
+                  </w:pPr>
+                  <w:r>
+                    <w:rPr>
+                      <w:rFonts w:ascii="Calibri" w:hAnsi="Calibri"/>
+                      <w:sz w:val="20"/>
+                    </w:rPr>
+                    <w:t xml:space="default">5.51</w:t>
                   </w:r>
                 </w:p>
               </w:tc>
@@ -22962,7 +22962,7 @@
                       <w:rFonts w:ascii="Calibri" w:hAnsi="Calibri"/>
                       <w:sz w:val="20"/>
                     </w:rPr>
-                    <w:t xml:space="default">9.53</w:t>
+                    <w:t xml:space="default">0.04</w:t>
                   </w:r>
                 </w:p>
               </w:tc>
@@ -23087,31 +23087,31 @@
                       <w:rFonts w:ascii="Calibri" w:hAnsi="Calibri"/>
                       <w:sz w:val="20"/>
                     </w:rPr>
-                    <w:t xml:space="default">month</w:t>
-                  </w:r>
-                </w:p>
-              </w:tc>
-              <w:tc>
-                <w:tcPr>
-                  <w:tcBorders>
-                    <w:top w:val="single" w:space="0" w:color="D3D3D3"/>
-                    <w:bottom w:val="single" w:space="0" w:color="D3D3D3"/>
-                    <w:start w:val="single" w:space="0" w:color="D3D3D3"/>
-                    <w:end w:val="single" w:space="0" w:color="D3D3D3"/>
-                  </w:tcBorders>
-                </w:tcPr>
-                <w:p>
-                  <w:pPr>
-                    <w:spacing w:before="0" w:after="60"/>
-                    <w:keepNext/>
-                    <w:jc w:val="end"/>
-                  </w:pPr>
-                  <w:r>
-                    <w:rPr>
-                      <w:rFonts w:ascii="Calibri" w:hAnsi="Calibri"/>
-                      <w:sz w:val="20"/>
-                    </w:rPr>
-                    <w:t xml:space="default">6.55</w:t>
+                    <w:t xml:space="default">year</w:t>
+                  </w:r>
+                </w:p>
+              </w:tc>
+              <w:tc>
+                <w:tcPr>
+                  <w:tcBorders>
+                    <w:top w:val="single" w:space="0" w:color="D3D3D3"/>
+                    <w:bottom w:val="single" w:space="0" w:color="D3D3D3"/>
+                    <w:start w:val="single" w:space="0" w:color="D3D3D3"/>
+                    <w:end w:val="single" w:space="0" w:color="D3D3D3"/>
+                  </w:tcBorders>
+                </w:tcPr>
+                <w:p>
+                  <w:pPr>
+                    <w:spacing w:before="0" w:after="60"/>
+                    <w:keepNext/>
+                    <w:jc w:val="end"/>
+                  </w:pPr>
+                  <w:r>
+                    <w:rPr>
+                      <w:rFonts w:ascii="Calibri" w:hAnsi="Calibri"/>
+                      <w:sz w:val="20"/>
+                    </w:rPr>
+                    <w:t xml:space="default">0.02</w:t>
                   </w:r>
                 </w:p>
               </w:tc>
@@ -23236,31 +23236,31 @@
                       <w:rFonts w:ascii="Calibri" w:hAnsi="Calibri"/>
                       <w:sz w:val="20"/>
                     </w:rPr>
-                    <w:t xml:space="default">Residual</w:t>
-                  </w:r>
-                </w:p>
-              </w:tc>
-              <w:tc>
-                <w:tcPr>
-                  <w:tcBorders>
-                    <w:top w:val="single" w:space="0" w:color="D3D3D3"/>
-                    <w:bottom w:val="single" w:space="0" w:color="D3D3D3"/>
-                    <w:start w:val="single" w:space="0" w:color="D3D3D3"/>
-                    <w:end w:val="single" w:space="0" w:color="D3D3D3"/>
-                  </w:tcBorders>
-                </w:tcPr>
-                <w:p>
-                  <w:pPr>
-                    <w:spacing w:before="0" w:after="60"/>
-                    <w:keepNext/>
-                    <w:jc w:val="end"/>
-                  </w:pPr>
-                  <w:r>
-                    <w:rPr>
-                      <w:rFonts w:ascii="Calibri" w:hAnsi="Calibri"/>
-                      <w:sz w:val="20"/>
-                    </w:rPr>
-                    <w:t xml:space="default">57.15</w:t>
+                    <w:t xml:space="default">month</w:t>
+                  </w:r>
+                </w:p>
+              </w:tc>
+              <w:tc>
+                <w:tcPr>
+                  <w:tcBorders>
+                    <w:top w:val="single" w:space="0" w:color="D3D3D3"/>
+                    <w:bottom w:val="single" w:space="0" w:color="D3D3D3"/>
+                    <w:start w:val="single" w:space="0" w:color="D3D3D3"/>
+                    <w:end w:val="single" w:space="0" w:color="D3D3D3"/>
+                  </w:tcBorders>
+                </w:tcPr>
+                <w:p>
+                  <w:pPr>
+                    <w:spacing w:before="0" w:after="60"/>
+                    <w:keepNext/>
+                    <w:jc w:val="end"/>
+                  </w:pPr>
+                  <w:r>
+                    <w:rPr>
+                      <w:rFonts w:ascii="Calibri" w:hAnsi="Calibri"/>
+                      <w:sz w:val="20"/>
+                    </w:rPr>
+                    <w:t xml:space="default">0.03</w:t>
                   </w:r>
                 </w:p>
               </w:tc>
@@ -23441,79 +23441,79 @@
                       <w:rFonts w:ascii="Calibri" w:hAnsi="Calibri"/>
                       <w:sz w:val="20"/>
                     </w:rPr>
-                    <w:t xml:space="default">5.02</w:t>
-                  </w:r>
-                </w:p>
-              </w:tc>
-              <w:tc>
-                <w:tcPr>
-                  <w:tcBorders>
-                    <w:top w:val="single" w:space="0" w:color="D3D3D3"/>
-                    <w:bottom w:val="single" w:space="0" w:color="D3D3D3"/>
-                    <w:start w:val="single" w:space="0" w:color="D3D3D3"/>
-                    <w:end w:val="single" w:space="0" w:color="D3D3D3"/>
-                  </w:tcBorders>
-                </w:tcPr>
-                <w:p>
-                  <w:pPr>
-                    <w:spacing w:before="0" w:after="60"/>
-                    <w:keepNext/>
-                    <w:jc w:val="end"/>
-                  </w:pPr>
-                  <w:r>
-                    <w:rPr>
-                      <w:rFonts w:ascii="Calibri" w:hAnsi="Calibri"/>
-                      <w:sz w:val="20"/>
-                    </w:rPr>
-                    <w:t xml:space="default">NA</w:t>
-                  </w:r>
-                </w:p>
-              </w:tc>
-              <w:tc>
-                <w:tcPr>
-                  <w:tcBorders>
-                    <w:top w:val="single" w:space="0" w:color="D3D3D3"/>
-                    <w:bottom w:val="single" w:space="0" w:color="D3D3D3"/>
-                    <w:start w:val="single" w:space="0" w:color="D3D3D3"/>
-                    <w:end w:val="single" w:space="0" w:color="D3D3D3"/>
-                  </w:tcBorders>
-                </w:tcPr>
-                <w:p>
-                  <w:pPr>
-                    <w:spacing w:before="0" w:after="60"/>
-                    <w:keepNext/>
-                    <w:jc w:val="end"/>
-                  </w:pPr>
-                  <w:r>
-                    <w:rPr>
-                      <w:rFonts w:ascii="Calibri" w:hAnsi="Calibri"/>
-                      <w:sz w:val="20"/>
-                    </w:rPr>
-                    <w:t xml:space="default">NA</w:t>
-                  </w:r>
-                </w:p>
-              </w:tc>
-              <w:tc>
-                <w:tcPr>
-                  <w:tcBorders>
-                    <w:top w:val="single" w:space="0" w:color="D3D3D3"/>
-                    <w:bottom w:val="single" w:space="0" w:color="D3D3D3"/>
-                    <w:start w:val="single" w:space="0" w:color="D3D3D3"/>
-                    <w:end w:val="single" w:space="0" w:color="D3D3D3"/>
-                  </w:tcBorders>
-                </w:tcPr>
-                <w:p>
-                  <w:pPr>
-                    <w:spacing w:before="0" w:after="60"/>
-                    <w:keepNext/>
-                    <w:jc w:val="end"/>
-                  </w:pPr>
-                  <w:r>
-                    <w:rPr>
-                      <w:rFonts w:ascii="Calibri" w:hAnsi="Calibri"/>
-                      <w:sz w:val="20"/>
-                    </w:rPr>
-                    <w:t xml:space="default">NA</w:t>
+                    <w:t xml:space="default">151.72</w:t>
+                  </w:r>
+                </w:p>
+              </w:tc>
+              <w:tc>
+                <w:tcPr>
+                  <w:tcBorders>
+                    <w:top w:val="single" w:space="0" w:color="D3D3D3"/>
+                    <w:bottom w:val="single" w:space="0" w:color="D3D3D3"/>
+                    <w:start w:val="single" w:space="0" w:color="D3D3D3"/>
+                    <w:end w:val="single" w:space="0" w:color="D3D3D3"/>
+                  </w:tcBorders>
+                </w:tcPr>
+                <w:p>
+                  <w:pPr>
+                    <w:spacing w:before="0" w:after="60"/>
+                    <w:keepNext/>
+                    <w:jc w:val="end"/>
+                  </w:pPr>
+                  <w:r>
+                    <w:rPr>
+                      <w:rFonts w:ascii="Calibri" w:hAnsi="Calibri"/>
+                      <w:sz w:val="20"/>
+                    </w:rPr>
+                    <w:t xml:space="default">7.49</w:t>
+                  </w:r>
+                </w:p>
+              </w:tc>
+              <w:tc>
+                <w:tcPr>
+                  <w:tcBorders>
+                    <w:top w:val="single" w:space="0" w:color="D3D3D3"/>
+                    <w:bottom w:val="single" w:space="0" w:color="D3D3D3"/>
+                    <w:start w:val="single" w:space="0" w:color="D3D3D3"/>
+                    <w:end w:val="single" w:space="0" w:color="D3D3D3"/>
+                  </w:tcBorders>
+                </w:tcPr>
+                <w:p>
+                  <w:pPr>
+                    <w:spacing w:before="0" w:after="60"/>
+                    <w:keepNext/>
+                    <w:jc w:val="end"/>
+                  </w:pPr>
+                  <w:r>
+                    <w:rPr>
+                      <w:rFonts w:ascii="Calibri" w:hAnsi="Calibri"/>
+                      <w:sz w:val="20"/>
+                    </w:rPr>
+                    <w:t xml:space="default">20.25</w:t>
+                  </w:r>
+                </w:p>
+              </w:tc>
+              <w:tc>
+                <w:tcPr>
+                  <w:tcBorders>
+                    <w:top w:val="single" w:space="0" w:color="D3D3D3"/>
+                    <w:bottom w:val="single" w:space="0" w:color="D3D3D3"/>
+                    <w:start w:val="single" w:space="0" w:color="D3D3D3"/>
+                    <w:end w:val="single" w:space="0" w:color="D3D3D3"/>
+                  </w:tcBorders>
+                </w:tcPr>
+                <w:p>
+                  <w:pPr>
+                    <w:spacing w:before="0" w:after="60"/>
+                    <w:keepNext/>
+                    <w:jc w:val="end"/>
+                  </w:pPr>
+                  <w:r>
+                    <w:rPr>
+                      <w:rFonts w:ascii="Calibri" w:hAnsi="Calibri"/>
+                      <w:sz w:val="20"/>
+                    </w:rPr>
+                    <w:t xml:space="default">0.00</w:t>
                   </w:r>
                 </w:p>
               </w:tc>
@@ -23590,79 +23590,79 @@
                       <w:rFonts w:ascii="Calibri" w:hAnsi="Calibri"/>
                       <w:sz w:val="20"/>
                     </w:rPr>
-                    <w:t xml:space="default">-0.01</w:t>
-                  </w:r>
-                </w:p>
-              </w:tc>
-              <w:tc>
-                <w:tcPr>
-                  <w:tcBorders>
-                    <w:top w:val="single" w:space="0" w:color="D3D3D3"/>
-                    <w:bottom w:val="single" w:space="0" w:color="D3D3D3"/>
-                    <w:start w:val="single" w:space="0" w:color="D3D3D3"/>
-                    <w:end w:val="single" w:space="0" w:color="D3D3D3"/>
-                  </w:tcBorders>
-                </w:tcPr>
-                <w:p>
-                  <w:pPr>
-                    <w:spacing w:before="0" w:after="60"/>
-                    <w:keepNext/>
-                    <w:jc w:val="end"/>
-                  </w:pPr>
-                  <w:r>
-                    <w:rPr>
-                      <w:rFonts w:ascii="Calibri" w:hAnsi="Calibri"/>
-                      <w:sz w:val="20"/>
-                    </w:rPr>
-                    <w:t xml:space="default">NA</w:t>
-                  </w:r>
-                </w:p>
-              </w:tc>
-              <w:tc>
-                <w:tcPr>
-                  <w:tcBorders>
-                    <w:top w:val="single" w:space="0" w:color="D3D3D3"/>
-                    <w:bottom w:val="single" w:space="0" w:color="D3D3D3"/>
-                    <w:start w:val="single" w:space="0" w:color="D3D3D3"/>
-                    <w:end w:val="single" w:space="0" w:color="D3D3D3"/>
-                  </w:tcBorders>
-                </w:tcPr>
-                <w:p>
-                  <w:pPr>
-                    <w:spacing w:before="0" w:after="60"/>
-                    <w:keepNext/>
-                    <w:jc w:val="end"/>
-                  </w:pPr>
-                  <w:r>
-                    <w:rPr>
-                      <w:rFonts w:ascii="Calibri" w:hAnsi="Calibri"/>
-                      <w:sz w:val="20"/>
-                    </w:rPr>
-                    <w:t xml:space="default">NA</w:t>
-                  </w:r>
-                </w:p>
-              </w:tc>
-              <w:tc>
-                <w:tcPr>
-                  <w:tcBorders>
-                    <w:top w:val="single" w:space="0" w:color="D3D3D3"/>
-                    <w:bottom w:val="single" w:space="0" w:color="D3D3D3"/>
-                    <w:start w:val="single" w:space="0" w:color="D3D3D3"/>
-                    <w:end w:val="single" w:space="0" w:color="D3D3D3"/>
-                  </w:tcBorders>
-                </w:tcPr>
-                <w:p>
-                  <w:pPr>
-                    <w:spacing w:before="0" w:after="60"/>
-                    <w:keepNext/>
-                    <w:jc w:val="end"/>
-                  </w:pPr>
-                  <w:r>
-                    <w:rPr>
-                      <w:rFonts w:ascii="Calibri" w:hAnsi="Calibri"/>
-                      <w:sz w:val="20"/>
-                    </w:rPr>
-                    <w:t xml:space="default">NA</w:t>
+                    <w:t xml:space="default">-0.80</w:t>
+                  </w:r>
+                </w:p>
+              </w:tc>
+              <w:tc>
+                <w:tcPr>
+                  <w:tcBorders>
+                    <w:top w:val="single" w:space="0" w:color="D3D3D3"/>
+                    <w:bottom w:val="single" w:space="0" w:color="D3D3D3"/>
+                    <w:start w:val="single" w:space="0" w:color="D3D3D3"/>
+                    <w:end w:val="single" w:space="0" w:color="D3D3D3"/>
+                  </w:tcBorders>
+                </w:tcPr>
+                <w:p>
+                  <w:pPr>
+                    <w:spacing w:before="0" w:after="60"/>
+                    <w:keepNext/>
+                    <w:jc w:val="end"/>
+                  </w:pPr>
+                  <w:r>
+                    <w:rPr>
+                      <w:rFonts w:ascii="Calibri" w:hAnsi="Calibri"/>
+                      <w:sz w:val="20"/>
+                    </w:rPr>
+                    <w:t xml:space="default">8.61</w:t>
+                  </w:r>
+                </w:p>
+              </w:tc>
+              <w:tc>
+                <w:tcPr>
+                  <w:tcBorders>
+                    <w:top w:val="single" w:space="0" w:color="D3D3D3"/>
+                    <w:bottom w:val="single" w:space="0" w:color="D3D3D3"/>
+                    <w:start w:val="single" w:space="0" w:color="D3D3D3"/>
+                    <w:end w:val="single" w:space="0" w:color="D3D3D3"/>
+                  </w:tcBorders>
+                </w:tcPr>
+                <w:p>
+                  <w:pPr>
+                    <w:spacing w:before="0" w:after="60"/>
+                    <w:keepNext/>
+                    <w:jc w:val="end"/>
+                  </w:pPr>
+                  <w:r>
+                    <w:rPr>
+                      <w:rFonts w:ascii="Calibri" w:hAnsi="Calibri"/>
+                      <w:sz w:val="20"/>
+                    </w:rPr>
+                    <w:t xml:space="default">-0.09</w:t>
+                  </w:r>
+                </w:p>
+              </w:tc>
+              <w:tc>
+                <w:tcPr>
+                  <w:tcBorders>
+                    <w:top w:val="single" w:space="0" w:color="D3D3D3"/>
+                    <w:bottom w:val="single" w:space="0" w:color="D3D3D3"/>
+                    <w:start w:val="single" w:space="0" w:color="D3D3D3"/>
+                    <w:end w:val="single" w:space="0" w:color="D3D3D3"/>
+                  </w:tcBorders>
+                </w:tcPr>
+                <w:p>
+                  <w:pPr>
+                    <w:spacing w:before="0" w:after="60"/>
+                    <w:keepNext/>
+                    <w:jc w:val="end"/>
+                  </w:pPr>
+                  <w:r>
+                    <w:rPr>
+                      <w:rFonts w:ascii="Calibri" w:hAnsi="Calibri"/>
+                      <w:sz w:val="20"/>
+                    </w:rPr>
+                    <w:t xml:space="default">0.93</w:t>
                   </w:r>
                 </w:p>
               </w:tc>
@@ -23739,79 +23739,79 @@
                       <w:rFonts w:ascii="Calibri" w:hAnsi="Calibri"/>
                       <w:sz w:val="20"/>
                     </w:rPr>
-                    <w:t xml:space="default">-0.35</w:t>
-                  </w:r>
-                </w:p>
-              </w:tc>
-              <w:tc>
-                <w:tcPr>
-                  <w:tcBorders>
-                    <w:top w:val="single" w:space="0" w:color="D3D3D3"/>
-                    <w:bottom w:val="single" w:space="0" w:color="D3D3D3"/>
-                    <w:start w:val="single" w:space="0" w:color="D3D3D3"/>
-                    <w:end w:val="single" w:space="0" w:color="D3D3D3"/>
-                  </w:tcBorders>
-                </w:tcPr>
-                <w:p>
-                  <w:pPr>
-                    <w:spacing w:before="0" w:after="60"/>
-                    <w:keepNext/>
-                    <w:jc w:val="end"/>
-                  </w:pPr>
-                  <w:r>
-                    <w:rPr>
-                      <w:rFonts w:ascii="Calibri" w:hAnsi="Calibri"/>
-                      <w:sz w:val="20"/>
-                    </w:rPr>
-                    <w:t xml:space="default">NA</w:t>
-                  </w:r>
-                </w:p>
-              </w:tc>
-              <w:tc>
-                <w:tcPr>
-                  <w:tcBorders>
-                    <w:top w:val="single" w:space="0" w:color="D3D3D3"/>
-                    <w:bottom w:val="single" w:space="0" w:color="D3D3D3"/>
-                    <w:start w:val="single" w:space="0" w:color="D3D3D3"/>
-                    <w:end w:val="single" w:space="0" w:color="D3D3D3"/>
-                  </w:tcBorders>
-                </w:tcPr>
-                <w:p>
-                  <w:pPr>
-                    <w:spacing w:before="0" w:after="60"/>
-                    <w:keepNext/>
-                    <w:jc w:val="end"/>
-                  </w:pPr>
-                  <w:r>
-                    <w:rPr>
-                      <w:rFonts w:ascii="Calibri" w:hAnsi="Calibri"/>
-                      <w:sz w:val="20"/>
-                    </w:rPr>
-                    <w:t xml:space="default">NA</w:t>
-                  </w:r>
-                </w:p>
-              </w:tc>
-              <w:tc>
-                <w:tcPr>
-                  <w:tcBorders>
-                    <w:top w:val="single" w:space="0" w:color="D3D3D3"/>
-                    <w:bottom w:val="single" w:space="0" w:color="D3D3D3"/>
-                    <w:start w:val="single" w:space="0" w:color="D3D3D3"/>
-                    <w:end w:val="single" w:space="0" w:color="D3D3D3"/>
-                  </w:tcBorders>
-                </w:tcPr>
-                <w:p>
-                  <w:pPr>
-                    <w:spacing w:before="0" w:after="60"/>
-                    <w:keepNext/>
-                    <w:jc w:val="end"/>
-                  </w:pPr>
-                  <w:r>
-                    <w:rPr>
-                      <w:rFonts w:ascii="Calibri" w:hAnsi="Calibri"/>
-                      <w:sz w:val="20"/>
-                    </w:rPr>
-                    <w:t xml:space="default">NA</w:t>
+                    <w:t xml:space="default">-45.34</w:t>
+                  </w:r>
+                </w:p>
+              </w:tc>
+              <w:tc>
+                <w:tcPr>
+                  <w:tcBorders>
+                    <w:top w:val="single" w:space="0" w:color="D3D3D3"/>
+                    <w:bottom w:val="single" w:space="0" w:color="D3D3D3"/>
+                    <w:start w:val="single" w:space="0" w:color="D3D3D3"/>
+                    <w:end w:val="single" w:space="0" w:color="D3D3D3"/>
+                  </w:tcBorders>
+                </w:tcPr>
+                <w:p>
+                  <w:pPr>
+                    <w:spacing w:before="0" w:after="60"/>
+                    <w:keepNext/>
+                    <w:jc w:val="end"/>
+                  </w:pPr>
+                  <w:r>
+                    <w:rPr>
+                      <w:rFonts w:ascii="Calibri" w:hAnsi="Calibri"/>
+                      <w:sz w:val="20"/>
+                    </w:rPr>
+                    <w:t xml:space="default">8.61</w:t>
+                  </w:r>
+                </w:p>
+              </w:tc>
+              <w:tc>
+                <w:tcPr>
+                  <w:tcBorders>
+                    <w:top w:val="single" w:space="0" w:color="D3D3D3"/>
+                    <w:bottom w:val="single" w:space="0" w:color="D3D3D3"/>
+                    <w:start w:val="single" w:space="0" w:color="D3D3D3"/>
+                    <w:end w:val="single" w:space="0" w:color="D3D3D3"/>
+                  </w:tcBorders>
+                </w:tcPr>
+                <w:p>
+                  <w:pPr>
+                    <w:spacing w:before="0" w:after="60"/>
+                    <w:keepNext/>
+                    <w:jc w:val="end"/>
+                  </w:pPr>
+                  <w:r>
+                    <w:rPr>
+                      <w:rFonts w:ascii="Calibri" w:hAnsi="Calibri"/>
+                      <w:sz w:val="20"/>
+                    </w:rPr>
+                    <w:t xml:space="default">-5.27</w:t>
+                  </w:r>
+                </w:p>
+              </w:tc>
+              <w:tc>
+                <w:tcPr>
+                  <w:tcBorders>
+                    <w:top w:val="single" w:space="0" w:color="D3D3D3"/>
+                    <w:bottom w:val="single" w:space="0" w:color="D3D3D3"/>
+                    <w:start w:val="single" w:space="0" w:color="D3D3D3"/>
+                    <w:end w:val="single" w:space="0" w:color="D3D3D3"/>
+                  </w:tcBorders>
+                </w:tcPr>
+                <w:p>
+                  <w:pPr>
+                    <w:spacing w:before="0" w:after="60"/>
+                    <w:keepNext/>
+                    <w:jc w:val="end"/>
+                  </w:pPr>
+                  <w:r>
+                    <w:rPr>
+                      <w:rFonts w:ascii="Calibri" w:hAnsi="Calibri"/>
+                      <w:sz w:val="20"/>
+                    </w:rPr>
+                    <w:t xml:space="default">0.00</w:t>
                   </w:r>
                 </w:p>
               </w:tc>
@@ -23888,79 +23888,79 @@
                       <w:rFonts w:ascii="Calibri" w:hAnsi="Calibri"/>
                       <w:sz w:val="20"/>
                     </w:rPr>
-                    <w:t xml:space="default">0.35</w:t>
-                  </w:r>
-                </w:p>
-              </w:tc>
-              <w:tc>
-                <w:tcPr>
-                  <w:tcBorders>
-                    <w:top w:val="single" w:space="0" w:color="D3D3D3"/>
-                    <w:bottom w:val="single" w:space="0" w:color="D3D3D3"/>
-                    <w:start w:val="single" w:space="0" w:color="D3D3D3"/>
-                    <w:end w:val="single" w:space="0" w:color="D3D3D3"/>
-                  </w:tcBorders>
-                </w:tcPr>
-                <w:p>
-                  <w:pPr>
-                    <w:spacing w:before="0" w:after="60"/>
-                    <w:keepNext/>
-                    <w:jc w:val="end"/>
-                  </w:pPr>
-                  <w:r>
-                    <w:rPr>
-                      <w:rFonts w:ascii="Calibri" w:hAnsi="Calibri"/>
-                      <w:sz w:val="20"/>
-                    </w:rPr>
-                    <w:t xml:space="default">NA</w:t>
-                  </w:r>
-                </w:p>
-              </w:tc>
-              <w:tc>
-                <w:tcPr>
-                  <w:tcBorders>
-                    <w:top w:val="single" w:space="0" w:color="D3D3D3"/>
-                    <w:bottom w:val="single" w:space="0" w:color="D3D3D3"/>
-                    <w:start w:val="single" w:space="0" w:color="D3D3D3"/>
-                    <w:end w:val="single" w:space="0" w:color="D3D3D3"/>
-                  </w:tcBorders>
-                </w:tcPr>
-                <w:p>
-                  <w:pPr>
-                    <w:spacing w:before="0" w:after="60"/>
-                    <w:keepNext/>
-                    <w:jc w:val="end"/>
-                  </w:pPr>
-                  <w:r>
-                    <w:rPr>
-                      <w:rFonts w:ascii="Calibri" w:hAnsi="Calibri"/>
-                      <w:sz w:val="20"/>
-                    </w:rPr>
-                    <w:t xml:space="default">NA</w:t>
-                  </w:r>
-                </w:p>
-              </w:tc>
-              <w:tc>
-                <w:tcPr>
-                  <w:tcBorders>
-                    <w:top w:val="single" w:space="0" w:color="D3D3D3"/>
-                    <w:bottom w:val="single" w:space="0" w:color="D3D3D3"/>
-                    <w:start w:val="single" w:space="0" w:color="D3D3D3"/>
-                    <w:end w:val="single" w:space="0" w:color="D3D3D3"/>
-                  </w:tcBorders>
-                </w:tcPr>
-                <w:p>
-                  <w:pPr>
-                    <w:spacing w:before="0" w:after="60"/>
-                    <w:keepNext/>
-                    <w:jc w:val="end"/>
-                  </w:pPr>
-                  <w:r>
-                    <w:rPr>
-                      <w:rFonts w:ascii="Calibri" w:hAnsi="Calibri"/>
-                      <w:sz w:val="20"/>
-                    </w:rPr>
-                    <w:t xml:space="default">NA</w:t>
+                    <w:t xml:space="default">43.95</w:t>
+                  </w:r>
+                </w:p>
+              </w:tc>
+              <w:tc>
+                <w:tcPr>
+                  <w:tcBorders>
+                    <w:top w:val="single" w:space="0" w:color="D3D3D3"/>
+                    <w:bottom w:val="single" w:space="0" w:color="D3D3D3"/>
+                    <w:start w:val="single" w:space="0" w:color="D3D3D3"/>
+                    <w:end w:val="single" w:space="0" w:color="D3D3D3"/>
+                  </w:tcBorders>
+                </w:tcPr>
+                <w:p>
+                  <w:pPr>
+                    <w:spacing w:before="0" w:after="60"/>
+                    <w:keepNext/>
+                    <w:jc w:val="end"/>
+                  </w:pPr>
+                  <w:r>
+                    <w:rPr>
+                      <w:rFonts w:ascii="Calibri" w:hAnsi="Calibri"/>
+                      <w:sz w:val="20"/>
+                    </w:rPr>
+                    <w:t xml:space="default">12.17</w:t>
+                  </w:r>
+                </w:p>
+              </w:tc>
+              <w:tc>
+                <w:tcPr>
+                  <w:tcBorders>
+                    <w:top w:val="single" w:space="0" w:color="D3D3D3"/>
+                    <w:bottom w:val="single" w:space="0" w:color="D3D3D3"/>
+                    <w:start w:val="single" w:space="0" w:color="D3D3D3"/>
+                    <w:end w:val="single" w:space="0" w:color="D3D3D3"/>
+                  </w:tcBorders>
+                </w:tcPr>
+                <w:p>
+                  <w:pPr>
+                    <w:spacing w:before="0" w:after="60"/>
+                    <w:keepNext/>
+                    <w:jc w:val="end"/>
+                  </w:pPr>
+                  <w:r>
+                    <w:rPr>
+                      <w:rFonts w:ascii="Calibri" w:hAnsi="Calibri"/>
+                      <w:sz w:val="20"/>
+                    </w:rPr>
+                    <w:t xml:space="default">3.61</w:t>
+                  </w:r>
+                </w:p>
+              </w:tc>
+              <w:tc>
+                <w:tcPr>
+                  <w:tcBorders>
+                    <w:top w:val="single" w:space="0" w:color="D3D3D3"/>
+                    <w:bottom w:val="single" w:space="0" w:color="D3D3D3"/>
+                    <w:start w:val="single" w:space="0" w:color="D3D3D3"/>
+                    <w:end w:val="single" w:space="0" w:color="D3D3D3"/>
+                  </w:tcBorders>
+                </w:tcPr>
+                <w:p>
+                  <w:pPr>
+                    <w:spacing w:before="0" w:after="60"/>
+                    <w:keepNext/>
+                    <w:jc w:val="end"/>
+                  </w:pPr>
+                  <w:r>
+                    <w:rPr>
+                      <w:rFonts w:ascii="Calibri" w:hAnsi="Calibri"/>
+                      <w:sz w:val="20"/>
+                    </w:rPr>
+                    <w:t xml:space="default">0.00</w:t>
                   </w:r>
                 </w:p>
               </w:tc>
@@ -24037,7 +24037,7 @@
                       <w:rFonts w:ascii="Calibri" w:hAnsi="Calibri"/>
                       <w:sz w:val="20"/>
                     </w:rPr>
-                    <w:t xml:space="default">0.02</w:t>
+                    <w:t xml:space="default">4.78</w:t>
                   </w:r>
                 </w:p>
               </w:tc>
@@ -24162,31 +24162,31 @@
                       <w:rFonts w:ascii="Calibri" w:hAnsi="Calibri"/>
                       <w:sz w:val="20"/>
                     </w:rPr>
-                    <w:t xml:space="default">month</w:t>
-                  </w:r>
-                </w:p>
-              </w:tc>
-              <w:tc>
-                <w:tcPr>
-                  <w:tcBorders>
-                    <w:top w:val="single" w:space="0" w:color="D3D3D3"/>
-                    <w:bottom w:val="single" w:space="0" w:color="D3D3D3"/>
-                    <w:start w:val="single" w:space="0" w:color="D3D3D3"/>
-                    <w:end w:val="single" w:space="0" w:color="D3D3D3"/>
-                  </w:tcBorders>
-                </w:tcPr>
-                <w:p>
-                  <w:pPr>
-                    <w:spacing w:before="0" w:after="60"/>
-                    <w:keepNext/>
-                    <w:jc w:val="end"/>
-                  </w:pPr>
-                  <w:r>
-                    <w:rPr>
-                      <w:rFonts w:ascii="Calibri" w:hAnsi="Calibri"/>
-                      <w:sz w:val="20"/>
-                    </w:rPr>
-                    <w:t xml:space="default">0.00</w:t>
+                    <w:t xml:space="default">year</w:t>
+                  </w:r>
+                </w:p>
+              </w:tc>
+              <w:tc>
+                <w:tcPr>
+                  <w:tcBorders>
+                    <w:top w:val="single" w:space="0" w:color="D3D3D3"/>
+                    <w:bottom w:val="single" w:space="0" w:color="D3D3D3"/>
+                    <w:start w:val="single" w:space="0" w:color="D3D3D3"/>
+                    <w:end w:val="single" w:space="0" w:color="D3D3D3"/>
+                  </w:tcBorders>
+                </w:tcPr>
+                <w:p>
+                  <w:pPr>
+                    <w:spacing w:before="0" w:after="60"/>
+                    <w:keepNext/>
+                    <w:jc w:val="end"/>
+                  </w:pPr>
+                  <w:r>
+                    <w:rPr>
+                      <w:rFonts w:ascii="Calibri" w:hAnsi="Calibri"/>
+                      <w:sz w:val="20"/>
+                    </w:rPr>
+                    <w:t xml:space="default">5.17</w:t>
                   </w:r>
                 </w:p>
               </w:tc>
@@ -24270,27 +24270,144 @@
               <w:tc>
                 <w:tcPr>
                   <w:tcBorders>
-                    <w:top w:val="single" w:sz="16" w:space="0" w:color="D3D3D3"/>
-                    <w:bottom w:val="single" w:sz="16" w:space="0" w:color="D3D3D3"/>
-                    <w:start w:val="single" w:space="0" w:color="D3D3D3"/>
-                    <w:end w:val="single" w:space="0" w:color="D3D3D3"/>
-                  </w:tcBorders>
-                  <w:tcMar>
-                    <w:top w:w="25" w:type="dxa"/>
-                  </w:tcMar>
-                  <w:gridSpan w:val="6"/>
-                </w:tcPr>
-                <w:p>
-                  <w:pPr>
-                    <w:spacing w:before="0" w:after="60"/>
-                    <w:keepNext/>
-                  </w:pPr>
-                  <w:r>
-                    <w:rPr>
-                      <w:rFonts w:ascii="Calibri" w:hAnsi="Calibri"/>
-                      <w:sz w:val="20"/>
-                    </w:rPr>
-                    <w:t xml:space="default">forb bites/h</w:t>
+                    <w:top w:val="single" w:space="0" w:color="D3D3D3"/>
+                    <w:bottom w:val="single" w:space="0" w:color="D3D3D3"/>
+                    <w:start w:val="single" w:space="0" w:color="D3D3D3"/>
+                    <w:end w:val="single" w:space="0" w:color="D3D3D3"/>
+                  </w:tcBorders>
+                </w:tcPr>
+                <w:p>
+                  <w:pPr>
+                    <w:spacing w:before="0" w:after="60"/>
+                    <w:keepNext/>
+                    <w:jc w:val="start"/>
+                  </w:pPr>
+                  <w:r>
+                    <w:rPr>
+                      <w:rFonts w:ascii="Calibri" w:hAnsi="Calibri"/>
+                      <w:sz w:val="20"/>
+                    </w:rPr>
+                    <w:t xml:space="default">random</w:t>
+                  </w:r>
+                </w:p>
+              </w:tc>
+              <w:tc>
+                <w:tcPr>
+                  <w:tcBorders>
+                    <w:top w:val="single" w:space="0" w:color="D3D3D3"/>
+                    <w:bottom w:val="single" w:space="0" w:color="D3D3D3"/>
+                    <w:start w:val="single" w:space="0" w:color="D3D3D3"/>
+                    <w:end w:val="single" w:space="0" w:color="D3D3D3"/>
+                  </w:tcBorders>
+                </w:tcPr>
+                <w:p>
+                  <w:pPr>
+                    <w:spacing w:before="0" w:after="60"/>
+                    <w:keepNext/>
+                    <w:jc w:val="start"/>
+                  </w:pPr>
+                  <w:r>
+                    <w:rPr>
+                      <w:rFonts w:ascii="Calibri" w:hAnsi="Calibri"/>
+                      <w:sz w:val="20"/>
+                    </w:rPr>
+                    <w:t xml:space="default">month</w:t>
+                  </w:r>
+                </w:p>
+              </w:tc>
+              <w:tc>
+                <w:tcPr>
+                  <w:tcBorders>
+                    <w:top w:val="single" w:space="0" w:color="D3D3D3"/>
+                    <w:bottom w:val="single" w:space="0" w:color="D3D3D3"/>
+                    <w:start w:val="single" w:space="0" w:color="D3D3D3"/>
+                    <w:end w:val="single" w:space="0" w:color="D3D3D3"/>
+                  </w:tcBorders>
+                </w:tcPr>
+                <w:p>
+                  <w:pPr>
+                    <w:spacing w:before="0" w:after="60"/>
+                    <w:keepNext/>
+                    <w:jc w:val="end"/>
+                  </w:pPr>
+                  <w:r>
+                    <w:rPr>
+                      <w:rFonts w:ascii="Calibri" w:hAnsi="Calibri"/>
+                      <w:sz w:val="20"/>
+                    </w:rPr>
+                    <w:t xml:space="default">0.00</w:t>
+                  </w:r>
+                </w:p>
+              </w:tc>
+              <w:tc>
+                <w:tcPr>
+                  <w:tcBorders>
+                    <w:top w:val="single" w:space="0" w:color="D3D3D3"/>
+                    <w:bottom w:val="single" w:space="0" w:color="D3D3D3"/>
+                    <w:start w:val="single" w:space="0" w:color="D3D3D3"/>
+                    <w:end w:val="single" w:space="0" w:color="D3D3D3"/>
+                  </w:tcBorders>
+                </w:tcPr>
+                <w:p>
+                  <w:pPr>
+                    <w:spacing w:before="0" w:after="60"/>
+                    <w:keepNext/>
+                    <w:jc w:val="end"/>
+                  </w:pPr>
+                  <w:r>
+                    <w:rPr>
+                      <w:rFonts w:ascii="Calibri" w:hAnsi="Calibri"/>
+                      <w:sz w:val="20"/>
+                    </w:rPr>
+                    <w:t xml:space="default">NA</w:t>
+                  </w:r>
+                </w:p>
+              </w:tc>
+              <w:tc>
+                <w:tcPr>
+                  <w:tcBorders>
+                    <w:top w:val="single" w:space="0" w:color="D3D3D3"/>
+                    <w:bottom w:val="single" w:space="0" w:color="D3D3D3"/>
+                    <w:start w:val="single" w:space="0" w:color="D3D3D3"/>
+                    <w:end w:val="single" w:space="0" w:color="D3D3D3"/>
+                  </w:tcBorders>
+                </w:tcPr>
+                <w:p>
+                  <w:pPr>
+                    <w:spacing w:before="0" w:after="60"/>
+                    <w:keepNext/>
+                    <w:jc w:val="end"/>
+                  </w:pPr>
+                  <w:r>
+                    <w:rPr>
+                      <w:rFonts w:ascii="Calibri" w:hAnsi="Calibri"/>
+                      <w:sz w:val="20"/>
+                    </w:rPr>
+                    <w:t xml:space="default">NA</w:t>
+                  </w:r>
+                </w:p>
+              </w:tc>
+              <w:tc>
+                <w:tcPr>
+                  <w:tcBorders>
+                    <w:top w:val="single" w:space="0" w:color="D3D3D3"/>
+                    <w:bottom w:val="single" w:space="0" w:color="D3D3D3"/>
+                    <w:start w:val="single" w:space="0" w:color="D3D3D3"/>
+                    <w:end w:val="single" w:space="0" w:color="D3D3D3"/>
+                  </w:tcBorders>
+                </w:tcPr>
+                <w:p>
+                  <w:pPr>
+                    <w:spacing w:before="0" w:after="60"/>
+                    <w:keepNext/>
+                    <w:jc w:val="end"/>
+                  </w:pPr>
+                  <w:r>
+                    <w:rPr>
+                      <w:rFonts w:ascii="Calibri" w:hAnsi="Calibri"/>
+                      <w:sz w:val="20"/>
+                    </w:rPr>
+                    <w:t xml:space="default">NA</w:t>
                   </w:r>
                 </w:p>
               </w:tc>
@@ -24319,127 +24436,127 @@
                       <w:rFonts w:ascii="Calibri" w:hAnsi="Calibri"/>
                       <w:sz w:val="20"/>
                     </w:rPr>
-                    <w:t xml:space="default">fixed</w:t>
-                  </w:r>
-                </w:p>
-              </w:tc>
-              <w:tc>
-                <w:tcPr>
-                  <w:tcBorders>
-                    <w:top w:val="single" w:space="0" w:color="D3D3D3"/>
-                    <w:bottom w:val="single" w:space="0" w:color="D3D3D3"/>
-                    <w:start w:val="single" w:space="0" w:color="D3D3D3"/>
-                    <w:end w:val="single" w:space="0" w:color="D3D3D3"/>
-                  </w:tcBorders>
-                </w:tcPr>
-                <w:p>
-                  <w:pPr>
-                    <w:spacing w:before="0" w:after="60"/>
-                    <w:keepNext/>
-                    <w:jc w:val="start"/>
-                  </w:pPr>
-                  <w:r>
-                    <w:rPr>
-                      <w:rFonts w:ascii="Calibri" w:hAnsi="Calibri"/>
-                      <w:sz w:val="20"/>
-                    </w:rPr>
-                    <w:t xml:space="default">(Intercept)</w:t>
-                  </w:r>
-                </w:p>
-              </w:tc>
-              <w:tc>
-                <w:tcPr>
-                  <w:tcBorders>
-                    <w:top w:val="single" w:space="0" w:color="D3D3D3"/>
-                    <w:bottom w:val="single" w:space="0" w:color="D3D3D3"/>
-                    <w:start w:val="single" w:space="0" w:color="D3D3D3"/>
-                    <w:end w:val="single" w:space="0" w:color="D3D3D3"/>
-                  </w:tcBorders>
-                </w:tcPr>
-                <w:p>
-                  <w:pPr>
-                    <w:spacing w:before="0" w:after="60"/>
-                    <w:keepNext/>
-                    <w:jc w:val="end"/>
-                  </w:pPr>
-                  <w:r>
-                    <w:rPr>
-                      <w:rFonts w:ascii="Calibri" w:hAnsi="Calibri"/>
-                      <w:sz w:val="20"/>
-                    </w:rPr>
-                    <w:t xml:space="default">81.22</w:t>
-                  </w:r>
-                </w:p>
-              </w:tc>
-              <w:tc>
-                <w:tcPr>
-                  <w:tcBorders>
-                    <w:top w:val="single" w:space="0" w:color="D3D3D3"/>
-                    <w:bottom w:val="single" w:space="0" w:color="D3D3D3"/>
-                    <w:start w:val="single" w:space="0" w:color="D3D3D3"/>
-                    <w:end w:val="single" w:space="0" w:color="D3D3D3"/>
-                  </w:tcBorders>
-                </w:tcPr>
-                <w:p>
-                  <w:pPr>
-                    <w:spacing w:before="0" w:after="60"/>
-                    <w:keepNext/>
-                    <w:jc w:val="end"/>
-                  </w:pPr>
-                  <w:r>
-                    <w:rPr>
-                      <w:rFonts w:ascii="Calibri" w:hAnsi="Calibri"/>
-                      <w:sz w:val="20"/>
-                    </w:rPr>
-                    <w:t xml:space="default">5.81</w:t>
-                  </w:r>
-                </w:p>
-              </w:tc>
-              <w:tc>
-                <w:tcPr>
-                  <w:tcBorders>
-                    <w:top w:val="single" w:space="0" w:color="D3D3D3"/>
-                    <w:bottom w:val="single" w:space="0" w:color="D3D3D3"/>
-                    <w:start w:val="single" w:space="0" w:color="D3D3D3"/>
-                    <w:end w:val="single" w:space="0" w:color="D3D3D3"/>
-                  </w:tcBorders>
-                </w:tcPr>
-                <w:p>
-                  <w:pPr>
-                    <w:spacing w:before="0" w:after="60"/>
-                    <w:keepNext/>
-                    <w:jc w:val="end"/>
-                  </w:pPr>
-                  <w:r>
-                    <w:rPr>
-                      <w:rFonts w:ascii="Calibri" w:hAnsi="Calibri"/>
-                      <w:sz w:val="20"/>
-                    </w:rPr>
-                    <w:t xml:space="default">13.98</w:t>
-                  </w:r>
-                </w:p>
-              </w:tc>
-              <w:tc>
-                <w:tcPr>
-                  <w:tcBorders>
-                    <w:top w:val="single" w:space="0" w:color="D3D3D3"/>
-                    <w:bottom w:val="single" w:space="0" w:color="D3D3D3"/>
-                    <w:start w:val="single" w:space="0" w:color="D3D3D3"/>
-                    <w:end w:val="single" w:space="0" w:color="D3D3D3"/>
-                  </w:tcBorders>
-                </w:tcPr>
-                <w:p>
-                  <w:pPr>
-                    <w:spacing w:before="0" w:after="60"/>
-                    <w:keepNext/>
-                    <w:jc w:val="end"/>
-                  </w:pPr>
-                  <w:r>
-                    <w:rPr>
-                      <w:rFonts w:ascii="Calibri" w:hAnsi="Calibri"/>
-                      <w:sz w:val="20"/>
-                    </w:rPr>
-                    <w:t xml:space="default">0.00</w:t>
+                    <w:t xml:space="default">random</w:t>
+                  </w:r>
+                </w:p>
+              </w:tc>
+              <w:tc>
+                <w:tcPr>
+                  <w:tcBorders>
+                    <w:top w:val="single" w:space="0" w:color="D3D3D3"/>
+                    <w:bottom w:val="single" w:space="0" w:color="D3D3D3"/>
+                    <w:start w:val="single" w:space="0" w:color="D3D3D3"/>
+                    <w:end w:val="single" w:space="0" w:color="D3D3D3"/>
+                  </w:tcBorders>
+                </w:tcPr>
+                <w:p>
+                  <w:pPr>
+                    <w:spacing w:before="0" w:after="60"/>
+                    <w:keepNext/>
+                    <w:jc w:val="start"/>
+                  </w:pPr>
+                  <w:r>
+                    <w:rPr>
+                      <w:rFonts w:ascii="Calibri" w:hAnsi="Calibri"/>
+                      <w:sz w:val="20"/>
+                    </w:rPr>
+                    <w:t xml:space="default">Residual</w:t>
+                  </w:r>
+                </w:p>
+              </w:tc>
+              <w:tc>
+                <w:tcPr>
+                  <w:tcBorders>
+                    <w:top w:val="single" w:space="0" w:color="D3D3D3"/>
+                    <w:bottom w:val="single" w:space="0" w:color="D3D3D3"/>
+                    <w:start w:val="single" w:space="0" w:color="D3D3D3"/>
+                    <w:end w:val="single" w:space="0" w:color="D3D3D3"/>
+                  </w:tcBorders>
+                </w:tcPr>
+                <w:p>
+                  <w:pPr>
+                    <w:spacing w:before="0" w:after="60"/>
+                    <w:keepNext/>
+                    <w:jc w:val="end"/>
+                  </w:pPr>
+                  <w:r>
+                    <w:rPr>
+                      <w:rFonts w:ascii="Calibri" w:hAnsi="Calibri"/>
+                      <w:sz w:val="20"/>
+                    </w:rPr>
+                    <w:t xml:space="default">42.16</w:t>
+                  </w:r>
+                </w:p>
+              </w:tc>
+              <w:tc>
+                <w:tcPr>
+                  <w:tcBorders>
+                    <w:top w:val="single" w:space="0" w:color="D3D3D3"/>
+                    <w:bottom w:val="single" w:space="0" w:color="D3D3D3"/>
+                    <w:start w:val="single" w:space="0" w:color="D3D3D3"/>
+                    <w:end w:val="single" w:space="0" w:color="D3D3D3"/>
+                  </w:tcBorders>
+                </w:tcPr>
+                <w:p>
+                  <w:pPr>
+                    <w:spacing w:before="0" w:after="60"/>
+                    <w:keepNext/>
+                    <w:jc w:val="end"/>
+                  </w:pPr>
+                  <w:r>
+                    <w:rPr>
+                      <w:rFonts w:ascii="Calibri" w:hAnsi="Calibri"/>
+                      <w:sz w:val="20"/>
+                    </w:rPr>
+                    <w:t xml:space="default">NA</w:t>
+                  </w:r>
+                </w:p>
+              </w:tc>
+              <w:tc>
+                <w:tcPr>
+                  <w:tcBorders>
+                    <w:top w:val="single" w:space="0" w:color="D3D3D3"/>
+                    <w:bottom w:val="single" w:space="0" w:color="D3D3D3"/>
+                    <w:start w:val="single" w:space="0" w:color="D3D3D3"/>
+                    <w:end w:val="single" w:space="0" w:color="D3D3D3"/>
+                  </w:tcBorders>
+                </w:tcPr>
+                <w:p>
+                  <w:pPr>
+                    <w:spacing w:before="0" w:after="60"/>
+                    <w:keepNext/>
+                    <w:jc w:val="end"/>
+                  </w:pPr>
+                  <w:r>
+                    <w:rPr>
+                      <w:rFonts w:ascii="Calibri" w:hAnsi="Calibri"/>
+                      <w:sz w:val="20"/>
+                    </w:rPr>
+                    <w:t xml:space="default">NA</w:t>
+                  </w:r>
+                </w:p>
+              </w:tc>
+              <w:tc>
+                <w:tcPr>
+                  <w:tcBorders>
+                    <w:top w:val="single" w:space="0" w:color="D3D3D3"/>
+                    <w:bottom w:val="single" w:space="0" w:color="D3D3D3"/>
+                    <w:start w:val="single" w:space="0" w:color="D3D3D3"/>
+                    <w:end w:val="single" w:space="0" w:color="D3D3D3"/>
+                  </w:tcBorders>
+                </w:tcPr>
+                <w:p>
+                  <w:pPr>
+                    <w:spacing w:before="0" w:after="60"/>
+                    <w:keepNext/>
+                    <w:jc w:val="end"/>
+                  </w:pPr>
+                  <w:r>
+                    <w:rPr>
+                      <w:rFonts w:ascii="Calibri" w:hAnsi="Calibri"/>
+                      <w:sz w:val="20"/>
+                    </w:rPr>
+                    <w:t xml:space="default">NA</w:t>
                   </w:r>
                 </w:p>
               </w:tc>
@@ -24451,144 +24568,27 @@
               <w:tc>
                 <w:tcPr>
                   <w:tcBorders>
-                    <w:top w:val="single" w:space="0" w:color="D3D3D3"/>
-                    <w:bottom w:val="single" w:space="0" w:color="D3D3D3"/>
-                    <w:start w:val="single" w:space="0" w:color="D3D3D3"/>
-                    <w:end w:val="single" w:space="0" w:color="D3D3D3"/>
-                  </w:tcBorders>
-                </w:tcPr>
-                <w:p>
-                  <w:pPr>
-                    <w:spacing w:before="0" w:after="60"/>
-                    <w:keepNext/>
-                    <w:jc w:val="start"/>
-                  </w:pPr>
-                  <w:r>
-                    <w:rPr>
-                      <w:rFonts w:ascii="Calibri" w:hAnsi="Calibri"/>
-                      <w:sz w:val="20"/>
-                    </w:rPr>
-                    <w:t xml:space="default">fixed</w:t>
-                  </w:r>
-                </w:p>
-              </w:tc>
-              <w:tc>
-                <w:tcPr>
-                  <w:tcBorders>
-                    <w:top w:val="single" w:space="0" w:color="D3D3D3"/>
-                    <w:bottom w:val="single" w:space="0" w:color="D3D3D3"/>
-                    <w:start w:val="single" w:space="0" w:color="D3D3D3"/>
-                    <w:end w:val="single" w:space="0" w:color="D3D3D3"/>
-                  </w:tcBorders>
-                </w:tcPr>
-                <w:p>
-                  <w:pPr>
-                    <w:spacing w:before="0" w:after="60"/>
-                    <w:keepNext/>
-                    <w:jc w:val="start"/>
-                  </w:pPr>
-                  <w:r>
-                    <w:rPr>
-                      <w:rFonts w:ascii="Calibri" w:hAnsi="Calibri"/>
-                      <w:sz w:val="20"/>
-                    </w:rPr>
-                    <w:t xml:space="default">pika</w:t>
-                  </w:r>
-                </w:p>
-              </w:tc>
-              <w:tc>
-                <w:tcPr>
-                  <w:tcBorders>
-                    <w:top w:val="single" w:space="0" w:color="D3D3D3"/>
-                    <w:bottom w:val="single" w:space="0" w:color="D3D3D3"/>
-                    <w:start w:val="single" w:space="0" w:color="D3D3D3"/>
-                    <w:end w:val="single" w:space="0" w:color="D3D3D3"/>
-                  </w:tcBorders>
-                </w:tcPr>
-                <w:p>
-                  <w:pPr>
-                    <w:spacing w:before="0" w:after="60"/>
-                    <w:keepNext/>
-                    <w:jc w:val="end"/>
-                  </w:pPr>
-                  <w:r>
-                    <w:rPr>
-                      <w:rFonts w:ascii="Calibri" w:hAnsi="Calibri"/>
-                      <w:sz w:val="20"/>
-                    </w:rPr>
-                    <w:t xml:space="default">6.20</w:t>
-                  </w:r>
-                </w:p>
-              </w:tc>
-              <w:tc>
-                <w:tcPr>
-                  <w:tcBorders>
-                    <w:top w:val="single" w:space="0" w:color="D3D3D3"/>
-                    <w:bottom w:val="single" w:space="0" w:color="D3D3D3"/>
-                    <w:start w:val="single" w:space="0" w:color="D3D3D3"/>
-                    <w:end w:val="single" w:space="0" w:color="D3D3D3"/>
-                  </w:tcBorders>
-                </w:tcPr>
-                <w:p>
-                  <w:pPr>
-                    <w:spacing w:before="0" w:after="60"/>
-                    <w:keepNext/>
-                    <w:jc w:val="end"/>
-                  </w:pPr>
-                  <w:r>
-                    <w:rPr>
-                      <w:rFonts w:ascii="Calibri" w:hAnsi="Calibri"/>
-                      <w:sz w:val="20"/>
-                    </w:rPr>
-                    <w:t xml:space="default">6.05</w:t>
-                  </w:r>
-                </w:p>
-              </w:tc>
-              <w:tc>
-                <w:tcPr>
-                  <w:tcBorders>
-                    <w:top w:val="single" w:space="0" w:color="D3D3D3"/>
-                    <w:bottom w:val="single" w:space="0" w:color="D3D3D3"/>
-                    <w:start w:val="single" w:space="0" w:color="D3D3D3"/>
-                    <w:end w:val="single" w:space="0" w:color="D3D3D3"/>
-                  </w:tcBorders>
-                </w:tcPr>
-                <w:p>
-                  <w:pPr>
-                    <w:spacing w:before="0" w:after="60"/>
-                    <w:keepNext/>
-                    <w:jc w:val="end"/>
-                  </w:pPr>
-                  <w:r>
-                    <w:rPr>
-                      <w:rFonts w:ascii="Calibri" w:hAnsi="Calibri"/>
-                      <w:sz w:val="20"/>
-                    </w:rPr>
-                    <w:t xml:space="default">1.02</w:t>
-                  </w:r>
-                </w:p>
-              </w:tc>
-              <w:tc>
-                <w:tcPr>
-                  <w:tcBorders>
-                    <w:top w:val="single" w:space="0" w:color="D3D3D3"/>
-                    <w:bottom w:val="single" w:space="0" w:color="D3D3D3"/>
-                    <w:start w:val="single" w:space="0" w:color="D3D3D3"/>
-                    <w:end w:val="single" w:space="0" w:color="D3D3D3"/>
-                  </w:tcBorders>
-                </w:tcPr>
-                <w:p>
-                  <w:pPr>
-                    <w:spacing w:before="0" w:after="60"/>
-                    <w:keepNext/>
-                    <w:jc w:val="end"/>
-                  </w:pPr>
-                  <w:r>
-                    <w:rPr>
-                      <w:rFonts w:ascii="Calibri" w:hAnsi="Calibri"/>
-                      <w:sz w:val="20"/>
-                    </w:rPr>
-                    <w:t xml:space="default">0.31</w:t>
+                    <w:top w:val="single" w:sz="16" w:space="0" w:color="D3D3D3"/>
+                    <w:bottom w:val="single" w:sz="16" w:space="0" w:color="D3D3D3"/>
+                    <w:start w:val="single" w:space="0" w:color="D3D3D3"/>
+                    <w:end w:val="single" w:space="0" w:color="D3D3D3"/>
+                  </w:tcBorders>
+                  <w:tcMar>
+                    <w:top w:w="25" w:type="dxa"/>
+                  </w:tcMar>
+                  <w:gridSpan w:val="6"/>
+                </w:tcPr>
+                <w:p>
+                  <w:pPr>
+                    <w:spacing w:before="0" w:after="60"/>
+                    <w:keepNext/>
+                  </w:pPr>
+                  <w:r>
+                    <w:rPr>
+                      <w:rFonts w:ascii="Calibri" w:hAnsi="Calibri"/>
+                      <w:sz w:val="20"/>
+                    </w:rPr>
+                    <w:t xml:space="default">forb bites/h</w:t>
                   </w:r>
                 </w:p>
               </w:tc>
@@ -24641,103 +24641,103 @@
                       <w:rFonts w:ascii="Calibri" w:hAnsi="Calibri"/>
                       <w:sz w:val="20"/>
                     </w:rPr>
-                    <w:t xml:space="default">S. chamaejasme</w:t>
-                  </w:r>
-                </w:p>
-              </w:tc>
-              <w:tc>
-                <w:tcPr>
-                  <w:tcBorders>
-                    <w:top w:val="single" w:space="0" w:color="D3D3D3"/>
-                    <w:bottom w:val="single" w:space="0" w:color="D3D3D3"/>
-                    <w:start w:val="single" w:space="0" w:color="D3D3D3"/>
-                    <w:end w:val="single" w:space="0" w:color="D3D3D3"/>
-                  </w:tcBorders>
-                </w:tcPr>
-                <w:p>
-                  <w:pPr>
-                    <w:spacing w:before="0" w:after="60"/>
-                    <w:keepNext/>
-                    <w:jc w:val="end"/>
-                  </w:pPr>
-                  <w:r>
-                    <w:rPr>
-                      <w:rFonts w:ascii="Calibri" w:hAnsi="Calibri"/>
-                      <w:sz w:val="20"/>
-                    </w:rPr>
-                    <w:t xml:space="default">11.36</w:t>
-                  </w:r>
-                </w:p>
-              </w:tc>
-              <w:tc>
-                <w:tcPr>
-                  <w:tcBorders>
-                    <w:top w:val="single" w:space="0" w:color="D3D3D3"/>
-                    <w:bottom w:val="single" w:space="0" w:color="D3D3D3"/>
-                    <w:start w:val="single" w:space="0" w:color="D3D3D3"/>
-                    <w:end w:val="single" w:space="0" w:color="D3D3D3"/>
-                  </w:tcBorders>
-                </w:tcPr>
-                <w:p>
-                  <w:pPr>
-                    <w:spacing w:before="0" w:after="60"/>
-                    <w:keepNext/>
-                    <w:jc w:val="end"/>
-                  </w:pPr>
-                  <w:r>
-                    <w:rPr>
-                      <w:rFonts w:ascii="Calibri" w:hAnsi="Calibri"/>
-                      <w:sz w:val="20"/>
-                    </w:rPr>
-                    <w:t xml:space="default">6.05</w:t>
-                  </w:r>
-                </w:p>
-              </w:tc>
-              <w:tc>
-                <w:tcPr>
-                  <w:tcBorders>
-                    <w:top w:val="single" w:space="0" w:color="D3D3D3"/>
-                    <w:bottom w:val="single" w:space="0" w:color="D3D3D3"/>
-                    <w:start w:val="single" w:space="0" w:color="D3D3D3"/>
-                    <w:end w:val="single" w:space="0" w:color="D3D3D3"/>
-                  </w:tcBorders>
-                </w:tcPr>
-                <w:p>
-                  <w:pPr>
-                    <w:spacing w:before="0" w:after="60"/>
-                    <w:keepNext/>
-                    <w:jc w:val="end"/>
-                  </w:pPr>
-                  <w:r>
-                    <w:rPr>
-                      <w:rFonts w:ascii="Calibri" w:hAnsi="Calibri"/>
-                      <w:sz w:val="20"/>
-                    </w:rPr>
-                    <w:t xml:space="default">1.88</w:t>
-                  </w:r>
-                </w:p>
-              </w:tc>
-              <w:tc>
-                <w:tcPr>
-                  <w:tcBorders>
-                    <w:top w:val="single" w:space="0" w:color="D3D3D3"/>
-                    <w:bottom w:val="single" w:space="0" w:color="D3D3D3"/>
-                    <w:start w:val="single" w:space="0" w:color="D3D3D3"/>
-                    <w:end w:val="single" w:space="0" w:color="D3D3D3"/>
-                  </w:tcBorders>
-                </w:tcPr>
-                <w:p>
-                  <w:pPr>
-                    <w:spacing w:before="0" w:after="60"/>
-                    <w:keepNext/>
-                    <w:jc w:val="end"/>
-                  </w:pPr>
-                  <w:r>
-                    <w:rPr>
-                      <w:rFonts w:ascii="Calibri" w:hAnsi="Calibri"/>
-                      <w:sz w:val="20"/>
-                    </w:rPr>
-                    <w:t xml:space="default">0.06</w:t>
+                    <w:t xml:space="default">(Intercept)</w:t>
+                  </w:r>
+                </w:p>
+              </w:tc>
+              <w:tc>
+                <w:tcPr>
+                  <w:tcBorders>
+                    <w:top w:val="single" w:space="0" w:color="D3D3D3"/>
+                    <w:bottom w:val="single" w:space="0" w:color="D3D3D3"/>
+                    <w:start w:val="single" w:space="0" w:color="D3D3D3"/>
+                    <w:end w:val="single" w:space="0" w:color="D3D3D3"/>
+                  </w:tcBorders>
+                </w:tcPr>
+                <w:p>
+                  <w:pPr>
+                    <w:spacing w:before="0" w:after="60"/>
+                    <w:keepNext/>
+                    <w:jc w:val="end"/>
+                  </w:pPr>
+                  <w:r>
+                    <w:rPr>
+                      <w:rFonts w:ascii="Calibri" w:hAnsi="Calibri"/>
+                      <w:sz w:val="20"/>
+                    </w:rPr>
+                    <w:t xml:space="default">81.22</w:t>
+                  </w:r>
+                </w:p>
+              </w:tc>
+              <w:tc>
+                <w:tcPr>
+                  <w:tcBorders>
+                    <w:top w:val="single" w:space="0" w:color="D3D3D3"/>
+                    <w:bottom w:val="single" w:space="0" w:color="D3D3D3"/>
+                    <w:start w:val="single" w:space="0" w:color="D3D3D3"/>
+                    <w:end w:val="single" w:space="0" w:color="D3D3D3"/>
+                  </w:tcBorders>
+                </w:tcPr>
+                <w:p>
+                  <w:pPr>
+                    <w:spacing w:before="0" w:after="60"/>
+                    <w:keepNext/>
+                    <w:jc w:val="end"/>
+                  </w:pPr>
+                  <w:r>
+                    <w:rPr>
+                      <w:rFonts w:ascii="Calibri" w:hAnsi="Calibri"/>
+                      <w:sz w:val="20"/>
+                    </w:rPr>
+                    <w:t xml:space="default">5.81</w:t>
+                  </w:r>
+                </w:p>
+              </w:tc>
+              <w:tc>
+                <w:tcPr>
+                  <w:tcBorders>
+                    <w:top w:val="single" w:space="0" w:color="D3D3D3"/>
+                    <w:bottom w:val="single" w:space="0" w:color="D3D3D3"/>
+                    <w:start w:val="single" w:space="0" w:color="D3D3D3"/>
+                    <w:end w:val="single" w:space="0" w:color="D3D3D3"/>
+                  </w:tcBorders>
+                </w:tcPr>
+                <w:p>
+                  <w:pPr>
+                    <w:spacing w:before="0" w:after="60"/>
+                    <w:keepNext/>
+                    <w:jc w:val="end"/>
+                  </w:pPr>
+                  <w:r>
+                    <w:rPr>
+                      <w:rFonts w:ascii="Calibri" w:hAnsi="Calibri"/>
+                      <w:sz w:val="20"/>
+                    </w:rPr>
+                    <w:t xml:space="default">13.98</w:t>
+                  </w:r>
+                </w:p>
+              </w:tc>
+              <w:tc>
+                <w:tcPr>
+                  <w:tcBorders>
+                    <w:top w:val="single" w:space="0" w:color="D3D3D3"/>
+                    <w:bottom w:val="single" w:space="0" w:color="D3D3D3"/>
+                    <w:start w:val="single" w:space="0" w:color="D3D3D3"/>
+                    <w:end w:val="single" w:space="0" w:color="D3D3D3"/>
+                  </w:tcBorders>
+                </w:tcPr>
+                <w:p>
+                  <w:pPr>
+                    <w:spacing w:before="0" w:after="60"/>
+                    <w:keepNext/>
+                    <w:jc w:val="end"/>
+                  </w:pPr>
+                  <w:r>
+                    <w:rPr>
+                      <w:rFonts w:ascii="Calibri" w:hAnsi="Calibri"/>
+                      <w:sz w:val="20"/>
+                    </w:rPr>
+                    <w:t xml:space="default">0.00</w:t>
                   </w:r>
                 </w:p>
               </w:tc>
@@ -24790,103 +24790,103 @@
                       <w:rFonts w:ascii="Calibri" w:hAnsi="Calibri"/>
                       <w:sz w:val="20"/>
                     </w:rPr>
-                    <w:t xml:space="default">pika:S. chamaejasme</w:t>
-                  </w:r>
-                </w:p>
-              </w:tc>
-              <w:tc>
-                <w:tcPr>
-                  <w:tcBorders>
-                    <w:top w:val="single" w:space="0" w:color="D3D3D3"/>
-                    <w:bottom w:val="single" w:space="0" w:color="D3D3D3"/>
-                    <w:start w:val="single" w:space="0" w:color="D3D3D3"/>
-                    <w:end w:val="single" w:space="0" w:color="D3D3D3"/>
-                  </w:tcBorders>
-                </w:tcPr>
-                <w:p>
-                  <w:pPr>
-                    <w:spacing w:before="0" w:after="60"/>
-                    <w:keepNext/>
-                    <w:jc w:val="end"/>
-                  </w:pPr>
-                  <w:r>
-                    <w:rPr>
-                      <w:rFonts w:ascii="Calibri" w:hAnsi="Calibri"/>
-                      <w:sz w:val="20"/>
-                    </w:rPr>
-                    <w:t xml:space="default">-3.25</w:t>
-                  </w:r>
-                </w:p>
-              </w:tc>
-              <w:tc>
-                <w:tcPr>
-                  <w:tcBorders>
-                    <w:top w:val="single" w:space="0" w:color="D3D3D3"/>
-                    <w:bottom w:val="single" w:space="0" w:color="D3D3D3"/>
-                    <w:start w:val="single" w:space="0" w:color="D3D3D3"/>
-                    <w:end w:val="single" w:space="0" w:color="D3D3D3"/>
-                  </w:tcBorders>
-                </w:tcPr>
-                <w:p>
-                  <w:pPr>
-                    <w:spacing w:before="0" w:after="60"/>
-                    <w:keepNext/>
-                    <w:jc w:val="end"/>
-                  </w:pPr>
-                  <w:r>
-                    <w:rPr>
-                      <w:rFonts w:ascii="Calibri" w:hAnsi="Calibri"/>
-                      <w:sz w:val="20"/>
-                    </w:rPr>
-                    <w:t xml:space="default">8.56</w:t>
-                  </w:r>
-                </w:p>
-              </w:tc>
-              <w:tc>
-                <w:tcPr>
-                  <w:tcBorders>
-                    <w:top w:val="single" w:space="0" w:color="D3D3D3"/>
-                    <w:bottom w:val="single" w:space="0" w:color="D3D3D3"/>
-                    <w:start w:val="single" w:space="0" w:color="D3D3D3"/>
-                    <w:end w:val="single" w:space="0" w:color="D3D3D3"/>
-                  </w:tcBorders>
-                </w:tcPr>
-                <w:p>
-                  <w:pPr>
-                    <w:spacing w:before="0" w:after="60"/>
-                    <w:keepNext/>
-                    <w:jc w:val="end"/>
-                  </w:pPr>
-                  <w:r>
-                    <w:rPr>
-                      <w:rFonts w:ascii="Calibri" w:hAnsi="Calibri"/>
-                      <w:sz w:val="20"/>
-                    </w:rPr>
-                    <w:t xml:space="default">-0.38</w:t>
-                  </w:r>
-                </w:p>
-              </w:tc>
-              <w:tc>
-                <w:tcPr>
-                  <w:tcBorders>
-                    <w:top w:val="single" w:space="0" w:color="D3D3D3"/>
-                    <w:bottom w:val="single" w:space="0" w:color="D3D3D3"/>
-                    <w:start w:val="single" w:space="0" w:color="D3D3D3"/>
-                    <w:end w:val="single" w:space="0" w:color="D3D3D3"/>
-                  </w:tcBorders>
-                </w:tcPr>
-                <w:p>
-                  <w:pPr>
-                    <w:spacing w:before="0" w:after="60"/>
-                    <w:keepNext/>
-                    <w:jc w:val="end"/>
-                  </w:pPr>
-                  <w:r>
-                    <w:rPr>
-                      <w:rFonts w:ascii="Calibri" w:hAnsi="Calibri"/>
-                      <w:sz w:val="20"/>
-                    </w:rPr>
-                    <w:t xml:space="default">0.70</w:t>
+                    <w:t xml:space="default">pika</w:t>
+                  </w:r>
+                </w:p>
+              </w:tc>
+              <w:tc>
+                <w:tcPr>
+                  <w:tcBorders>
+                    <w:top w:val="single" w:space="0" w:color="D3D3D3"/>
+                    <w:bottom w:val="single" w:space="0" w:color="D3D3D3"/>
+                    <w:start w:val="single" w:space="0" w:color="D3D3D3"/>
+                    <w:end w:val="single" w:space="0" w:color="D3D3D3"/>
+                  </w:tcBorders>
+                </w:tcPr>
+                <w:p>
+                  <w:pPr>
+                    <w:spacing w:before="0" w:after="60"/>
+                    <w:keepNext/>
+                    <w:jc w:val="end"/>
+                  </w:pPr>
+                  <w:r>
+                    <w:rPr>
+                      <w:rFonts w:ascii="Calibri" w:hAnsi="Calibri"/>
+                      <w:sz w:val="20"/>
+                    </w:rPr>
+                    <w:t xml:space="default">6.20</w:t>
+                  </w:r>
+                </w:p>
+              </w:tc>
+              <w:tc>
+                <w:tcPr>
+                  <w:tcBorders>
+                    <w:top w:val="single" w:space="0" w:color="D3D3D3"/>
+                    <w:bottom w:val="single" w:space="0" w:color="D3D3D3"/>
+                    <w:start w:val="single" w:space="0" w:color="D3D3D3"/>
+                    <w:end w:val="single" w:space="0" w:color="D3D3D3"/>
+                  </w:tcBorders>
+                </w:tcPr>
+                <w:p>
+                  <w:pPr>
+                    <w:spacing w:before="0" w:after="60"/>
+                    <w:keepNext/>
+                    <w:jc w:val="end"/>
+                  </w:pPr>
+                  <w:r>
+                    <w:rPr>
+                      <w:rFonts w:ascii="Calibri" w:hAnsi="Calibri"/>
+                      <w:sz w:val="20"/>
+                    </w:rPr>
+                    <w:t xml:space="default">6.05</w:t>
+                  </w:r>
+                </w:p>
+              </w:tc>
+              <w:tc>
+                <w:tcPr>
+                  <w:tcBorders>
+                    <w:top w:val="single" w:space="0" w:color="D3D3D3"/>
+                    <w:bottom w:val="single" w:space="0" w:color="D3D3D3"/>
+                    <w:start w:val="single" w:space="0" w:color="D3D3D3"/>
+                    <w:end w:val="single" w:space="0" w:color="D3D3D3"/>
+                  </w:tcBorders>
+                </w:tcPr>
+                <w:p>
+                  <w:pPr>
+                    <w:spacing w:before="0" w:after="60"/>
+                    <w:keepNext/>
+                    <w:jc w:val="end"/>
+                  </w:pPr>
+                  <w:r>
+                    <w:rPr>
+                      <w:rFonts w:ascii="Calibri" w:hAnsi="Calibri"/>
+                      <w:sz w:val="20"/>
+                    </w:rPr>
+                    <w:t xml:space="default">1.02</w:t>
+                  </w:r>
+                </w:p>
+              </w:tc>
+              <w:tc>
+                <w:tcPr>
+                  <w:tcBorders>
+                    <w:top w:val="single" w:space="0" w:color="D3D3D3"/>
+                    <w:bottom w:val="single" w:space="0" w:color="D3D3D3"/>
+                    <w:start w:val="single" w:space="0" w:color="D3D3D3"/>
+                    <w:end w:val="single" w:space="0" w:color="D3D3D3"/>
+                  </w:tcBorders>
+                </w:tcPr>
+                <w:p>
+                  <w:pPr>
+                    <w:spacing w:before="0" w:after="60"/>
+                    <w:keepNext/>
+                    <w:jc w:val="end"/>
+                  </w:pPr>
+                  <w:r>
+                    <w:rPr>
+                      <w:rFonts w:ascii="Calibri" w:hAnsi="Calibri"/>
+                      <w:sz w:val="20"/>
+                    </w:rPr>
+                    <w:t xml:space="default">0.31</w:t>
                   </w:r>
                 </w:p>
               </w:tc>
@@ -24915,6 +24915,304 @@
                       <w:rFonts w:ascii="Calibri" w:hAnsi="Calibri"/>
                       <w:sz w:val="20"/>
                     </w:rPr>
+                    <w:t xml:space="default">fixed</w:t>
+                  </w:r>
+                </w:p>
+              </w:tc>
+              <w:tc>
+                <w:tcPr>
+                  <w:tcBorders>
+                    <w:top w:val="single" w:space="0" w:color="D3D3D3"/>
+                    <w:bottom w:val="single" w:space="0" w:color="D3D3D3"/>
+                    <w:start w:val="single" w:space="0" w:color="D3D3D3"/>
+                    <w:end w:val="single" w:space="0" w:color="D3D3D3"/>
+                  </w:tcBorders>
+                </w:tcPr>
+                <w:p>
+                  <w:pPr>
+                    <w:spacing w:before="0" w:after="60"/>
+                    <w:keepNext/>
+                    <w:jc w:val="start"/>
+                  </w:pPr>
+                  <w:r>
+                    <w:rPr>
+                      <w:rFonts w:ascii="Calibri" w:hAnsi="Calibri"/>
+                      <w:sz w:val="20"/>
+                    </w:rPr>
+                    <w:t xml:space="default">S. chamaejasme</w:t>
+                  </w:r>
+                </w:p>
+              </w:tc>
+              <w:tc>
+                <w:tcPr>
+                  <w:tcBorders>
+                    <w:top w:val="single" w:space="0" w:color="D3D3D3"/>
+                    <w:bottom w:val="single" w:space="0" w:color="D3D3D3"/>
+                    <w:start w:val="single" w:space="0" w:color="D3D3D3"/>
+                    <w:end w:val="single" w:space="0" w:color="D3D3D3"/>
+                  </w:tcBorders>
+                </w:tcPr>
+                <w:p>
+                  <w:pPr>
+                    <w:spacing w:before="0" w:after="60"/>
+                    <w:keepNext/>
+                    <w:jc w:val="end"/>
+                  </w:pPr>
+                  <w:r>
+                    <w:rPr>
+                      <w:rFonts w:ascii="Calibri" w:hAnsi="Calibri"/>
+                      <w:sz w:val="20"/>
+                    </w:rPr>
+                    <w:t xml:space="default">11.36</w:t>
+                  </w:r>
+                </w:p>
+              </w:tc>
+              <w:tc>
+                <w:tcPr>
+                  <w:tcBorders>
+                    <w:top w:val="single" w:space="0" w:color="D3D3D3"/>
+                    <w:bottom w:val="single" w:space="0" w:color="D3D3D3"/>
+                    <w:start w:val="single" w:space="0" w:color="D3D3D3"/>
+                    <w:end w:val="single" w:space="0" w:color="D3D3D3"/>
+                  </w:tcBorders>
+                </w:tcPr>
+                <w:p>
+                  <w:pPr>
+                    <w:spacing w:before="0" w:after="60"/>
+                    <w:keepNext/>
+                    <w:jc w:val="end"/>
+                  </w:pPr>
+                  <w:r>
+                    <w:rPr>
+                      <w:rFonts w:ascii="Calibri" w:hAnsi="Calibri"/>
+                      <w:sz w:val="20"/>
+                    </w:rPr>
+                    <w:t xml:space="default">6.05</w:t>
+                  </w:r>
+                </w:p>
+              </w:tc>
+              <w:tc>
+                <w:tcPr>
+                  <w:tcBorders>
+                    <w:top w:val="single" w:space="0" w:color="D3D3D3"/>
+                    <w:bottom w:val="single" w:space="0" w:color="D3D3D3"/>
+                    <w:start w:val="single" w:space="0" w:color="D3D3D3"/>
+                    <w:end w:val="single" w:space="0" w:color="D3D3D3"/>
+                  </w:tcBorders>
+                </w:tcPr>
+                <w:p>
+                  <w:pPr>
+                    <w:spacing w:before="0" w:after="60"/>
+                    <w:keepNext/>
+                    <w:jc w:val="end"/>
+                  </w:pPr>
+                  <w:r>
+                    <w:rPr>
+                      <w:rFonts w:ascii="Calibri" w:hAnsi="Calibri"/>
+                      <w:sz w:val="20"/>
+                    </w:rPr>
+                    <w:t xml:space="default">1.88</w:t>
+                  </w:r>
+                </w:p>
+              </w:tc>
+              <w:tc>
+                <w:tcPr>
+                  <w:tcBorders>
+                    <w:top w:val="single" w:space="0" w:color="D3D3D3"/>
+                    <w:bottom w:val="single" w:space="0" w:color="D3D3D3"/>
+                    <w:start w:val="single" w:space="0" w:color="D3D3D3"/>
+                    <w:end w:val="single" w:space="0" w:color="D3D3D3"/>
+                  </w:tcBorders>
+                </w:tcPr>
+                <w:p>
+                  <w:pPr>
+                    <w:spacing w:before="0" w:after="60"/>
+                    <w:keepNext/>
+                    <w:jc w:val="end"/>
+                  </w:pPr>
+                  <w:r>
+                    <w:rPr>
+                      <w:rFonts w:ascii="Calibri" w:hAnsi="Calibri"/>
+                      <w:sz w:val="20"/>
+                    </w:rPr>
+                    <w:t xml:space="default">0.06</w:t>
+                  </w:r>
+                </w:p>
+              </w:tc>
+            </w:tr>
+            <w:tr>
+              <w:trPr>
+                <w:cantSplit/>
+              </w:trPr>
+              <w:tc>
+                <w:tcPr>
+                  <w:tcBorders>
+                    <w:top w:val="single" w:space="0" w:color="D3D3D3"/>
+                    <w:bottom w:val="single" w:space="0" w:color="D3D3D3"/>
+                    <w:start w:val="single" w:space="0" w:color="D3D3D3"/>
+                    <w:end w:val="single" w:space="0" w:color="D3D3D3"/>
+                  </w:tcBorders>
+                </w:tcPr>
+                <w:p>
+                  <w:pPr>
+                    <w:spacing w:before="0" w:after="60"/>
+                    <w:keepNext/>
+                    <w:jc w:val="start"/>
+                  </w:pPr>
+                  <w:r>
+                    <w:rPr>
+                      <w:rFonts w:ascii="Calibri" w:hAnsi="Calibri"/>
+                      <w:sz w:val="20"/>
+                    </w:rPr>
+                    <w:t xml:space="default">fixed</w:t>
+                  </w:r>
+                </w:p>
+              </w:tc>
+              <w:tc>
+                <w:tcPr>
+                  <w:tcBorders>
+                    <w:top w:val="single" w:space="0" w:color="D3D3D3"/>
+                    <w:bottom w:val="single" w:space="0" w:color="D3D3D3"/>
+                    <w:start w:val="single" w:space="0" w:color="D3D3D3"/>
+                    <w:end w:val="single" w:space="0" w:color="D3D3D3"/>
+                  </w:tcBorders>
+                </w:tcPr>
+                <w:p>
+                  <w:pPr>
+                    <w:spacing w:before="0" w:after="60"/>
+                    <w:keepNext/>
+                    <w:jc w:val="start"/>
+                  </w:pPr>
+                  <w:r>
+                    <w:rPr>
+                      <w:rFonts w:ascii="Calibri" w:hAnsi="Calibri"/>
+                      <w:sz w:val="20"/>
+                    </w:rPr>
+                    <w:t xml:space="default">pika:S. chamaejasme</w:t>
+                  </w:r>
+                </w:p>
+              </w:tc>
+              <w:tc>
+                <w:tcPr>
+                  <w:tcBorders>
+                    <w:top w:val="single" w:space="0" w:color="D3D3D3"/>
+                    <w:bottom w:val="single" w:space="0" w:color="D3D3D3"/>
+                    <w:start w:val="single" w:space="0" w:color="D3D3D3"/>
+                    <w:end w:val="single" w:space="0" w:color="D3D3D3"/>
+                  </w:tcBorders>
+                </w:tcPr>
+                <w:p>
+                  <w:pPr>
+                    <w:spacing w:before="0" w:after="60"/>
+                    <w:keepNext/>
+                    <w:jc w:val="end"/>
+                  </w:pPr>
+                  <w:r>
+                    <w:rPr>
+                      <w:rFonts w:ascii="Calibri" w:hAnsi="Calibri"/>
+                      <w:sz w:val="20"/>
+                    </w:rPr>
+                    <w:t xml:space="default">-3.25</w:t>
+                  </w:r>
+                </w:p>
+              </w:tc>
+              <w:tc>
+                <w:tcPr>
+                  <w:tcBorders>
+                    <w:top w:val="single" w:space="0" w:color="D3D3D3"/>
+                    <w:bottom w:val="single" w:space="0" w:color="D3D3D3"/>
+                    <w:start w:val="single" w:space="0" w:color="D3D3D3"/>
+                    <w:end w:val="single" w:space="0" w:color="D3D3D3"/>
+                  </w:tcBorders>
+                </w:tcPr>
+                <w:p>
+                  <w:pPr>
+                    <w:spacing w:before="0" w:after="60"/>
+                    <w:keepNext/>
+                    <w:jc w:val="end"/>
+                  </w:pPr>
+                  <w:r>
+                    <w:rPr>
+                      <w:rFonts w:ascii="Calibri" w:hAnsi="Calibri"/>
+                      <w:sz w:val="20"/>
+                    </w:rPr>
+                    <w:t xml:space="default">8.56</w:t>
+                  </w:r>
+                </w:p>
+              </w:tc>
+              <w:tc>
+                <w:tcPr>
+                  <w:tcBorders>
+                    <w:top w:val="single" w:space="0" w:color="D3D3D3"/>
+                    <w:bottom w:val="single" w:space="0" w:color="D3D3D3"/>
+                    <w:start w:val="single" w:space="0" w:color="D3D3D3"/>
+                    <w:end w:val="single" w:space="0" w:color="D3D3D3"/>
+                  </w:tcBorders>
+                </w:tcPr>
+                <w:p>
+                  <w:pPr>
+                    <w:spacing w:before="0" w:after="60"/>
+                    <w:keepNext/>
+                    <w:jc w:val="end"/>
+                  </w:pPr>
+                  <w:r>
+                    <w:rPr>
+                      <w:rFonts w:ascii="Calibri" w:hAnsi="Calibri"/>
+                      <w:sz w:val="20"/>
+                    </w:rPr>
+                    <w:t xml:space="default">-0.38</w:t>
+                  </w:r>
+                </w:p>
+              </w:tc>
+              <w:tc>
+                <w:tcPr>
+                  <w:tcBorders>
+                    <w:top w:val="single" w:space="0" w:color="D3D3D3"/>
+                    <w:bottom w:val="single" w:space="0" w:color="D3D3D3"/>
+                    <w:start w:val="single" w:space="0" w:color="D3D3D3"/>
+                    <w:end w:val="single" w:space="0" w:color="D3D3D3"/>
+                  </w:tcBorders>
+                </w:tcPr>
+                <w:p>
+                  <w:pPr>
+                    <w:spacing w:before="0" w:after="60"/>
+                    <w:keepNext/>
+                    <w:jc w:val="end"/>
+                  </w:pPr>
+                  <w:r>
+                    <w:rPr>
+                      <w:rFonts w:ascii="Calibri" w:hAnsi="Calibri"/>
+                      <w:sz w:val="20"/>
+                    </w:rPr>
+                    <w:t xml:space="default">0.70</w:t>
+                  </w:r>
+                </w:p>
+              </w:tc>
+            </w:tr>
+            <w:tr>
+              <w:trPr>
+                <w:cantSplit/>
+              </w:trPr>
+              <w:tc>
+                <w:tcPr>
+                  <w:tcBorders>
+                    <w:top w:val="single" w:space="0" w:color="D3D3D3"/>
+                    <w:bottom w:val="single" w:space="0" w:color="D3D3D3"/>
+                    <w:start w:val="single" w:space="0" w:color="D3D3D3"/>
+                    <w:end w:val="single" w:space="0" w:color="D3D3D3"/>
+                  </w:tcBorders>
+                </w:tcPr>
+                <w:p>
+                  <w:pPr>
+                    <w:spacing w:before="0" w:after="60"/>
+                    <w:keepNext/>
+                    <w:jc w:val="start"/>
+                  </w:pPr>
+                  <w:r>
+                    <w:rPr>
+                      <w:rFonts w:ascii="Calibri" w:hAnsi="Calibri"/>
+                      <w:sz w:val="20"/>
+                    </w:rPr>
                     <w:t xml:space="default">random</w:t>
                   </w:r>
                 </w:p>
@@ -24964,6 +25262,155 @@
                       <w:sz w:val="20"/>
                     </w:rPr>
                     <w:t xml:space="default">5.55</w:t>
+                  </w:r>
+                </w:p>
+              </w:tc>
+              <w:tc>
+                <w:tcPr>
+                  <w:tcBorders>
+                    <w:top w:val="single" w:space="0" w:color="D3D3D3"/>
+                    <w:bottom w:val="single" w:space="0" w:color="D3D3D3"/>
+                    <w:start w:val="single" w:space="0" w:color="D3D3D3"/>
+                    <w:end w:val="single" w:space="0" w:color="D3D3D3"/>
+                  </w:tcBorders>
+                </w:tcPr>
+                <w:p>
+                  <w:pPr>
+                    <w:spacing w:before="0" w:after="60"/>
+                    <w:keepNext/>
+                    <w:jc w:val="end"/>
+                  </w:pPr>
+                  <w:r>
+                    <w:rPr>
+                      <w:rFonts w:ascii="Calibri" w:hAnsi="Calibri"/>
+                      <w:sz w:val="20"/>
+                    </w:rPr>
+                    <w:t xml:space="default">NA</w:t>
+                  </w:r>
+                </w:p>
+              </w:tc>
+              <w:tc>
+                <w:tcPr>
+                  <w:tcBorders>
+                    <w:top w:val="single" w:space="0" w:color="D3D3D3"/>
+                    <w:bottom w:val="single" w:space="0" w:color="D3D3D3"/>
+                    <w:start w:val="single" w:space="0" w:color="D3D3D3"/>
+                    <w:end w:val="single" w:space="0" w:color="D3D3D3"/>
+                  </w:tcBorders>
+                </w:tcPr>
+                <w:p>
+                  <w:pPr>
+                    <w:spacing w:before="0" w:after="60"/>
+                    <w:keepNext/>
+                    <w:jc w:val="end"/>
+                  </w:pPr>
+                  <w:r>
+                    <w:rPr>
+                      <w:rFonts w:ascii="Calibri" w:hAnsi="Calibri"/>
+                      <w:sz w:val="20"/>
+                    </w:rPr>
+                    <w:t xml:space="default">NA</w:t>
+                  </w:r>
+                </w:p>
+              </w:tc>
+              <w:tc>
+                <w:tcPr>
+                  <w:tcBorders>
+                    <w:top w:val="single" w:space="0" w:color="D3D3D3"/>
+                    <w:bottom w:val="single" w:space="0" w:color="D3D3D3"/>
+                    <w:start w:val="single" w:space="0" w:color="D3D3D3"/>
+                    <w:end w:val="single" w:space="0" w:color="D3D3D3"/>
+                  </w:tcBorders>
+                </w:tcPr>
+                <w:p>
+                  <w:pPr>
+                    <w:spacing w:before="0" w:after="60"/>
+                    <w:keepNext/>
+                    <w:jc w:val="end"/>
+                  </w:pPr>
+                  <w:r>
+                    <w:rPr>
+                      <w:rFonts w:ascii="Calibri" w:hAnsi="Calibri"/>
+                      <w:sz w:val="20"/>
+                    </w:rPr>
+                    <w:t xml:space="default">NA</w:t>
+                  </w:r>
+                </w:p>
+              </w:tc>
+            </w:tr>
+            <w:tr>
+              <w:trPr>
+                <w:cantSplit/>
+              </w:trPr>
+              <w:tc>
+                <w:tcPr>
+                  <w:tcBorders>
+                    <w:top w:val="single" w:space="0" w:color="D3D3D3"/>
+                    <w:bottom w:val="single" w:space="0" w:color="D3D3D3"/>
+                    <w:start w:val="single" w:space="0" w:color="D3D3D3"/>
+                    <w:end w:val="single" w:space="0" w:color="D3D3D3"/>
+                  </w:tcBorders>
+                </w:tcPr>
+                <w:p>
+                  <w:pPr>
+                    <w:spacing w:before="0" w:after="60"/>
+                    <w:keepNext/>
+                    <w:jc w:val="start"/>
+                  </w:pPr>
+                  <w:r>
+                    <w:rPr>
+                      <w:rFonts w:ascii="Calibri" w:hAnsi="Calibri"/>
+                      <w:sz w:val="20"/>
+                    </w:rPr>
+                    <w:t xml:space="default">random</w:t>
+                  </w:r>
+                </w:p>
+              </w:tc>
+              <w:tc>
+                <w:tcPr>
+                  <w:tcBorders>
+                    <w:top w:val="single" w:space="0" w:color="D3D3D3"/>
+                    <w:bottom w:val="single" w:space="0" w:color="D3D3D3"/>
+                    <w:start w:val="single" w:space="0" w:color="D3D3D3"/>
+                    <w:end w:val="single" w:space="0" w:color="D3D3D3"/>
+                  </w:tcBorders>
+                </w:tcPr>
+                <w:p>
+                  <w:pPr>
+                    <w:spacing w:before="0" w:after="60"/>
+                    <w:keepNext/>
+                    <w:jc w:val="start"/>
+                  </w:pPr>
+                  <w:r>
+                    <w:rPr>
+                      <w:rFonts w:ascii="Calibri" w:hAnsi="Calibri"/>
+                      <w:sz w:val="20"/>
+                    </w:rPr>
+                    <w:t xml:space="default">year</w:t>
+                  </w:r>
+                </w:p>
+              </w:tc>
+              <w:tc>
+                <w:tcPr>
+                  <w:tcBorders>
+                    <w:top w:val="single" w:space="0" w:color="D3D3D3"/>
+                    <w:bottom w:val="single" w:space="0" w:color="D3D3D3"/>
+                    <w:start w:val="single" w:space="0" w:color="D3D3D3"/>
+                    <w:end w:val="single" w:space="0" w:color="D3D3D3"/>
+                  </w:tcBorders>
+                </w:tcPr>
+                <w:p>
+                  <w:pPr>
+                    <w:spacing w:before="0" w:after="60"/>
+                    <w:keepNext/>
+                    <w:jc w:val="end"/>
+                  </w:pPr>
+                  <w:r>
+                    <w:rPr>
+                      <w:rFonts w:ascii="Calibri" w:hAnsi="Calibri"/>
+                      <w:sz w:val="20"/>
+                    </w:rPr>
+                    <w:t xml:space="default">0.00</w:t>
                   </w:r>
                 </w:p>
               </w:tc>
@@ -28364,127 +28811,127 @@
                       <w:rFonts w:ascii="Calibri" w:hAnsi="Calibri"/>
                       <w:sz w:val="20"/>
                     </w:rPr>
-                    <w:t xml:space="default">no pika No S. chamaejasme - pika No S. chamaejasme</w:t>
-                  </w:r>
-                </w:p>
-              </w:tc>
-              <w:tc>
-                <w:tcPr>
-                  <w:tcBorders>
-                    <w:top w:val="single" w:space="0" w:color="D3D3D3"/>
-                    <w:bottom w:val="single" w:space="0" w:color="D3D3D3"/>
-                    <w:start w:val="single" w:space="0" w:color="D3D3D3"/>
-                    <w:end w:val="single" w:space="0" w:color="D3D3D3"/>
-                  </w:tcBorders>
-                </w:tcPr>
-                <w:p>
-                  <w:pPr>
-                    <w:spacing w:before="0" w:after="60"/>
-                    <w:keepNext/>
-                    <w:jc w:val="end"/>
-                  </w:pPr>
-                  <w:r>
-                    <w:rPr>
-                      <w:rFonts w:ascii="Calibri" w:hAnsi="Calibri"/>
-                      <w:sz w:val="20"/>
-                    </w:rPr>
-                    <w:t xml:space="default">-11.33</w:t>
-                  </w:r>
-                </w:p>
-              </w:tc>
-              <w:tc>
-                <w:tcPr>
-                  <w:tcBorders>
-                    <w:top w:val="single" w:space="0" w:color="D3D3D3"/>
-                    <w:bottom w:val="single" w:space="0" w:color="D3D3D3"/>
-                    <w:start w:val="single" w:space="0" w:color="D3D3D3"/>
-                    <w:end w:val="single" w:space="0" w:color="D3D3D3"/>
-                  </w:tcBorders>
-                </w:tcPr>
-                <w:p>
-                  <w:pPr>
-                    <w:spacing w:before="0" w:after="60"/>
-                    <w:keepNext/>
-                    <w:jc w:val="end"/>
-                  </w:pPr>
-                  <w:r>
-                    <w:rPr>
-                      <w:rFonts w:ascii="Calibri" w:hAnsi="Calibri"/>
-                      <w:sz w:val="20"/>
-                    </w:rPr>
-                    <w:t xml:space="default">11.67</w:t>
-                  </w:r>
-                </w:p>
-              </w:tc>
-              <w:tc>
-                <w:tcPr>
-                  <w:tcBorders>
-                    <w:top w:val="single" w:space="0" w:color="D3D3D3"/>
-                    <w:bottom w:val="single" w:space="0" w:color="D3D3D3"/>
-                    <w:start w:val="single" w:space="0" w:color="D3D3D3"/>
-                    <w:end w:val="single" w:space="0" w:color="D3D3D3"/>
-                  </w:tcBorders>
-                </w:tcPr>
-                <w:p>
-                  <w:pPr>
-                    <w:spacing w:before="0" w:after="60"/>
-                    <w:keepNext/>
-                    <w:jc w:val="end"/>
-                  </w:pPr>
-                  <w:r>
-                    <w:rPr>
-                      <w:rFonts w:ascii="Calibri" w:hAnsi="Calibri"/>
-                      <w:sz w:val="20"/>
-                    </w:rPr>
-                    <w:t xml:space="default">185.00</w:t>
-                  </w:r>
-                </w:p>
-              </w:tc>
-              <w:tc>
-                <w:tcPr>
-                  <w:tcBorders>
-                    <w:top w:val="single" w:space="0" w:color="D3D3D3"/>
-                    <w:bottom w:val="single" w:space="0" w:color="D3D3D3"/>
-                    <w:start w:val="single" w:space="0" w:color="D3D3D3"/>
-                    <w:end w:val="single" w:space="0" w:color="D3D3D3"/>
-                  </w:tcBorders>
-                </w:tcPr>
-                <w:p>
-                  <w:pPr>
-                    <w:spacing w:before="0" w:after="60"/>
-                    <w:keepNext/>
-                    <w:jc w:val="end"/>
-                  </w:pPr>
-                  <w:r>
-                    <w:rPr>
-                      <w:rFonts w:ascii="Calibri" w:hAnsi="Calibri"/>
-                      <w:sz w:val="20"/>
-                    </w:rPr>
-                    <w:t xml:space="default">-0.97</w:t>
-                  </w:r>
-                </w:p>
-              </w:tc>
-              <w:tc>
-                <w:tcPr>
-                  <w:tcBorders>
-                    <w:top w:val="single" w:space="0" w:color="D3D3D3"/>
-                    <w:bottom w:val="single" w:space="0" w:color="D3D3D3"/>
-                    <w:start w:val="single" w:space="0" w:color="D3D3D3"/>
-                    <w:end w:val="single" w:space="0" w:color="D3D3D3"/>
-                  </w:tcBorders>
-                </w:tcPr>
-                <w:p>
-                  <w:pPr>
-                    <w:spacing w:before="0" w:after="60"/>
-                    <w:keepNext/>
-                    <w:jc w:val="end"/>
-                  </w:pPr>
-                  <w:r>
-                    <w:rPr>
-                      <w:rFonts w:ascii="Calibri" w:hAnsi="Calibri"/>
-                      <w:sz w:val="20"/>
-                    </w:rPr>
-                    <w:t xml:space="default">0.77</w:t>
+                    <w:t xml:space="default">no pika No S. chamaejasme / pika No S. chamaejasme</w:t>
+                  </w:r>
+                </w:p>
+              </w:tc>
+              <w:tc>
+                <w:tcPr>
+                  <w:tcBorders>
+                    <w:top w:val="single" w:space="0" w:color="D3D3D3"/>
+                    <w:bottom w:val="single" w:space="0" w:color="D3D3D3"/>
+                    <w:start w:val="single" w:space="0" w:color="D3D3D3"/>
+                    <w:end w:val="single" w:space="0" w:color="D3D3D3"/>
+                  </w:tcBorders>
+                </w:tcPr>
+                <w:p>
+                  <w:pPr>
+                    <w:spacing w:before="0" w:after="60"/>
+                    <w:keepNext/>
+                    <w:jc w:val="end"/>
+                  </w:pPr>
+                  <w:r>
+                    <w:rPr>
+                      <w:rFonts w:ascii="Calibri" w:hAnsi="Calibri"/>
+                      <w:sz w:val="20"/>
+                    </w:rPr>
+                    <w:t xml:space="default">NA</w:t>
+                  </w:r>
+                </w:p>
+              </w:tc>
+              <w:tc>
+                <w:tcPr>
+                  <w:tcBorders>
+                    <w:top w:val="single" w:space="0" w:color="D3D3D3"/>
+                    <w:bottom w:val="single" w:space="0" w:color="D3D3D3"/>
+                    <w:start w:val="single" w:space="0" w:color="D3D3D3"/>
+                    <w:end w:val="single" w:space="0" w:color="D3D3D3"/>
+                  </w:tcBorders>
+                </w:tcPr>
+                <w:p>
+                  <w:pPr>
+                    <w:spacing w:before="0" w:after="60"/>
+                    <w:keepNext/>
+                    <w:jc w:val="end"/>
+                  </w:pPr>
+                  <w:r>
+                    <w:rPr>
+                      <w:rFonts w:ascii="Calibri" w:hAnsi="Calibri"/>
+                      <w:sz w:val="20"/>
+                    </w:rPr>
+                    <w:t xml:space="default">0.04</w:t>
+                  </w:r>
+                </w:p>
+              </w:tc>
+              <w:tc>
+                <w:tcPr>
+                  <w:tcBorders>
+                    <w:top w:val="single" w:space="0" w:color="D3D3D3"/>
+                    <w:bottom w:val="single" w:space="0" w:color="D3D3D3"/>
+                    <w:start w:val="single" w:space="0" w:color="D3D3D3"/>
+                    <w:end w:val="single" w:space="0" w:color="D3D3D3"/>
+                  </w:tcBorders>
+                </w:tcPr>
+                <w:p>
+                  <w:pPr>
+                    <w:spacing w:before="0" w:after="60"/>
+                    <w:keepNext/>
+                    <w:jc w:val="end"/>
+                  </w:pPr>
+                  <w:r>
+                    <w:rPr>
+                      <w:rFonts w:ascii="Calibri" w:hAnsi="Calibri"/>
+                      <w:sz w:val="20"/>
+                    </w:rPr>
+                    <w:t xml:space="default">Inf</w:t>
+                  </w:r>
+                </w:p>
+              </w:tc>
+              <w:tc>
+                <w:tcPr>
+                  <w:tcBorders>
+                    <w:top w:val="single" w:space="0" w:color="D3D3D3"/>
+                    <w:bottom w:val="single" w:space="0" w:color="D3D3D3"/>
+                    <w:start w:val="single" w:space="0" w:color="D3D3D3"/>
+                    <w:end w:val="single" w:space="0" w:color="D3D3D3"/>
+                  </w:tcBorders>
+                </w:tcPr>
+                <w:p>
+                  <w:pPr>
+                    <w:spacing w:before="0" w:after="60"/>
+                    <w:keepNext/>
+                    <w:jc w:val="end"/>
+                  </w:pPr>
+                  <w:r>
+                    <w:rPr>
+                      <w:rFonts w:ascii="Calibri" w:hAnsi="Calibri"/>
+                      <w:sz w:val="20"/>
+                    </w:rPr>
+                    <w:t xml:space="default">NA</w:t>
+                  </w:r>
+                </w:p>
+              </w:tc>
+              <w:tc>
+                <w:tcPr>
+                  <w:tcBorders>
+                    <w:top w:val="single" w:space="0" w:color="D3D3D3"/>
+                    <w:bottom w:val="single" w:space="0" w:color="D3D3D3"/>
+                    <w:start w:val="single" w:space="0" w:color="D3D3D3"/>
+                    <w:end w:val="single" w:space="0" w:color="D3D3D3"/>
+                  </w:tcBorders>
+                </w:tcPr>
+                <w:p>
+                  <w:pPr>
+                    <w:spacing w:before="0" w:after="60"/>
+                    <w:keepNext/>
+                    <w:jc w:val="end"/>
+                  </w:pPr>
+                  <w:r>
+                    <w:rPr>
+                      <w:rFonts w:ascii="Calibri" w:hAnsi="Calibri"/>
+                      <w:sz w:val="20"/>
+                    </w:rPr>
+                    <w:t xml:space="default">0.80</w:t>
                   </w:r>
                 </w:p>
               </w:tc>
@@ -28513,103 +28960,103 @@
                       <w:rFonts w:ascii="Calibri" w:hAnsi="Calibri"/>
                       <w:sz w:val="20"/>
                     </w:rPr>
-                    <w:t xml:space="default">no pika No S. chamaejasme - no pika S. chamaejasme</w:t>
-                  </w:r>
-                </w:p>
-              </w:tc>
-              <w:tc>
-                <w:tcPr>
-                  <w:tcBorders>
-                    <w:top w:val="single" w:space="0" w:color="D3D3D3"/>
-                    <w:bottom w:val="single" w:space="0" w:color="D3D3D3"/>
-                    <w:start w:val="single" w:space="0" w:color="D3D3D3"/>
-                    <w:end w:val="single" w:space="0" w:color="D3D3D3"/>
-                  </w:tcBorders>
-                </w:tcPr>
-                <w:p>
-                  <w:pPr>
-                    <w:spacing w:before="0" w:after="60"/>
-                    <w:keepNext/>
-                    <w:jc w:val="end"/>
-                  </w:pPr>
-                  <w:r>
-                    <w:rPr>
-                      <w:rFonts w:ascii="Calibri" w:hAnsi="Calibri"/>
-                      <w:sz w:val="20"/>
-                    </w:rPr>
-                    <w:t xml:space="default">97.04</w:t>
-                  </w:r>
-                </w:p>
-              </w:tc>
-              <w:tc>
-                <w:tcPr>
-                  <w:tcBorders>
-                    <w:top w:val="single" w:space="0" w:color="D3D3D3"/>
-                    <w:bottom w:val="single" w:space="0" w:color="D3D3D3"/>
-                    <w:start w:val="single" w:space="0" w:color="D3D3D3"/>
-                    <w:end w:val="single" w:space="0" w:color="D3D3D3"/>
-                  </w:tcBorders>
-                </w:tcPr>
-                <w:p>
-                  <w:pPr>
-                    <w:spacing w:before="0" w:after="60"/>
-                    <w:keepNext/>
-                    <w:jc w:val="end"/>
-                  </w:pPr>
-                  <w:r>
-                    <w:rPr>
-                      <w:rFonts w:ascii="Calibri" w:hAnsi="Calibri"/>
-                      <w:sz w:val="20"/>
-                    </w:rPr>
-                    <w:t xml:space="default">11.67</w:t>
-                  </w:r>
-                </w:p>
-              </w:tc>
-              <w:tc>
-                <w:tcPr>
-                  <w:tcBorders>
-                    <w:top w:val="single" w:space="0" w:color="D3D3D3"/>
-                    <w:bottom w:val="single" w:space="0" w:color="D3D3D3"/>
-                    <w:start w:val="single" w:space="0" w:color="D3D3D3"/>
-                    <w:end w:val="single" w:space="0" w:color="D3D3D3"/>
-                  </w:tcBorders>
-                </w:tcPr>
-                <w:p>
-                  <w:pPr>
-                    <w:spacing w:before="0" w:after="60"/>
-                    <w:keepNext/>
-                    <w:jc w:val="end"/>
-                  </w:pPr>
-                  <w:r>
-                    <w:rPr>
-                      <w:rFonts w:ascii="Calibri" w:hAnsi="Calibri"/>
-                      <w:sz w:val="20"/>
-                    </w:rPr>
-                    <w:t xml:space="default">185.00</w:t>
-                  </w:r>
-                </w:p>
-              </w:tc>
-              <w:tc>
-                <w:tcPr>
-                  <w:tcBorders>
-                    <w:top w:val="single" w:space="0" w:color="D3D3D3"/>
-                    <w:bottom w:val="single" w:space="0" w:color="D3D3D3"/>
-                    <w:start w:val="single" w:space="0" w:color="D3D3D3"/>
-                    <w:end w:val="single" w:space="0" w:color="D3D3D3"/>
-                  </w:tcBorders>
-                </w:tcPr>
-                <w:p>
-                  <w:pPr>
-                    <w:spacing w:before="0" w:after="60"/>
-                    <w:keepNext/>
-                    <w:jc w:val="end"/>
-                  </w:pPr>
-                  <w:r>
-                    <w:rPr>
-                      <w:rFonts w:ascii="Calibri" w:hAnsi="Calibri"/>
-                      <w:sz w:val="20"/>
-                    </w:rPr>
-                    <w:t xml:space="default">8.32</w:t>
+                    <w:t xml:space="default">no pika No S. chamaejasme / no pika S. chamaejasme</w:t>
+                  </w:r>
+                </w:p>
+              </w:tc>
+              <w:tc>
+                <w:tcPr>
+                  <w:tcBorders>
+                    <w:top w:val="single" w:space="0" w:color="D3D3D3"/>
+                    <w:bottom w:val="single" w:space="0" w:color="D3D3D3"/>
+                    <w:start w:val="single" w:space="0" w:color="D3D3D3"/>
+                    <w:end w:val="single" w:space="0" w:color="D3D3D3"/>
+                  </w:tcBorders>
+                </w:tcPr>
+                <w:p>
+                  <w:pPr>
+                    <w:spacing w:before="0" w:after="60"/>
+                    <w:keepNext/>
+                    <w:jc w:val="end"/>
+                  </w:pPr>
+                  <w:r>
+                    <w:rPr>
+                      <w:rFonts w:ascii="Calibri" w:hAnsi="Calibri"/>
+                      <w:sz w:val="20"/>
+                    </w:rPr>
+                    <w:t xml:space="default">NA</w:t>
+                  </w:r>
+                </w:p>
+              </w:tc>
+              <w:tc>
+                <w:tcPr>
+                  <w:tcBorders>
+                    <w:top w:val="single" w:space="0" w:color="D3D3D3"/>
+                    <w:bottom w:val="single" w:space="0" w:color="D3D3D3"/>
+                    <w:start w:val="single" w:space="0" w:color="D3D3D3"/>
+                    <w:end w:val="single" w:space="0" w:color="D3D3D3"/>
+                  </w:tcBorders>
+                </w:tcPr>
+                <w:p>
+                  <w:pPr>
+                    <w:spacing w:before="0" w:after="60"/>
+                    <w:keepNext/>
+                    <w:jc w:val="end"/>
+                  </w:pPr>
+                  <w:r>
+                    <w:rPr>
+                      <w:rFonts w:ascii="Calibri" w:hAnsi="Calibri"/>
+                      <w:sz w:val="20"/>
+                    </w:rPr>
+                    <w:t xml:space="default">0.07</w:t>
+                  </w:r>
+                </w:p>
+              </w:tc>
+              <w:tc>
+                <w:tcPr>
+                  <w:tcBorders>
+                    <w:top w:val="single" w:space="0" w:color="D3D3D3"/>
+                    <w:bottom w:val="single" w:space="0" w:color="D3D3D3"/>
+                    <w:start w:val="single" w:space="0" w:color="D3D3D3"/>
+                    <w:end w:val="single" w:space="0" w:color="D3D3D3"/>
+                  </w:tcBorders>
+                </w:tcPr>
+                <w:p>
+                  <w:pPr>
+                    <w:spacing w:before="0" w:after="60"/>
+                    <w:keepNext/>
+                    <w:jc w:val="end"/>
+                  </w:pPr>
+                  <w:r>
+                    <w:rPr>
+                      <w:rFonts w:ascii="Calibri" w:hAnsi="Calibri"/>
+                      <w:sz w:val="20"/>
+                    </w:rPr>
+                    <w:t xml:space="default">Inf</w:t>
+                  </w:r>
+                </w:p>
+              </w:tc>
+              <w:tc>
+                <w:tcPr>
+                  <w:tcBorders>
+                    <w:top w:val="single" w:space="0" w:color="D3D3D3"/>
+                    <w:bottom w:val="single" w:space="0" w:color="D3D3D3"/>
+                    <w:start w:val="single" w:space="0" w:color="D3D3D3"/>
+                    <w:end w:val="single" w:space="0" w:color="D3D3D3"/>
+                  </w:tcBorders>
+                </w:tcPr>
+                <w:p>
+                  <w:pPr>
+                    <w:spacing w:before="0" w:after="60"/>
+                    <w:keepNext/>
+                    <w:jc w:val="end"/>
+                  </w:pPr>
+                  <w:r>
+                    <w:rPr>
+                      <w:rFonts w:ascii="Calibri" w:hAnsi="Calibri"/>
+                      <w:sz w:val="20"/>
+                    </w:rPr>
+                    <w:t xml:space="default">NA</w:t>
                   </w:r>
                 </w:p>
               </w:tc>
@@ -28662,103 +29109,103 @@
                       <w:rFonts w:ascii="Calibri" w:hAnsi="Calibri"/>
                       <w:sz w:val="20"/>
                     </w:rPr>
-                    <w:t xml:space="default">no pika No S. chamaejasme - pika S. chamaejasme</w:t>
-                  </w:r>
-                </w:p>
-              </w:tc>
-              <w:tc>
-                <w:tcPr>
-                  <w:tcBorders>
-                    <w:top w:val="single" w:space="0" w:color="D3D3D3"/>
-                    <w:bottom w:val="single" w:space="0" w:color="D3D3D3"/>
-                    <w:start w:val="single" w:space="0" w:color="D3D3D3"/>
-                    <w:end w:val="single" w:space="0" w:color="D3D3D3"/>
-                  </w:tcBorders>
-                </w:tcPr>
-                <w:p>
-                  <w:pPr>
-                    <w:spacing w:before="0" w:after="60"/>
-                    <w:keepNext/>
-                    <w:jc w:val="end"/>
-                  </w:pPr>
-                  <w:r>
-                    <w:rPr>
-                      <w:rFonts w:ascii="Calibri" w:hAnsi="Calibri"/>
-                      <w:sz w:val="20"/>
-                    </w:rPr>
-                    <w:t xml:space="default">6.77</w:t>
-                  </w:r>
-                </w:p>
-              </w:tc>
-              <w:tc>
-                <w:tcPr>
-                  <w:tcBorders>
-                    <w:top w:val="single" w:space="0" w:color="D3D3D3"/>
-                    <w:bottom w:val="single" w:space="0" w:color="D3D3D3"/>
-                    <w:start w:val="single" w:space="0" w:color="D3D3D3"/>
-                    <w:end w:val="single" w:space="0" w:color="D3D3D3"/>
-                  </w:tcBorders>
-                </w:tcPr>
-                <w:p>
-                  <w:pPr>
-                    <w:spacing w:before="0" w:after="60"/>
-                    <w:keepNext/>
-                    <w:jc w:val="end"/>
-                  </w:pPr>
-                  <w:r>
-                    <w:rPr>
-                      <w:rFonts w:ascii="Calibri" w:hAnsi="Calibri"/>
-                      <w:sz w:val="20"/>
-                    </w:rPr>
-                    <w:t xml:space="default">11.67</w:t>
-                  </w:r>
-                </w:p>
-              </w:tc>
-              <w:tc>
-                <w:tcPr>
-                  <w:tcBorders>
-                    <w:top w:val="single" w:space="0" w:color="D3D3D3"/>
-                    <w:bottom w:val="single" w:space="0" w:color="D3D3D3"/>
-                    <w:start w:val="single" w:space="0" w:color="D3D3D3"/>
-                    <w:end w:val="single" w:space="0" w:color="D3D3D3"/>
-                  </w:tcBorders>
-                </w:tcPr>
-                <w:p>
-                  <w:pPr>
-                    <w:spacing w:before="0" w:after="60"/>
-                    <w:keepNext/>
-                    <w:jc w:val="end"/>
-                  </w:pPr>
-                  <w:r>
-                    <w:rPr>
-                      <w:rFonts w:ascii="Calibri" w:hAnsi="Calibri"/>
-                      <w:sz w:val="20"/>
-                    </w:rPr>
-                    <w:t xml:space="default">185.00</w:t>
-                  </w:r>
-                </w:p>
-              </w:tc>
-              <w:tc>
-                <w:tcPr>
-                  <w:tcBorders>
-                    <w:top w:val="single" w:space="0" w:color="D3D3D3"/>
-                    <w:bottom w:val="single" w:space="0" w:color="D3D3D3"/>
-                    <w:start w:val="single" w:space="0" w:color="D3D3D3"/>
-                    <w:end w:val="single" w:space="0" w:color="D3D3D3"/>
-                  </w:tcBorders>
-                </w:tcPr>
-                <w:p>
-                  <w:pPr>
-                    <w:spacing w:before="0" w:after="60"/>
-                    <w:keepNext/>
-                    <w:jc w:val="end"/>
-                  </w:pPr>
-                  <w:r>
-                    <w:rPr>
-                      <w:rFonts w:ascii="Calibri" w:hAnsi="Calibri"/>
-                      <w:sz w:val="20"/>
-                    </w:rPr>
-                    <w:t xml:space="default">0.58</w:t>
+                    <w:t xml:space="default">no pika No S. chamaejasme / pika S. chamaejasme</w:t>
+                  </w:r>
+                </w:p>
+              </w:tc>
+              <w:tc>
+                <w:tcPr>
+                  <w:tcBorders>
+                    <w:top w:val="single" w:space="0" w:color="D3D3D3"/>
+                    <w:bottom w:val="single" w:space="0" w:color="D3D3D3"/>
+                    <w:start w:val="single" w:space="0" w:color="D3D3D3"/>
+                    <w:end w:val="single" w:space="0" w:color="D3D3D3"/>
+                  </w:tcBorders>
+                </w:tcPr>
+                <w:p>
+                  <w:pPr>
+                    <w:spacing w:before="0" w:after="60"/>
+                    <w:keepNext/>
+                    <w:jc w:val="end"/>
+                  </w:pPr>
+                  <w:r>
+                    <w:rPr>
+                      <w:rFonts w:ascii="Calibri" w:hAnsi="Calibri"/>
+                      <w:sz w:val="20"/>
+                    </w:rPr>
+                    <w:t xml:space="default">NA</w:t>
+                  </w:r>
+                </w:p>
+              </w:tc>
+              <w:tc>
+                <w:tcPr>
+                  <w:tcBorders>
+                    <w:top w:val="single" w:space="0" w:color="D3D3D3"/>
+                    <w:bottom w:val="single" w:space="0" w:color="D3D3D3"/>
+                    <w:start w:val="single" w:space="0" w:color="D3D3D3"/>
+                    <w:end w:val="single" w:space="0" w:color="D3D3D3"/>
+                  </w:tcBorders>
+                </w:tcPr>
+                <w:p>
+                  <w:pPr>
+                    <w:spacing w:before="0" w:after="60"/>
+                    <w:keepNext/>
+                    <w:jc w:val="end"/>
+                  </w:pPr>
+                  <w:r>
+                    <w:rPr>
+                      <w:rFonts w:ascii="Calibri" w:hAnsi="Calibri"/>
+                      <w:sz w:val="20"/>
+                    </w:rPr>
+                    <w:t xml:space="default">0.04</w:t>
+                  </w:r>
+                </w:p>
+              </w:tc>
+              <w:tc>
+                <w:tcPr>
+                  <w:tcBorders>
+                    <w:top w:val="single" w:space="0" w:color="D3D3D3"/>
+                    <w:bottom w:val="single" w:space="0" w:color="D3D3D3"/>
+                    <w:start w:val="single" w:space="0" w:color="D3D3D3"/>
+                    <w:end w:val="single" w:space="0" w:color="D3D3D3"/>
+                  </w:tcBorders>
+                </w:tcPr>
+                <w:p>
+                  <w:pPr>
+                    <w:spacing w:before="0" w:after="60"/>
+                    <w:keepNext/>
+                    <w:jc w:val="end"/>
+                  </w:pPr>
+                  <w:r>
+                    <w:rPr>
+                      <w:rFonts w:ascii="Calibri" w:hAnsi="Calibri"/>
+                      <w:sz w:val="20"/>
+                    </w:rPr>
+                    <w:t xml:space="default">Inf</w:t>
+                  </w:r>
+                </w:p>
+              </w:tc>
+              <w:tc>
+                <w:tcPr>
+                  <w:tcBorders>
+                    <w:top w:val="single" w:space="0" w:color="D3D3D3"/>
+                    <w:bottom w:val="single" w:space="0" w:color="D3D3D3"/>
+                    <w:start w:val="single" w:space="0" w:color="D3D3D3"/>
+                    <w:end w:val="single" w:space="0" w:color="D3D3D3"/>
+                  </w:tcBorders>
+                </w:tcPr>
+                <w:p>
+                  <w:pPr>
+                    <w:spacing w:before="0" w:after="60"/>
+                    <w:keepNext/>
+                    <w:jc w:val="end"/>
+                  </w:pPr>
+                  <w:r>
+                    <w:rPr>
+                      <w:rFonts w:ascii="Calibri" w:hAnsi="Calibri"/>
+                      <w:sz w:val="20"/>
+                    </w:rPr>
+                    <w:t xml:space="default">NA</w:t>
                   </w:r>
                 </w:p>
               </w:tc>
@@ -28811,103 +29258,103 @@
                       <w:rFonts w:ascii="Calibri" w:hAnsi="Calibri"/>
                       <w:sz w:val="20"/>
                     </w:rPr>
-                    <w:t xml:space="default">pika No S. chamaejasme - no pika S. chamaejasme</w:t>
-                  </w:r>
-                </w:p>
-              </w:tc>
-              <w:tc>
-                <w:tcPr>
-                  <w:tcBorders>
-                    <w:top w:val="single" w:space="0" w:color="D3D3D3"/>
-                    <w:bottom w:val="single" w:space="0" w:color="D3D3D3"/>
-                    <w:start w:val="single" w:space="0" w:color="D3D3D3"/>
-                    <w:end w:val="single" w:space="0" w:color="D3D3D3"/>
-                  </w:tcBorders>
-                </w:tcPr>
-                <w:p>
-                  <w:pPr>
-                    <w:spacing w:before="0" w:after="60"/>
-                    <w:keepNext/>
-                    <w:jc w:val="end"/>
-                  </w:pPr>
-                  <w:r>
-                    <w:rPr>
-                      <w:rFonts w:ascii="Calibri" w:hAnsi="Calibri"/>
-                      <w:sz w:val="20"/>
-                    </w:rPr>
-                    <w:t xml:space="default">108.36</w:t>
-                  </w:r>
-                </w:p>
-              </w:tc>
-              <w:tc>
-                <w:tcPr>
-                  <w:tcBorders>
-                    <w:top w:val="single" w:space="0" w:color="D3D3D3"/>
-                    <w:bottom w:val="single" w:space="0" w:color="D3D3D3"/>
-                    <w:start w:val="single" w:space="0" w:color="D3D3D3"/>
-                    <w:end w:val="single" w:space="0" w:color="D3D3D3"/>
-                  </w:tcBorders>
-                </w:tcPr>
-                <w:p>
-                  <w:pPr>
-                    <w:spacing w:before="0" w:after="60"/>
-                    <w:keepNext/>
-                    <w:jc w:val="end"/>
-                  </w:pPr>
-                  <w:r>
-                    <w:rPr>
-                      <w:rFonts w:ascii="Calibri" w:hAnsi="Calibri"/>
-                      <w:sz w:val="20"/>
-                    </w:rPr>
-                    <w:t xml:space="default">11.67</w:t>
-                  </w:r>
-                </w:p>
-              </w:tc>
-              <w:tc>
-                <w:tcPr>
-                  <w:tcBorders>
-                    <w:top w:val="single" w:space="0" w:color="D3D3D3"/>
-                    <w:bottom w:val="single" w:space="0" w:color="D3D3D3"/>
-                    <w:start w:val="single" w:space="0" w:color="D3D3D3"/>
-                    <w:end w:val="single" w:space="0" w:color="D3D3D3"/>
-                  </w:tcBorders>
-                </w:tcPr>
-                <w:p>
-                  <w:pPr>
-                    <w:spacing w:before="0" w:after="60"/>
-                    <w:keepNext/>
-                    <w:jc w:val="end"/>
-                  </w:pPr>
-                  <w:r>
-                    <w:rPr>
-                      <w:rFonts w:ascii="Calibri" w:hAnsi="Calibri"/>
-                      <w:sz w:val="20"/>
-                    </w:rPr>
-                    <w:t xml:space="default">185.00</w:t>
-                  </w:r>
-                </w:p>
-              </w:tc>
-              <w:tc>
-                <w:tcPr>
-                  <w:tcBorders>
-                    <w:top w:val="single" w:space="0" w:color="D3D3D3"/>
-                    <w:bottom w:val="single" w:space="0" w:color="D3D3D3"/>
-                    <w:start w:val="single" w:space="0" w:color="D3D3D3"/>
-                    <w:end w:val="single" w:space="0" w:color="D3D3D3"/>
-                  </w:tcBorders>
-                </w:tcPr>
-                <w:p>
-                  <w:pPr>
-                    <w:spacing w:before="0" w:after="60"/>
-                    <w:keepNext/>
-                    <w:jc w:val="end"/>
-                  </w:pPr>
-                  <w:r>
-                    <w:rPr>
-                      <w:rFonts w:ascii="Calibri" w:hAnsi="Calibri"/>
-                      <w:sz w:val="20"/>
-                    </w:rPr>
-                    <w:t xml:space="default">9.29</w:t>
+                    <w:t xml:space="default">pika No S. chamaejasme / no pika S. chamaejasme</w:t>
+                  </w:r>
+                </w:p>
+              </w:tc>
+              <w:tc>
+                <w:tcPr>
+                  <w:tcBorders>
+                    <w:top w:val="single" w:space="0" w:color="D3D3D3"/>
+                    <w:bottom w:val="single" w:space="0" w:color="D3D3D3"/>
+                    <w:start w:val="single" w:space="0" w:color="D3D3D3"/>
+                    <w:end w:val="single" w:space="0" w:color="D3D3D3"/>
+                  </w:tcBorders>
+                </w:tcPr>
+                <w:p>
+                  <w:pPr>
+                    <w:spacing w:before="0" w:after="60"/>
+                    <w:keepNext/>
+                    <w:jc w:val="end"/>
+                  </w:pPr>
+                  <w:r>
+                    <w:rPr>
+                      <w:rFonts w:ascii="Calibri" w:hAnsi="Calibri"/>
+                      <w:sz w:val="20"/>
+                    </w:rPr>
+                    <w:t xml:space="default">NA</w:t>
+                  </w:r>
+                </w:p>
+              </w:tc>
+              <w:tc>
+                <w:tcPr>
+                  <w:tcBorders>
+                    <w:top w:val="single" w:space="0" w:color="D3D3D3"/>
+                    <w:bottom w:val="single" w:space="0" w:color="D3D3D3"/>
+                    <w:start w:val="single" w:space="0" w:color="D3D3D3"/>
+                    <w:end w:val="single" w:space="0" w:color="D3D3D3"/>
+                  </w:tcBorders>
+                </w:tcPr>
+                <w:p>
+                  <w:pPr>
+                    <w:spacing w:before="0" w:after="60"/>
+                    <w:keepNext/>
+                    <w:jc w:val="end"/>
+                  </w:pPr>
+                  <w:r>
+                    <w:rPr>
+                      <w:rFonts w:ascii="Calibri" w:hAnsi="Calibri"/>
+                      <w:sz w:val="20"/>
+                    </w:rPr>
+                    <w:t xml:space="default">0.08</w:t>
+                  </w:r>
+                </w:p>
+              </w:tc>
+              <w:tc>
+                <w:tcPr>
+                  <w:tcBorders>
+                    <w:top w:val="single" w:space="0" w:color="D3D3D3"/>
+                    <w:bottom w:val="single" w:space="0" w:color="D3D3D3"/>
+                    <w:start w:val="single" w:space="0" w:color="D3D3D3"/>
+                    <w:end w:val="single" w:space="0" w:color="D3D3D3"/>
+                  </w:tcBorders>
+                </w:tcPr>
+                <w:p>
+                  <w:pPr>
+                    <w:spacing w:before="0" w:after="60"/>
+                    <w:keepNext/>
+                    <w:jc w:val="end"/>
+                  </w:pPr>
+                  <w:r>
+                    <w:rPr>
+                      <w:rFonts w:ascii="Calibri" w:hAnsi="Calibri"/>
+                      <w:sz w:val="20"/>
+                    </w:rPr>
+                    <w:t xml:space="default">Inf</w:t>
+                  </w:r>
+                </w:p>
+              </w:tc>
+              <w:tc>
+                <w:tcPr>
+                  <w:tcBorders>
+                    <w:top w:val="single" w:space="0" w:color="D3D3D3"/>
+                    <w:bottom w:val="single" w:space="0" w:color="D3D3D3"/>
+                    <w:start w:val="single" w:space="0" w:color="D3D3D3"/>
+                    <w:end w:val="single" w:space="0" w:color="D3D3D3"/>
+                  </w:tcBorders>
+                </w:tcPr>
+                <w:p>
+                  <w:pPr>
+                    <w:spacing w:before="0" w:after="60"/>
+                    <w:keepNext/>
+                    <w:jc w:val="end"/>
+                  </w:pPr>
+                  <w:r>
+                    <w:rPr>
+                      <w:rFonts w:ascii="Calibri" w:hAnsi="Calibri"/>
+                      <w:sz w:val="20"/>
+                    </w:rPr>
+                    <w:t xml:space="default">NA</w:t>
                   </w:r>
                 </w:p>
               </w:tc>
@@ -28960,127 +29407,127 @@
                       <w:rFonts w:ascii="Calibri" w:hAnsi="Calibri"/>
                       <w:sz w:val="20"/>
                     </w:rPr>
-                    <w:t xml:space="default">pika No S. chamaejasme - pika S. chamaejasme</w:t>
-                  </w:r>
-                </w:p>
-              </w:tc>
-              <w:tc>
-                <w:tcPr>
-                  <w:tcBorders>
-                    <w:top w:val="single" w:space="0" w:color="D3D3D3"/>
-                    <w:bottom w:val="single" w:space="0" w:color="D3D3D3"/>
-                    <w:start w:val="single" w:space="0" w:color="D3D3D3"/>
-                    <w:end w:val="single" w:space="0" w:color="D3D3D3"/>
-                  </w:tcBorders>
-                </w:tcPr>
-                <w:p>
-                  <w:pPr>
-                    <w:spacing w:before="0" w:after="60"/>
-                    <w:keepNext/>
-                    <w:jc w:val="end"/>
-                  </w:pPr>
-                  <w:r>
-                    <w:rPr>
-                      <w:rFonts w:ascii="Calibri" w:hAnsi="Calibri"/>
-                      <w:sz w:val="20"/>
-                    </w:rPr>
-                    <w:t xml:space="default">18.10</w:t>
-                  </w:r>
-                </w:p>
-              </w:tc>
-              <w:tc>
-                <w:tcPr>
-                  <w:tcBorders>
-                    <w:top w:val="single" w:space="0" w:color="D3D3D3"/>
-                    <w:bottom w:val="single" w:space="0" w:color="D3D3D3"/>
-                    <w:start w:val="single" w:space="0" w:color="D3D3D3"/>
-                    <w:end w:val="single" w:space="0" w:color="D3D3D3"/>
-                  </w:tcBorders>
-                </w:tcPr>
-                <w:p>
-                  <w:pPr>
-                    <w:spacing w:before="0" w:after="60"/>
-                    <w:keepNext/>
-                    <w:jc w:val="end"/>
-                  </w:pPr>
-                  <w:r>
-                    <w:rPr>
-                      <w:rFonts w:ascii="Calibri" w:hAnsi="Calibri"/>
-                      <w:sz w:val="20"/>
-                    </w:rPr>
-                    <w:t xml:space="default">11.67</w:t>
-                  </w:r>
-                </w:p>
-              </w:tc>
-              <w:tc>
-                <w:tcPr>
-                  <w:tcBorders>
-                    <w:top w:val="single" w:space="0" w:color="D3D3D3"/>
-                    <w:bottom w:val="single" w:space="0" w:color="D3D3D3"/>
-                    <w:start w:val="single" w:space="0" w:color="D3D3D3"/>
-                    <w:end w:val="single" w:space="0" w:color="D3D3D3"/>
-                  </w:tcBorders>
-                </w:tcPr>
-                <w:p>
-                  <w:pPr>
-                    <w:spacing w:before="0" w:after="60"/>
-                    <w:keepNext/>
-                    <w:jc w:val="end"/>
-                  </w:pPr>
-                  <w:r>
-                    <w:rPr>
-                      <w:rFonts w:ascii="Calibri" w:hAnsi="Calibri"/>
-                      <w:sz w:val="20"/>
-                    </w:rPr>
-                    <w:t xml:space="default">185.00</w:t>
-                  </w:r>
-                </w:p>
-              </w:tc>
-              <w:tc>
-                <w:tcPr>
-                  <w:tcBorders>
-                    <w:top w:val="single" w:space="0" w:color="D3D3D3"/>
-                    <w:bottom w:val="single" w:space="0" w:color="D3D3D3"/>
-                    <w:start w:val="single" w:space="0" w:color="D3D3D3"/>
-                    <w:end w:val="single" w:space="0" w:color="D3D3D3"/>
-                  </w:tcBorders>
-                </w:tcPr>
-                <w:p>
-                  <w:pPr>
-                    <w:spacing w:before="0" w:after="60"/>
-                    <w:keepNext/>
-                    <w:jc w:val="end"/>
-                  </w:pPr>
-                  <w:r>
-                    <w:rPr>
-                      <w:rFonts w:ascii="Calibri" w:hAnsi="Calibri"/>
-                      <w:sz w:val="20"/>
-                    </w:rPr>
-                    <w:t xml:space="default">1.55</w:t>
-                  </w:r>
-                </w:p>
-              </w:tc>
-              <w:tc>
-                <w:tcPr>
-                  <w:tcBorders>
-                    <w:top w:val="single" w:space="0" w:color="D3D3D3"/>
-                    <w:bottom w:val="single" w:space="0" w:color="D3D3D3"/>
-                    <w:start w:val="single" w:space="0" w:color="D3D3D3"/>
-                    <w:end w:val="single" w:space="0" w:color="D3D3D3"/>
-                  </w:tcBorders>
-                </w:tcPr>
-                <w:p>
-                  <w:pPr>
-                    <w:spacing w:before="0" w:after="60"/>
-                    <w:keepNext/>
-                    <w:jc w:val="end"/>
-                  </w:pPr>
-                  <w:r>
-                    <w:rPr>
-                      <w:rFonts w:ascii="Calibri" w:hAnsi="Calibri"/>
-                      <w:sz w:val="20"/>
-                    </w:rPr>
-                    <w:t xml:space="default">0.41</w:t>
+                    <w:t xml:space="default">pika No S. chamaejasme / pika S. chamaejasme</w:t>
+                  </w:r>
+                </w:p>
+              </w:tc>
+              <w:tc>
+                <w:tcPr>
+                  <w:tcBorders>
+                    <w:top w:val="single" w:space="0" w:color="D3D3D3"/>
+                    <w:bottom w:val="single" w:space="0" w:color="D3D3D3"/>
+                    <w:start w:val="single" w:space="0" w:color="D3D3D3"/>
+                    <w:end w:val="single" w:space="0" w:color="D3D3D3"/>
+                  </w:tcBorders>
+                </w:tcPr>
+                <w:p>
+                  <w:pPr>
+                    <w:spacing w:before="0" w:after="60"/>
+                    <w:keepNext/>
+                    <w:jc w:val="end"/>
+                  </w:pPr>
+                  <w:r>
+                    <w:rPr>
+                      <w:rFonts w:ascii="Calibri" w:hAnsi="Calibri"/>
+                      <w:sz w:val="20"/>
+                    </w:rPr>
+                    <w:t xml:space="default">NA</w:t>
+                  </w:r>
+                </w:p>
+              </w:tc>
+              <w:tc>
+                <w:tcPr>
+                  <w:tcBorders>
+                    <w:top w:val="single" w:space="0" w:color="D3D3D3"/>
+                    <w:bottom w:val="single" w:space="0" w:color="D3D3D3"/>
+                    <w:start w:val="single" w:space="0" w:color="D3D3D3"/>
+                    <w:end w:val="single" w:space="0" w:color="D3D3D3"/>
+                  </w:tcBorders>
+                </w:tcPr>
+                <w:p>
+                  <w:pPr>
+                    <w:spacing w:before="0" w:after="60"/>
+                    <w:keepNext/>
+                    <w:jc w:val="end"/>
+                  </w:pPr>
+                  <w:r>
+                    <w:rPr>
+                      <w:rFonts w:ascii="Calibri" w:hAnsi="Calibri"/>
+                      <w:sz w:val="20"/>
+                    </w:rPr>
+                    <w:t xml:space="default">0.05</w:t>
+                  </w:r>
+                </w:p>
+              </w:tc>
+              <w:tc>
+                <w:tcPr>
+                  <w:tcBorders>
+                    <w:top w:val="single" w:space="0" w:color="D3D3D3"/>
+                    <w:bottom w:val="single" w:space="0" w:color="D3D3D3"/>
+                    <w:start w:val="single" w:space="0" w:color="D3D3D3"/>
+                    <w:end w:val="single" w:space="0" w:color="D3D3D3"/>
+                  </w:tcBorders>
+                </w:tcPr>
+                <w:p>
+                  <w:pPr>
+                    <w:spacing w:before="0" w:after="60"/>
+                    <w:keepNext/>
+                    <w:jc w:val="end"/>
+                  </w:pPr>
+                  <w:r>
+                    <w:rPr>
+                      <w:rFonts w:ascii="Calibri" w:hAnsi="Calibri"/>
+                      <w:sz w:val="20"/>
+                    </w:rPr>
+                    <w:t xml:space="default">Inf</w:t>
+                  </w:r>
+                </w:p>
+              </w:tc>
+              <w:tc>
+                <w:tcPr>
+                  <w:tcBorders>
+                    <w:top w:val="single" w:space="0" w:color="D3D3D3"/>
+                    <w:bottom w:val="single" w:space="0" w:color="D3D3D3"/>
+                    <w:start w:val="single" w:space="0" w:color="D3D3D3"/>
+                    <w:end w:val="single" w:space="0" w:color="D3D3D3"/>
+                  </w:tcBorders>
+                </w:tcPr>
+                <w:p>
+                  <w:pPr>
+                    <w:spacing w:before="0" w:after="60"/>
+                    <w:keepNext/>
+                    <w:jc w:val="end"/>
+                  </w:pPr>
+                  <w:r>
+                    <w:rPr>
+                      <w:rFonts w:ascii="Calibri" w:hAnsi="Calibri"/>
+                      <w:sz w:val="20"/>
+                    </w:rPr>
+                    <w:t xml:space="default">NA</w:t>
+                  </w:r>
+                </w:p>
+              </w:tc>
+              <w:tc>
+                <w:tcPr>
+                  <w:tcBorders>
+                    <w:top w:val="single" w:space="0" w:color="D3D3D3"/>
+                    <w:bottom w:val="single" w:space="0" w:color="D3D3D3"/>
+                    <w:start w:val="single" w:space="0" w:color="D3D3D3"/>
+                    <w:end w:val="single" w:space="0" w:color="D3D3D3"/>
+                  </w:tcBorders>
+                </w:tcPr>
+                <w:p>
+                  <w:pPr>
+                    <w:spacing w:before="0" w:after="60"/>
+                    <w:keepNext/>
+                    <w:jc w:val="end"/>
+                  </w:pPr>
+                  <w:r>
+                    <w:rPr>
+                      <w:rFonts w:ascii="Calibri" w:hAnsi="Calibri"/>
+                      <w:sz w:val="20"/>
+                    </w:rPr>
+                    <w:t xml:space="default">0.45</w:t>
                   </w:r>
                 </w:p>
               </w:tc>
@@ -29109,103 +29556,103 @@
                       <w:rFonts w:ascii="Calibri" w:hAnsi="Calibri"/>
                       <w:sz w:val="20"/>
                     </w:rPr>
-                    <w:t xml:space="default">no pika S. chamaejasme - pika S. chamaejasme</w:t>
-                  </w:r>
-                </w:p>
-              </w:tc>
-              <w:tc>
-                <w:tcPr>
-                  <w:tcBorders>
-                    <w:top w:val="single" w:space="0" w:color="D3D3D3"/>
-                    <w:bottom w:val="single" w:space="0" w:color="D3D3D3"/>
-                    <w:start w:val="single" w:space="0" w:color="D3D3D3"/>
-                    <w:end w:val="single" w:space="0" w:color="D3D3D3"/>
-                  </w:tcBorders>
-                </w:tcPr>
-                <w:p>
-                  <w:pPr>
-                    <w:spacing w:before="0" w:after="60"/>
-                    <w:keepNext/>
-                    <w:jc w:val="end"/>
-                  </w:pPr>
-                  <w:r>
-                    <w:rPr>
-                      <w:rFonts w:ascii="Calibri" w:hAnsi="Calibri"/>
-                      <w:sz w:val="20"/>
-                    </w:rPr>
-                    <w:t xml:space="default">-90.26</w:t>
-                  </w:r>
-                </w:p>
-              </w:tc>
-              <w:tc>
-                <w:tcPr>
-                  <w:tcBorders>
-                    <w:top w:val="single" w:space="0" w:color="D3D3D3"/>
-                    <w:bottom w:val="single" w:space="0" w:color="D3D3D3"/>
-                    <w:start w:val="single" w:space="0" w:color="D3D3D3"/>
-                    <w:end w:val="single" w:space="0" w:color="D3D3D3"/>
-                  </w:tcBorders>
-                </w:tcPr>
-                <w:p>
-                  <w:pPr>
-                    <w:spacing w:before="0" w:after="60"/>
-                    <w:keepNext/>
-                    <w:jc w:val="end"/>
-                  </w:pPr>
-                  <w:r>
-                    <w:rPr>
-                      <w:rFonts w:ascii="Calibri" w:hAnsi="Calibri"/>
-                      <w:sz w:val="20"/>
-                    </w:rPr>
-                    <w:t xml:space="default">11.67</w:t>
-                  </w:r>
-                </w:p>
-              </w:tc>
-              <w:tc>
-                <w:tcPr>
-                  <w:tcBorders>
-                    <w:top w:val="single" w:space="0" w:color="D3D3D3"/>
-                    <w:bottom w:val="single" w:space="0" w:color="D3D3D3"/>
-                    <w:start w:val="single" w:space="0" w:color="D3D3D3"/>
-                    <w:end w:val="single" w:space="0" w:color="D3D3D3"/>
-                  </w:tcBorders>
-                </w:tcPr>
-                <w:p>
-                  <w:pPr>
-                    <w:spacing w:before="0" w:after="60"/>
-                    <w:keepNext/>
-                    <w:jc w:val="end"/>
-                  </w:pPr>
-                  <w:r>
-                    <w:rPr>
-                      <w:rFonts w:ascii="Calibri" w:hAnsi="Calibri"/>
-                      <w:sz w:val="20"/>
-                    </w:rPr>
-                    <w:t xml:space="default">185.00</w:t>
-                  </w:r>
-                </w:p>
-              </w:tc>
-              <w:tc>
-                <w:tcPr>
-                  <w:tcBorders>
-                    <w:top w:val="single" w:space="0" w:color="D3D3D3"/>
-                    <w:bottom w:val="single" w:space="0" w:color="D3D3D3"/>
-                    <w:start w:val="single" w:space="0" w:color="D3D3D3"/>
-                    <w:end w:val="single" w:space="0" w:color="D3D3D3"/>
-                  </w:tcBorders>
-                </w:tcPr>
-                <w:p>
-                  <w:pPr>
-                    <w:spacing w:before="0" w:after="60"/>
-                    <w:keepNext/>
-                    <w:jc w:val="end"/>
-                  </w:pPr>
-                  <w:r>
-                    <w:rPr>
-                      <w:rFonts w:ascii="Calibri" w:hAnsi="Calibri"/>
-                      <w:sz w:val="20"/>
-                    </w:rPr>
-                    <w:t xml:space="default">-7.74</w:t>
+                    <w:t xml:space="default">no pika S. chamaejasme / pika S. chamaejasme</w:t>
+                  </w:r>
+                </w:p>
+              </w:tc>
+              <w:tc>
+                <w:tcPr>
+                  <w:tcBorders>
+                    <w:top w:val="single" w:space="0" w:color="D3D3D3"/>
+                    <w:bottom w:val="single" w:space="0" w:color="D3D3D3"/>
+                    <w:start w:val="single" w:space="0" w:color="D3D3D3"/>
+                    <w:end w:val="single" w:space="0" w:color="D3D3D3"/>
+                  </w:tcBorders>
+                </w:tcPr>
+                <w:p>
+                  <w:pPr>
+                    <w:spacing w:before="0" w:after="60"/>
+                    <w:keepNext/>
+                    <w:jc w:val="end"/>
+                  </w:pPr>
+                  <w:r>
+                    <w:rPr>
+                      <w:rFonts w:ascii="Calibri" w:hAnsi="Calibri"/>
+                      <w:sz w:val="20"/>
+                    </w:rPr>
+                    <w:t xml:space="default">NA</w:t>
+                  </w:r>
+                </w:p>
+              </w:tc>
+              <w:tc>
+                <w:tcPr>
+                  <w:tcBorders>
+                    <w:top w:val="single" w:space="0" w:color="D3D3D3"/>
+                    <w:bottom w:val="single" w:space="0" w:color="D3D3D3"/>
+                    <w:start w:val="single" w:space="0" w:color="D3D3D3"/>
+                    <w:end w:val="single" w:space="0" w:color="D3D3D3"/>
+                  </w:tcBorders>
+                </w:tcPr>
+                <w:p>
+                  <w:pPr>
+                    <w:spacing w:before="0" w:after="60"/>
+                    <w:keepNext/>
+                    <w:jc w:val="end"/>
+                  </w:pPr>
+                  <w:r>
+                    <w:rPr>
+                      <w:rFonts w:ascii="Calibri" w:hAnsi="Calibri"/>
+                      <w:sz w:val="20"/>
+                    </w:rPr>
+                    <w:t xml:space="default">0.03</w:t>
+                  </w:r>
+                </w:p>
+              </w:tc>
+              <w:tc>
+                <w:tcPr>
+                  <w:tcBorders>
+                    <w:top w:val="single" w:space="0" w:color="D3D3D3"/>
+                    <w:bottom w:val="single" w:space="0" w:color="D3D3D3"/>
+                    <w:start w:val="single" w:space="0" w:color="D3D3D3"/>
+                    <w:end w:val="single" w:space="0" w:color="D3D3D3"/>
+                  </w:tcBorders>
+                </w:tcPr>
+                <w:p>
+                  <w:pPr>
+                    <w:spacing w:before="0" w:after="60"/>
+                    <w:keepNext/>
+                    <w:jc w:val="end"/>
+                  </w:pPr>
+                  <w:r>
+                    <w:rPr>
+                      <w:rFonts w:ascii="Calibri" w:hAnsi="Calibri"/>
+                      <w:sz w:val="20"/>
+                    </w:rPr>
+                    <w:t xml:space="default">Inf</w:t>
+                  </w:r>
+                </w:p>
+              </w:tc>
+              <w:tc>
+                <w:tcPr>
+                  <w:tcBorders>
+                    <w:top w:val="single" w:space="0" w:color="D3D3D3"/>
+                    <w:bottom w:val="single" w:space="0" w:color="D3D3D3"/>
+                    <w:start w:val="single" w:space="0" w:color="D3D3D3"/>
+                    <w:end w:val="single" w:space="0" w:color="D3D3D3"/>
+                  </w:tcBorders>
+                </w:tcPr>
+                <w:p>
+                  <w:pPr>
+                    <w:spacing w:before="0" w:after="60"/>
+                    <w:keepNext/>
+                    <w:jc w:val="end"/>
+                  </w:pPr>
+                  <w:r>
+                    <w:rPr>
+                      <w:rFonts w:ascii="Calibri" w:hAnsi="Calibri"/>
+                      <w:sz w:val="20"/>
+                    </w:rPr>
+                    <w:t xml:space="default">NA</w:t>
                   </w:r>
                 </w:p>
               </w:tc>
@@ -29290,127 +29737,127 @@
                       <w:rFonts w:ascii="Calibri" w:hAnsi="Calibri"/>
                       <w:sz w:val="20"/>
                     </w:rPr>
-                    <w:t xml:space="default">no pika No S. chamaejasme / pika No S. chamaejasme</w:t>
-                  </w:r>
-                </w:p>
-              </w:tc>
-              <w:tc>
-                <w:tcPr>
-                  <w:tcBorders>
-                    <w:top w:val="single" w:space="0" w:color="D3D3D3"/>
-                    <w:bottom w:val="single" w:space="0" w:color="D3D3D3"/>
-                    <w:start w:val="single" w:space="0" w:color="D3D3D3"/>
-                    <w:end w:val="single" w:space="0" w:color="D3D3D3"/>
-                  </w:tcBorders>
-                </w:tcPr>
-                <w:p>
-                  <w:pPr>
-                    <w:spacing w:before="0" w:after="60"/>
-                    <w:keepNext/>
-                    <w:jc w:val="end"/>
-                  </w:pPr>
-                  <w:r>
-                    <w:rPr>
-                      <w:rFonts w:ascii="Calibri" w:hAnsi="Calibri"/>
-                      <w:sz w:val="20"/>
-                    </w:rPr>
-                    <w:t xml:space="default">NA</w:t>
-                  </w:r>
-                </w:p>
-              </w:tc>
-              <w:tc>
-                <w:tcPr>
-                  <w:tcBorders>
-                    <w:top w:val="single" w:space="0" w:color="D3D3D3"/>
-                    <w:bottom w:val="single" w:space="0" w:color="D3D3D3"/>
-                    <w:start w:val="single" w:space="0" w:color="D3D3D3"/>
-                    <w:end w:val="single" w:space="0" w:color="D3D3D3"/>
-                  </w:tcBorders>
-                </w:tcPr>
-                <w:p>
-                  <w:pPr>
-                    <w:spacing w:before="0" w:after="60"/>
-                    <w:keepNext/>
-                    <w:jc w:val="end"/>
-                  </w:pPr>
-                  <w:r>
-                    <w:rPr>
-                      <w:rFonts w:ascii="Calibri" w:hAnsi="Calibri"/>
-                      <w:sz w:val="20"/>
-                    </w:rPr>
-                    <w:t xml:space="default">NA</w:t>
-                  </w:r>
-                </w:p>
-              </w:tc>
-              <w:tc>
-                <w:tcPr>
-                  <w:tcBorders>
-                    <w:top w:val="single" w:space="0" w:color="D3D3D3"/>
-                    <w:bottom w:val="single" w:space="0" w:color="D3D3D3"/>
-                    <w:start w:val="single" w:space="0" w:color="D3D3D3"/>
-                    <w:end w:val="single" w:space="0" w:color="D3D3D3"/>
-                  </w:tcBorders>
-                </w:tcPr>
-                <w:p>
-                  <w:pPr>
-                    <w:spacing w:before="0" w:after="60"/>
-                    <w:keepNext/>
-                    <w:jc w:val="end"/>
-                  </w:pPr>
-                  <w:r>
-                    <w:rPr>
-                      <w:rFonts w:ascii="Calibri" w:hAnsi="Calibri"/>
-                      <w:sz w:val="20"/>
-                    </w:rPr>
-                    <w:t xml:space="default">Inf</w:t>
-                  </w:r>
-                </w:p>
-              </w:tc>
-              <w:tc>
-                <w:tcPr>
-                  <w:tcBorders>
-                    <w:top w:val="single" w:space="0" w:color="D3D3D3"/>
-                    <w:bottom w:val="single" w:space="0" w:color="D3D3D3"/>
-                    <w:start w:val="single" w:space="0" w:color="D3D3D3"/>
-                    <w:end w:val="single" w:space="0" w:color="D3D3D3"/>
-                  </w:tcBorders>
-                </w:tcPr>
-                <w:p>
-                  <w:pPr>
-                    <w:spacing w:before="0" w:after="60"/>
-                    <w:keepNext/>
-                    <w:jc w:val="end"/>
-                  </w:pPr>
-                  <w:r>
-                    <w:rPr>
-                      <w:rFonts w:ascii="Calibri" w:hAnsi="Calibri"/>
-                      <w:sz w:val="20"/>
-                    </w:rPr>
-                    <w:t xml:space="default">NA</w:t>
-                  </w:r>
-                </w:p>
-              </w:tc>
-              <w:tc>
-                <w:tcPr>
-                  <w:tcBorders>
-                    <w:top w:val="single" w:space="0" w:color="D3D3D3"/>
-                    <w:bottom w:val="single" w:space="0" w:color="D3D3D3"/>
-                    <w:start w:val="single" w:space="0" w:color="D3D3D3"/>
-                    <w:end w:val="single" w:space="0" w:color="D3D3D3"/>
-                  </w:tcBorders>
-                </w:tcPr>
-                <w:p>
-                  <w:pPr>
-                    <w:spacing w:before="0" w:after="60"/>
-                    <w:keepNext/>
-                    <w:jc w:val="end"/>
-                  </w:pPr>
-                  <w:r>
-                    <w:rPr>
-                      <w:rFonts w:ascii="Calibri" w:hAnsi="Calibri"/>
-                      <w:sz w:val="20"/>
-                    </w:rPr>
-                    <w:t xml:space="default">NA</w:t>
+                    <w:t xml:space="default">no pika No S. chamaejasme - pika No S. chamaejasme</w:t>
+                  </w:r>
+                </w:p>
+              </w:tc>
+              <w:tc>
+                <w:tcPr>
+                  <w:tcBorders>
+                    <w:top w:val="single" w:space="0" w:color="D3D3D3"/>
+                    <w:bottom w:val="single" w:space="0" w:color="D3D3D3"/>
+                    <w:start w:val="single" w:space="0" w:color="D3D3D3"/>
+                    <w:end w:val="single" w:space="0" w:color="D3D3D3"/>
+                  </w:tcBorders>
+                </w:tcPr>
+                <w:p>
+                  <w:pPr>
+                    <w:spacing w:before="0" w:after="60"/>
+                    <w:keepNext/>
+                    <w:jc w:val="end"/>
+                  </w:pPr>
+                  <w:r>
+                    <w:rPr>
+                      <w:rFonts w:ascii="Calibri" w:hAnsi="Calibri"/>
+                      <w:sz w:val="20"/>
+                    </w:rPr>
+                    <w:t xml:space="default">0.80</w:t>
+                  </w:r>
+                </w:p>
+              </w:tc>
+              <w:tc>
+                <w:tcPr>
+                  <w:tcBorders>
+                    <w:top w:val="single" w:space="0" w:color="D3D3D3"/>
+                    <w:bottom w:val="single" w:space="0" w:color="D3D3D3"/>
+                    <w:start w:val="single" w:space="0" w:color="D3D3D3"/>
+                    <w:end w:val="single" w:space="0" w:color="D3D3D3"/>
+                  </w:tcBorders>
+                </w:tcPr>
+                <w:p>
+                  <w:pPr>
+                    <w:spacing w:before="0" w:after="60"/>
+                    <w:keepNext/>
+                    <w:jc w:val="end"/>
+                  </w:pPr>
+                  <w:r>
+                    <w:rPr>
+                      <w:rFonts w:ascii="Calibri" w:hAnsi="Calibri"/>
+                      <w:sz w:val="20"/>
+                    </w:rPr>
+                    <w:t xml:space="default">8.61</w:t>
+                  </w:r>
+                </w:p>
+              </w:tc>
+              <w:tc>
+                <w:tcPr>
+                  <w:tcBorders>
+                    <w:top w:val="single" w:space="0" w:color="D3D3D3"/>
+                    <w:bottom w:val="single" w:space="0" w:color="D3D3D3"/>
+                    <w:start w:val="single" w:space="0" w:color="D3D3D3"/>
+                    <w:end w:val="single" w:space="0" w:color="D3D3D3"/>
+                  </w:tcBorders>
+                </w:tcPr>
+                <w:p>
+                  <w:pPr>
+                    <w:spacing w:before="0" w:after="60"/>
+                    <w:keepNext/>
+                    <w:jc w:val="end"/>
+                  </w:pPr>
+                  <w:r>
+                    <w:rPr>
+                      <w:rFonts w:ascii="Calibri" w:hAnsi="Calibri"/>
+                      <w:sz w:val="20"/>
+                    </w:rPr>
+                    <w:t xml:space="default">184.00</w:t>
+                  </w:r>
+                </w:p>
+              </w:tc>
+              <w:tc>
+                <w:tcPr>
+                  <w:tcBorders>
+                    <w:top w:val="single" w:space="0" w:color="D3D3D3"/>
+                    <w:bottom w:val="single" w:space="0" w:color="D3D3D3"/>
+                    <w:start w:val="single" w:space="0" w:color="D3D3D3"/>
+                    <w:end w:val="single" w:space="0" w:color="D3D3D3"/>
+                  </w:tcBorders>
+                </w:tcPr>
+                <w:p>
+                  <w:pPr>
+                    <w:spacing w:before="0" w:after="60"/>
+                    <w:keepNext/>
+                    <w:jc w:val="end"/>
+                  </w:pPr>
+                  <w:r>
+                    <w:rPr>
+                      <w:rFonts w:ascii="Calibri" w:hAnsi="Calibri"/>
+                      <w:sz w:val="20"/>
+                    </w:rPr>
+                    <w:t xml:space="default">0.09</w:t>
+                  </w:r>
+                </w:p>
+              </w:tc>
+              <w:tc>
+                <w:tcPr>
+                  <w:tcBorders>
+                    <w:top w:val="single" w:space="0" w:color="D3D3D3"/>
+                    <w:bottom w:val="single" w:space="0" w:color="D3D3D3"/>
+                    <w:start w:val="single" w:space="0" w:color="D3D3D3"/>
+                    <w:end w:val="single" w:space="0" w:color="D3D3D3"/>
+                  </w:tcBorders>
+                </w:tcPr>
+                <w:p>
+                  <w:pPr>
+                    <w:spacing w:before="0" w:after="60"/>
+                    <w:keepNext/>
+                    <w:jc w:val="end"/>
+                  </w:pPr>
+                  <w:r>
+                    <w:rPr>
+                      <w:rFonts w:ascii="Calibri" w:hAnsi="Calibri"/>
+                      <w:sz w:val="20"/>
+                    </w:rPr>
+                    <w:t xml:space="default">1.00</w:t>
                   </w:r>
                 </w:p>
               </w:tc>
@@ -29439,127 +29886,127 @@
                       <w:rFonts w:ascii="Calibri" w:hAnsi="Calibri"/>
                       <w:sz w:val="20"/>
                     </w:rPr>
-                    <w:t xml:space="default">no pika No S. chamaejasme / no pika S. chamaejasme</w:t>
-                  </w:r>
-                </w:p>
-              </w:tc>
-              <w:tc>
-                <w:tcPr>
-                  <w:tcBorders>
-                    <w:top w:val="single" w:space="0" w:color="D3D3D3"/>
-                    <w:bottom w:val="single" w:space="0" w:color="D3D3D3"/>
-                    <w:start w:val="single" w:space="0" w:color="D3D3D3"/>
-                    <w:end w:val="single" w:space="0" w:color="D3D3D3"/>
-                  </w:tcBorders>
-                </w:tcPr>
-                <w:p>
-                  <w:pPr>
-                    <w:spacing w:before="0" w:after="60"/>
-                    <w:keepNext/>
-                    <w:jc w:val="end"/>
-                  </w:pPr>
-                  <w:r>
-                    <w:rPr>
-                      <w:rFonts w:ascii="Calibri" w:hAnsi="Calibri"/>
-                      <w:sz w:val="20"/>
-                    </w:rPr>
-                    <w:t xml:space="default">NA</w:t>
-                  </w:r>
-                </w:p>
-              </w:tc>
-              <w:tc>
-                <w:tcPr>
-                  <w:tcBorders>
-                    <w:top w:val="single" w:space="0" w:color="D3D3D3"/>
-                    <w:bottom w:val="single" w:space="0" w:color="D3D3D3"/>
-                    <w:start w:val="single" w:space="0" w:color="D3D3D3"/>
-                    <w:end w:val="single" w:space="0" w:color="D3D3D3"/>
-                  </w:tcBorders>
-                </w:tcPr>
-                <w:p>
-                  <w:pPr>
-                    <w:spacing w:before="0" w:after="60"/>
-                    <w:keepNext/>
-                    <w:jc w:val="end"/>
-                  </w:pPr>
-                  <w:r>
-                    <w:rPr>
-                      <w:rFonts w:ascii="Calibri" w:hAnsi="Calibri"/>
-                      <w:sz w:val="20"/>
-                    </w:rPr>
-                    <w:t xml:space="default">NA</w:t>
-                  </w:r>
-                </w:p>
-              </w:tc>
-              <w:tc>
-                <w:tcPr>
-                  <w:tcBorders>
-                    <w:top w:val="single" w:space="0" w:color="D3D3D3"/>
-                    <w:bottom w:val="single" w:space="0" w:color="D3D3D3"/>
-                    <w:start w:val="single" w:space="0" w:color="D3D3D3"/>
-                    <w:end w:val="single" w:space="0" w:color="D3D3D3"/>
-                  </w:tcBorders>
-                </w:tcPr>
-                <w:p>
-                  <w:pPr>
-                    <w:spacing w:before="0" w:after="60"/>
-                    <w:keepNext/>
-                    <w:jc w:val="end"/>
-                  </w:pPr>
-                  <w:r>
-                    <w:rPr>
-                      <w:rFonts w:ascii="Calibri" w:hAnsi="Calibri"/>
-                      <w:sz w:val="20"/>
-                    </w:rPr>
-                    <w:t xml:space="default">Inf</w:t>
-                  </w:r>
-                </w:p>
-              </w:tc>
-              <w:tc>
-                <w:tcPr>
-                  <w:tcBorders>
-                    <w:top w:val="single" w:space="0" w:color="D3D3D3"/>
-                    <w:bottom w:val="single" w:space="0" w:color="D3D3D3"/>
-                    <w:start w:val="single" w:space="0" w:color="D3D3D3"/>
-                    <w:end w:val="single" w:space="0" w:color="D3D3D3"/>
-                  </w:tcBorders>
-                </w:tcPr>
-                <w:p>
-                  <w:pPr>
-                    <w:spacing w:before="0" w:after="60"/>
-                    <w:keepNext/>
-                    <w:jc w:val="end"/>
-                  </w:pPr>
-                  <w:r>
-                    <w:rPr>
-                      <w:rFonts w:ascii="Calibri" w:hAnsi="Calibri"/>
-                      <w:sz w:val="20"/>
-                    </w:rPr>
-                    <w:t xml:space="default">NA</w:t>
-                  </w:r>
-                </w:p>
-              </w:tc>
-              <w:tc>
-                <w:tcPr>
-                  <w:tcBorders>
-                    <w:top w:val="single" w:space="0" w:color="D3D3D3"/>
-                    <w:bottom w:val="single" w:space="0" w:color="D3D3D3"/>
-                    <w:start w:val="single" w:space="0" w:color="D3D3D3"/>
-                    <w:end w:val="single" w:space="0" w:color="D3D3D3"/>
-                  </w:tcBorders>
-                </w:tcPr>
-                <w:p>
-                  <w:pPr>
-                    <w:spacing w:before="0" w:after="60"/>
-                    <w:keepNext/>
-                    <w:jc w:val="end"/>
-                  </w:pPr>
-                  <w:r>
-                    <w:rPr>
-                      <w:rFonts w:ascii="Calibri" w:hAnsi="Calibri"/>
-                      <w:sz w:val="20"/>
-                    </w:rPr>
-                    <w:t xml:space="default">NA</w:t>
+                    <w:t xml:space="default">no pika No S. chamaejasme - no pika S. chamaejasme</w:t>
+                  </w:r>
+                </w:p>
+              </w:tc>
+              <w:tc>
+                <w:tcPr>
+                  <w:tcBorders>
+                    <w:top w:val="single" w:space="0" w:color="D3D3D3"/>
+                    <w:bottom w:val="single" w:space="0" w:color="D3D3D3"/>
+                    <w:start w:val="single" w:space="0" w:color="D3D3D3"/>
+                    <w:end w:val="single" w:space="0" w:color="D3D3D3"/>
+                  </w:tcBorders>
+                </w:tcPr>
+                <w:p>
+                  <w:pPr>
+                    <w:spacing w:before="0" w:after="60"/>
+                    <w:keepNext/>
+                    <w:jc w:val="end"/>
+                  </w:pPr>
+                  <w:r>
+                    <w:rPr>
+                      <w:rFonts w:ascii="Calibri" w:hAnsi="Calibri"/>
+                      <w:sz w:val="20"/>
+                    </w:rPr>
+                    <w:t xml:space="default">45.34</w:t>
+                  </w:r>
+                </w:p>
+              </w:tc>
+              <w:tc>
+                <w:tcPr>
+                  <w:tcBorders>
+                    <w:top w:val="single" w:space="0" w:color="D3D3D3"/>
+                    <w:bottom w:val="single" w:space="0" w:color="D3D3D3"/>
+                    <w:start w:val="single" w:space="0" w:color="D3D3D3"/>
+                    <w:end w:val="single" w:space="0" w:color="D3D3D3"/>
+                  </w:tcBorders>
+                </w:tcPr>
+                <w:p>
+                  <w:pPr>
+                    <w:spacing w:before="0" w:after="60"/>
+                    <w:keepNext/>
+                    <w:jc w:val="end"/>
+                  </w:pPr>
+                  <w:r>
+                    <w:rPr>
+                      <w:rFonts w:ascii="Calibri" w:hAnsi="Calibri"/>
+                      <w:sz w:val="20"/>
+                    </w:rPr>
+                    <w:t xml:space="default">8.61</w:t>
+                  </w:r>
+                </w:p>
+              </w:tc>
+              <w:tc>
+                <w:tcPr>
+                  <w:tcBorders>
+                    <w:top w:val="single" w:space="0" w:color="D3D3D3"/>
+                    <w:bottom w:val="single" w:space="0" w:color="D3D3D3"/>
+                    <w:start w:val="single" w:space="0" w:color="D3D3D3"/>
+                    <w:end w:val="single" w:space="0" w:color="D3D3D3"/>
+                  </w:tcBorders>
+                </w:tcPr>
+                <w:p>
+                  <w:pPr>
+                    <w:spacing w:before="0" w:after="60"/>
+                    <w:keepNext/>
+                    <w:jc w:val="end"/>
+                  </w:pPr>
+                  <w:r>
+                    <w:rPr>
+                      <w:rFonts w:ascii="Calibri" w:hAnsi="Calibri"/>
+                      <w:sz w:val="20"/>
+                    </w:rPr>
+                    <w:t xml:space="default">184.00</w:t>
+                  </w:r>
+                </w:p>
+              </w:tc>
+              <w:tc>
+                <w:tcPr>
+                  <w:tcBorders>
+                    <w:top w:val="single" w:space="0" w:color="D3D3D3"/>
+                    <w:bottom w:val="single" w:space="0" w:color="D3D3D3"/>
+                    <w:start w:val="single" w:space="0" w:color="D3D3D3"/>
+                    <w:end w:val="single" w:space="0" w:color="D3D3D3"/>
+                  </w:tcBorders>
+                </w:tcPr>
+                <w:p>
+                  <w:pPr>
+                    <w:spacing w:before="0" w:after="60"/>
+                    <w:keepNext/>
+                    <w:jc w:val="end"/>
+                  </w:pPr>
+                  <w:r>
+                    <w:rPr>
+                      <w:rFonts w:ascii="Calibri" w:hAnsi="Calibri"/>
+                      <w:sz w:val="20"/>
+                    </w:rPr>
+                    <w:t xml:space="default">5.27</w:t>
+                  </w:r>
+                </w:p>
+              </w:tc>
+              <w:tc>
+                <w:tcPr>
+                  <w:tcBorders>
+                    <w:top w:val="single" w:space="0" w:color="D3D3D3"/>
+                    <w:bottom w:val="single" w:space="0" w:color="D3D3D3"/>
+                    <w:start w:val="single" w:space="0" w:color="D3D3D3"/>
+                    <w:end w:val="single" w:space="0" w:color="D3D3D3"/>
+                  </w:tcBorders>
+                </w:tcPr>
+                <w:p>
+                  <w:pPr>
+                    <w:spacing w:before="0" w:after="60"/>
+                    <w:keepNext/>
+                    <w:jc w:val="end"/>
+                  </w:pPr>
+                  <w:r>
+                    <w:rPr>
+                      <w:rFonts w:ascii="Calibri" w:hAnsi="Calibri"/>
+                      <w:sz w:val="20"/>
+                    </w:rPr>
+                    <w:t xml:space="default">0.00</w:t>
                   </w:r>
                 </w:p>
               </w:tc>
@@ -29588,127 +30035,127 @@
                       <w:rFonts w:ascii="Calibri" w:hAnsi="Calibri"/>
                       <w:sz w:val="20"/>
                     </w:rPr>
-                    <w:t xml:space="default">no pika No S. chamaejasme / pika S. chamaejasme</w:t>
-                  </w:r>
-                </w:p>
-              </w:tc>
-              <w:tc>
-                <w:tcPr>
-                  <w:tcBorders>
-                    <w:top w:val="single" w:space="0" w:color="D3D3D3"/>
-                    <w:bottom w:val="single" w:space="0" w:color="D3D3D3"/>
-                    <w:start w:val="single" w:space="0" w:color="D3D3D3"/>
-                    <w:end w:val="single" w:space="0" w:color="D3D3D3"/>
-                  </w:tcBorders>
-                </w:tcPr>
-                <w:p>
-                  <w:pPr>
-                    <w:spacing w:before="0" w:after="60"/>
-                    <w:keepNext/>
-                    <w:jc w:val="end"/>
-                  </w:pPr>
-                  <w:r>
-                    <w:rPr>
-                      <w:rFonts w:ascii="Calibri" w:hAnsi="Calibri"/>
-                      <w:sz w:val="20"/>
-                    </w:rPr>
-                    <w:t xml:space="default">NA</w:t>
-                  </w:r>
-                </w:p>
-              </w:tc>
-              <w:tc>
-                <w:tcPr>
-                  <w:tcBorders>
-                    <w:top w:val="single" w:space="0" w:color="D3D3D3"/>
-                    <w:bottom w:val="single" w:space="0" w:color="D3D3D3"/>
-                    <w:start w:val="single" w:space="0" w:color="D3D3D3"/>
-                    <w:end w:val="single" w:space="0" w:color="D3D3D3"/>
-                  </w:tcBorders>
-                </w:tcPr>
-                <w:p>
-                  <w:pPr>
-                    <w:spacing w:before="0" w:after="60"/>
-                    <w:keepNext/>
-                    <w:jc w:val="end"/>
-                  </w:pPr>
-                  <w:r>
-                    <w:rPr>
-                      <w:rFonts w:ascii="Calibri" w:hAnsi="Calibri"/>
-                      <w:sz w:val="20"/>
-                    </w:rPr>
-                    <w:t xml:space="default">NA</w:t>
-                  </w:r>
-                </w:p>
-              </w:tc>
-              <w:tc>
-                <w:tcPr>
-                  <w:tcBorders>
-                    <w:top w:val="single" w:space="0" w:color="D3D3D3"/>
-                    <w:bottom w:val="single" w:space="0" w:color="D3D3D3"/>
-                    <w:start w:val="single" w:space="0" w:color="D3D3D3"/>
-                    <w:end w:val="single" w:space="0" w:color="D3D3D3"/>
-                  </w:tcBorders>
-                </w:tcPr>
-                <w:p>
-                  <w:pPr>
-                    <w:spacing w:before="0" w:after="60"/>
-                    <w:keepNext/>
-                    <w:jc w:val="end"/>
-                  </w:pPr>
-                  <w:r>
-                    <w:rPr>
-                      <w:rFonts w:ascii="Calibri" w:hAnsi="Calibri"/>
-                      <w:sz w:val="20"/>
-                    </w:rPr>
-                    <w:t xml:space="default">Inf</w:t>
-                  </w:r>
-                </w:p>
-              </w:tc>
-              <w:tc>
-                <w:tcPr>
-                  <w:tcBorders>
-                    <w:top w:val="single" w:space="0" w:color="D3D3D3"/>
-                    <w:bottom w:val="single" w:space="0" w:color="D3D3D3"/>
-                    <w:start w:val="single" w:space="0" w:color="D3D3D3"/>
-                    <w:end w:val="single" w:space="0" w:color="D3D3D3"/>
-                  </w:tcBorders>
-                </w:tcPr>
-                <w:p>
-                  <w:pPr>
-                    <w:spacing w:before="0" w:after="60"/>
-                    <w:keepNext/>
-                    <w:jc w:val="end"/>
-                  </w:pPr>
-                  <w:r>
-                    <w:rPr>
-                      <w:rFonts w:ascii="Calibri" w:hAnsi="Calibri"/>
-                      <w:sz w:val="20"/>
-                    </w:rPr>
-                    <w:t xml:space="default">NA</w:t>
-                  </w:r>
-                </w:p>
-              </w:tc>
-              <w:tc>
-                <w:tcPr>
-                  <w:tcBorders>
-                    <w:top w:val="single" w:space="0" w:color="D3D3D3"/>
-                    <w:bottom w:val="single" w:space="0" w:color="D3D3D3"/>
-                    <w:start w:val="single" w:space="0" w:color="D3D3D3"/>
-                    <w:end w:val="single" w:space="0" w:color="D3D3D3"/>
-                  </w:tcBorders>
-                </w:tcPr>
-                <w:p>
-                  <w:pPr>
-                    <w:spacing w:before="0" w:after="60"/>
-                    <w:keepNext/>
-                    <w:jc w:val="end"/>
-                  </w:pPr>
-                  <w:r>
-                    <w:rPr>
-                      <w:rFonts w:ascii="Calibri" w:hAnsi="Calibri"/>
-                      <w:sz w:val="20"/>
-                    </w:rPr>
-                    <w:t xml:space="default">NA</w:t>
+                    <w:t xml:space="default">no pika No S. chamaejasme - pika S. chamaejasme</w:t>
+                  </w:r>
+                </w:p>
+              </w:tc>
+              <w:tc>
+                <w:tcPr>
+                  <w:tcBorders>
+                    <w:top w:val="single" w:space="0" w:color="D3D3D3"/>
+                    <w:bottom w:val="single" w:space="0" w:color="D3D3D3"/>
+                    <w:start w:val="single" w:space="0" w:color="D3D3D3"/>
+                    <w:end w:val="single" w:space="0" w:color="D3D3D3"/>
+                  </w:tcBorders>
+                </w:tcPr>
+                <w:p>
+                  <w:pPr>
+                    <w:spacing w:before="0" w:after="60"/>
+                    <w:keepNext/>
+                    <w:jc w:val="end"/>
+                  </w:pPr>
+                  <w:r>
+                    <w:rPr>
+                      <w:rFonts w:ascii="Calibri" w:hAnsi="Calibri"/>
+                      <w:sz w:val="20"/>
+                    </w:rPr>
+                    <w:t xml:space="default">2.19</w:t>
+                  </w:r>
+                </w:p>
+              </w:tc>
+              <w:tc>
+                <w:tcPr>
+                  <w:tcBorders>
+                    <w:top w:val="single" w:space="0" w:color="D3D3D3"/>
+                    <w:bottom w:val="single" w:space="0" w:color="D3D3D3"/>
+                    <w:start w:val="single" w:space="0" w:color="D3D3D3"/>
+                    <w:end w:val="single" w:space="0" w:color="D3D3D3"/>
+                  </w:tcBorders>
+                </w:tcPr>
+                <w:p>
+                  <w:pPr>
+                    <w:spacing w:before="0" w:after="60"/>
+                    <w:keepNext/>
+                    <w:jc w:val="end"/>
+                  </w:pPr>
+                  <w:r>
+                    <w:rPr>
+                      <w:rFonts w:ascii="Calibri" w:hAnsi="Calibri"/>
+                      <w:sz w:val="20"/>
+                    </w:rPr>
+                    <w:t xml:space="default">8.61</w:t>
+                  </w:r>
+                </w:p>
+              </w:tc>
+              <w:tc>
+                <w:tcPr>
+                  <w:tcBorders>
+                    <w:top w:val="single" w:space="0" w:color="D3D3D3"/>
+                    <w:bottom w:val="single" w:space="0" w:color="D3D3D3"/>
+                    <w:start w:val="single" w:space="0" w:color="D3D3D3"/>
+                    <w:end w:val="single" w:space="0" w:color="D3D3D3"/>
+                  </w:tcBorders>
+                </w:tcPr>
+                <w:p>
+                  <w:pPr>
+                    <w:spacing w:before="0" w:after="60"/>
+                    <w:keepNext/>
+                    <w:jc w:val="end"/>
+                  </w:pPr>
+                  <w:r>
+                    <w:rPr>
+                      <w:rFonts w:ascii="Calibri" w:hAnsi="Calibri"/>
+                      <w:sz w:val="20"/>
+                    </w:rPr>
+                    <w:t xml:space="default">184.00</w:t>
+                  </w:r>
+                </w:p>
+              </w:tc>
+              <w:tc>
+                <w:tcPr>
+                  <w:tcBorders>
+                    <w:top w:val="single" w:space="0" w:color="D3D3D3"/>
+                    <w:bottom w:val="single" w:space="0" w:color="D3D3D3"/>
+                    <w:start w:val="single" w:space="0" w:color="D3D3D3"/>
+                    <w:end w:val="single" w:space="0" w:color="D3D3D3"/>
+                  </w:tcBorders>
+                </w:tcPr>
+                <w:p>
+                  <w:pPr>
+                    <w:spacing w:before="0" w:after="60"/>
+                    <w:keepNext/>
+                    <w:jc w:val="end"/>
+                  </w:pPr>
+                  <w:r>
+                    <w:rPr>
+                      <w:rFonts w:ascii="Calibri" w:hAnsi="Calibri"/>
+                      <w:sz w:val="20"/>
+                    </w:rPr>
+                    <w:t xml:space="default">0.25</w:t>
+                  </w:r>
+                </w:p>
+              </w:tc>
+              <w:tc>
+                <w:tcPr>
+                  <w:tcBorders>
+                    <w:top w:val="single" w:space="0" w:color="D3D3D3"/>
+                    <w:bottom w:val="single" w:space="0" w:color="D3D3D3"/>
+                    <w:start w:val="single" w:space="0" w:color="D3D3D3"/>
+                    <w:end w:val="single" w:space="0" w:color="D3D3D3"/>
+                  </w:tcBorders>
+                </w:tcPr>
+                <w:p>
+                  <w:pPr>
+                    <w:spacing w:before="0" w:after="60"/>
+                    <w:keepNext/>
+                    <w:jc w:val="end"/>
+                  </w:pPr>
+                  <w:r>
+                    <w:rPr>
+                      <w:rFonts w:ascii="Calibri" w:hAnsi="Calibri"/>
+                      <w:sz w:val="20"/>
+                    </w:rPr>
+                    <w:t xml:space="default">0.99</w:t>
                   </w:r>
                 </w:p>
               </w:tc>
@@ -29737,127 +30184,127 @@
                       <w:rFonts w:ascii="Calibri" w:hAnsi="Calibri"/>
                       <w:sz w:val="20"/>
                     </w:rPr>
-                    <w:t xml:space="default">pika No S. chamaejasme / no pika S. chamaejasme</w:t>
-                  </w:r>
-                </w:p>
-              </w:tc>
-              <w:tc>
-                <w:tcPr>
-                  <w:tcBorders>
-                    <w:top w:val="single" w:space="0" w:color="D3D3D3"/>
-                    <w:bottom w:val="single" w:space="0" w:color="D3D3D3"/>
-                    <w:start w:val="single" w:space="0" w:color="D3D3D3"/>
-                    <w:end w:val="single" w:space="0" w:color="D3D3D3"/>
-                  </w:tcBorders>
-                </w:tcPr>
-                <w:p>
-                  <w:pPr>
-                    <w:spacing w:before="0" w:after="60"/>
-                    <w:keepNext/>
-                    <w:jc w:val="end"/>
-                  </w:pPr>
-                  <w:r>
-                    <w:rPr>
-                      <w:rFonts w:ascii="Calibri" w:hAnsi="Calibri"/>
-                      <w:sz w:val="20"/>
-                    </w:rPr>
-                    <w:t xml:space="default">NA</w:t>
-                  </w:r>
-                </w:p>
-              </w:tc>
-              <w:tc>
-                <w:tcPr>
-                  <w:tcBorders>
-                    <w:top w:val="single" w:space="0" w:color="D3D3D3"/>
-                    <w:bottom w:val="single" w:space="0" w:color="D3D3D3"/>
-                    <w:start w:val="single" w:space="0" w:color="D3D3D3"/>
-                    <w:end w:val="single" w:space="0" w:color="D3D3D3"/>
-                  </w:tcBorders>
-                </w:tcPr>
-                <w:p>
-                  <w:pPr>
-                    <w:spacing w:before="0" w:after="60"/>
-                    <w:keepNext/>
-                    <w:jc w:val="end"/>
-                  </w:pPr>
-                  <w:r>
-                    <w:rPr>
-                      <w:rFonts w:ascii="Calibri" w:hAnsi="Calibri"/>
-                      <w:sz w:val="20"/>
-                    </w:rPr>
-                    <w:t xml:space="default">NA</w:t>
-                  </w:r>
-                </w:p>
-              </w:tc>
-              <w:tc>
-                <w:tcPr>
-                  <w:tcBorders>
-                    <w:top w:val="single" w:space="0" w:color="D3D3D3"/>
-                    <w:bottom w:val="single" w:space="0" w:color="D3D3D3"/>
-                    <w:start w:val="single" w:space="0" w:color="D3D3D3"/>
-                    <w:end w:val="single" w:space="0" w:color="D3D3D3"/>
-                  </w:tcBorders>
-                </w:tcPr>
-                <w:p>
-                  <w:pPr>
-                    <w:spacing w:before="0" w:after="60"/>
-                    <w:keepNext/>
-                    <w:jc w:val="end"/>
-                  </w:pPr>
-                  <w:r>
-                    <w:rPr>
-                      <w:rFonts w:ascii="Calibri" w:hAnsi="Calibri"/>
-                      <w:sz w:val="20"/>
-                    </w:rPr>
-                    <w:t xml:space="default">Inf</w:t>
-                  </w:r>
-                </w:p>
-              </w:tc>
-              <w:tc>
-                <w:tcPr>
-                  <w:tcBorders>
-                    <w:top w:val="single" w:space="0" w:color="D3D3D3"/>
-                    <w:bottom w:val="single" w:space="0" w:color="D3D3D3"/>
-                    <w:start w:val="single" w:space="0" w:color="D3D3D3"/>
-                    <w:end w:val="single" w:space="0" w:color="D3D3D3"/>
-                  </w:tcBorders>
-                </w:tcPr>
-                <w:p>
-                  <w:pPr>
-                    <w:spacing w:before="0" w:after="60"/>
-                    <w:keepNext/>
-                    <w:jc w:val="end"/>
-                  </w:pPr>
-                  <w:r>
-                    <w:rPr>
-                      <w:rFonts w:ascii="Calibri" w:hAnsi="Calibri"/>
-                      <w:sz w:val="20"/>
-                    </w:rPr>
-                    <w:t xml:space="default">NA</w:t>
-                  </w:r>
-                </w:p>
-              </w:tc>
-              <w:tc>
-                <w:tcPr>
-                  <w:tcBorders>
-                    <w:top w:val="single" w:space="0" w:color="D3D3D3"/>
-                    <w:bottom w:val="single" w:space="0" w:color="D3D3D3"/>
-                    <w:start w:val="single" w:space="0" w:color="D3D3D3"/>
-                    <w:end w:val="single" w:space="0" w:color="D3D3D3"/>
-                  </w:tcBorders>
-                </w:tcPr>
-                <w:p>
-                  <w:pPr>
-                    <w:spacing w:before="0" w:after="60"/>
-                    <w:keepNext/>
-                    <w:jc w:val="end"/>
-                  </w:pPr>
-                  <w:r>
-                    <w:rPr>
-                      <w:rFonts w:ascii="Calibri" w:hAnsi="Calibri"/>
-                      <w:sz w:val="20"/>
-                    </w:rPr>
-                    <w:t xml:space="default">NA</w:t>
+                    <w:t xml:space="default">pika No S. chamaejasme - no pika S. chamaejasme</w:t>
+                  </w:r>
+                </w:p>
+              </w:tc>
+              <w:tc>
+                <w:tcPr>
+                  <w:tcBorders>
+                    <w:top w:val="single" w:space="0" w:color="D3D3D3"/>
+                    <w:bottom w:val="single" w:space="0" w:color="D3D3D3"/>
+                    <w:start w:val="single" w:space="0" w:color="D3D3D3"/>
+                    <w:end w:val="single" w:space="0" w:color="D3D3D3"/>
+                  </w:tcBorders>
+                </w:tcPr>
+                <w:p>
+                  <w:pPr>
+                    <w:spacing w:before="0" w:after="60"/>
+                    <w:keepNext/>
+                    <w:jc w:val="end"/>
+                  </w:pPr>
+                  <w:r>
+                    <w:rPr>
+                      <w:rFonts w:ascii="Calibri" w:hAnsi="Calibri"/>
+                      <w:sz w:val="20"/>
+                    </w:rPr>
+                    <w:t xml:space="default">44.54</w:t>
+                  </w:r>
+                </w:p>
+              </w:tc>
+              <w:tc>
+                <w:tcPr>
+                  <w:tcBorders>
+                    <w:top w:val="single" w:space="0" w:color="D3D3D3"/>
+                    <w:bottom w:val="single" w:space="0" w:color="D3D3D3"/>
+                    <w:start w:val="single" w:space="0" w:color="D3D3D3"/>
+                    <w:end w:val="single" w:space="0" w:color="D3D3D3"/>
+                  </w:tcBorders>
+                </w:tcPr>
+                <w:p>
+                  <w:pPr>
+                    <w:spacing w:before="0" w:after="60"/>
+                    <w:keepNext/>
+                    <w:jc w:val="end"/>
+                  </w:pPr>
+                  <w:r>
+                    <w:rPr>
+                      <w:rFonts w:ascii="Calibri" w:hAnsi="Calibri"/>
+                      <w:sz w:val="20"/>
+                    </w:rPr>
+                    <w:t xml:space="default">8.61</w:t>
+                  </w:r>
+                </w:p>
+              </w:tc>
+              <w:tc>
+                <w:tcPr>
+                  <w:tcBorders>
+                    <w:top w:val="single" w:space="0" w:color="D3D3D3"/>
+                    <w:bottom w:val="single" w:space="0" w:color="D3D3D3"/>
+                    <w:start w:val="single" w:space="0" w:color="D3D3D3"/>
+                    <w:end w:val="single" w:space="0" w:color="D3D3D3"/>
+                  </w:tcBorders>
+                </w:tcPr>
+                <w:p>
+                  <w:pPr>
+                    <w:spacing w:before="0" w:after="60"/>
+                    <w:keepNext/>
+                    <w:jc w:val="end"/>
+                  </w:pPr>
+                  <w:r>
+                    <w:rPr>
+                      <w:rFonts w:ascii="Calibri" w:hAnsi="Calibri"/>
+                      <w:sz w:val="20"/>
+                    </w:rPr>
+                    <w:t xml:space="default">184.00</w:t>
+                  </w:r>
+                </w:p>
+              </w:tc>
+              <w:tc>
+                <w:tcPr>
+                  <w:tcBorders>
+                    <w:top w:val="single" w:space="0" w:color="D3D3D3"/>
+                    <w:bottom w:val="single" w:space="0" w:color="D3D3D3"/>
+                    <w:start w:val="single" w:space="0" w:color="D3D3D3"/>
+                    <w:end w:val="single" w:space="0" w:color="D3D3D3"/>
+                  </w:tcBorders>
+                </w:tcPr>
+                <w:p>
+                  <w:pPr>
+                    <w:spacing w:before="0" w:after="60"/>
+                    <w:keepNext/>
+                    <w:jc w:val="end"/>
+                  </w:pPr>
+                  <w:r>
+                    <w:rPr>
+                      <w:rFonts w:ascii="Calibri" w:hAnsi="Calibri"/>
+                      <w:sz w:val="20"/>
+                    </w:rPr>
+                    <w:t xml:space="default">5.18</w:t>
+                  </w:r>
+                </w:p>
+              </w:tc>
+              <w:tc>
+                <w:tcPr>
+                  <w:tcBorders>
+                    <w:top w:val="single" w:space="0" w:color="D3D3D3"/>
+                    <w:bottom w:val="single" w:space="0" w:color="D3D3D3"/>
+                    <w:start w:val="single" w:space="0" w:color="D3D3D3"/>
+                    <w:end w:val="single" w:space="0" w:color="D3D3D3"/>
+                  </w:tcBorders>
+                </w:tcPr>
+                <w:p>
+                  <w:pPr>
+                    <w:spacing w:before="0" w:after="60"/>
+                    <w:keepNext/>
+                    <w:jc w:val="end"/>
+                  </w:pPr>
+                  <w:r>
+                    <w:rPr>
+                      <w:rFonts w:ascii="Calibri" w:hAnsi="Calibri"/>
+                      <w:sz w:val="20"/>
+                    </w:rPr>
+                    <w:t xml:space="default">0.00</w:t>
                   </w:r>
                 </w:p>
               </w:tc>
@@ -29886,127 +30333,127 @@
                       <w:rFonts w:ascii="Calibri" w:hAnsi="Calibri"/>
                       <w:sz w:val="20"/>
                     </w:rPr>
-                    <w:t xml:space="default">pika No S. chamaejasme / pika S. chamaejasme</w:t>
-                  </w:r>
-                </w:p>
-              </w:tc>
-              <w:tc>
-                <w:tcPr>
-                  <w:tcBorders>
-                    <w:top w:val="single" w:space="0" w:color="D3D3D3"/>
-                    <w:bottom w:val="single" w:space="0" w:color="D3D3D3"/>
-                    <w:start w:val="single" w:space="0" w:color="D3D3D3"/>
-                    <w:end w:val="single" w:space="0" w:color="D3D3D3"/>
-                  </w:tcBorders>
-                </w:tcPr>
-                <w:p>
-                  <w:pPr>
-                    <w:spacing w:before="0" w:after="60"/>
-                    <w:keepNext/>
-                    <w:jc w:val="end"/>
-                  </w:pPr>
-                  <w:r>
-                    <w:rPr>
-                      <w:rFonts w:ascii="Calibri" w:hAnsi="Calibri"/>
-                      <w:sz w:val="20"/>
-                    </w:rPr>
-                    <w:t xml:space="default">NA</w:t>
-                  </w:r>
-                </w:p>
-              </w:tc>
-              <w:tc>
-                <w:tcPr>
-                  <w:tcBorders>
-                    <w:top w:val="single" w:space="0" w:color="D3D3D3"/>
-                    <w:bottom w:val="single" w:space="0" w:color="D3D3D3"/>
-                    <w:start w:val="single" w:space="0" w:color="D3D3D3"/>
-                    <w:end w:val="single" w:space="0" w:color="D3D3D3"/>
-                  </w:tcBorders>
-                </w:tcPr>
-                <w:p>
-                  <w:pPr>
-                    <w:spacing w:before="0" w:after="60"/>
-                    <w:keepNext/>
-                    <w:jc w:val="end"/>
-                  </w:pPr>
-                  <w:r>
-                    <w:rPr>
-                      <w:rFonts w:ascii="Calibri" w:hAnsi="Calibri"/>
-                      <w:sz w:val="20"/>
-                    </w:rPr>
-                    <w:t xml:space="default">NA</w:t>
-                  </w:r>
-                </w:p>
-              </w:tc>
-              <w:tc>
-                <w:tcPr>
-                  <w:tcBorders>
-                    <w:top w:val="single" w:space="0" w:color="D3D3D3"/>
-                    <w:bottom w:val="single" w:space="0" w:color="D3D3D3"/>
-                    <w:start w:val="single" w:space="0" w:color="D3D3D3"/>
-                    <w:end w:val="single" w:space="0" w:color="D3D3D3"/>
-                  </w:tcBorders>
-                </w:tcPr>
-                <w:p>
-                  <w:pPr>
-                    <w:spacing w:before="0" w:after="60"/>
-                    <w:keepNext/>
-                    <w:jc w:val="end"/>
-                  </w:pPr>
-                  <w:r>
-                    <w:rPr>
-                      <w:rFonts w:ascii="Calibri" w:hAnsi="Calibri"/>
-                      <w:sz w:val="20"/>
-                    </w:rPr>
-                    <w:t xml:space="default">Inf</w:t>
-                  </w:r>
-                </w:p>
-              </w:tc>
-              <w:tc>
-                <w:tcPr>
-                  <w:tcBorders>
-                    <w:top w:val="single" w:space="0" w:color="D3D3D3"/>
-                    <w:bottom w:val="single" w:space="0" w:color="D3D3D3"/>
-                    <w:start w:val="single" w:space="0" w:color="D3D3D3"/>
-                    <w:end w:val="single" w:space="0" w:color="D3D3D3"/>
-                  </w:tcBorders>
-                </w:tcPr>
-                <w:p>
-                  <w:pPr>
-                    <w:spacing w:before="0" w:after="60"/>
-                    <w:keepNext/>
-                    <w:jc w:val="end"/>
-                  </w:pPr>
-                  <w:r>
-                    <w:rPr>
-                      <w:rFonts w:ascii="Calibri" w:hAnsi="Calibri"/>
-                      <w:sz w:val="20"/>
-                    </w:rPr>
-                    <w:t xml:space="default">NA</w:t>
-                  </w:r>
-                </w:p>
-              </w:tc>
-              <w:tc>
-                <w:tcPr>
-                  <w:tcBorders>
-                    <w:top w:val="single" w:space="0" w:color="D3D3D3"/>
-                    <w:bottom w:val="single" w:space="0" w:color="D3D3D3"/>
-                    <w:start w:val="single" w:space="0" w:color="D3D3D3"/>
-                    <w:end w:val="single" w:space="0" w:color="D3D3D3"/>
-                  </w:tcBorders>
-                </w:tcPr>
-                <w:p>
-                  <w:pPr>
-                    <w:spacing w:before="0" w:after="60"/>
-                    <w:keepNext/>
-                    <w:jc w:val="end"/>
-                  </w:pPr>
-                  <w:r>
-                    <w:rPr>
-                      <w:rFonts w:ascii="Calibri" w:hAnsi="Calibri"/>
-                      <w:sz w:val="20"/>
-                    </w:rPr>
-                    <w:t xml:space="default">NA</w:t>
+                    <w:t xml:space="default">pika No S. chamaejasme - pika S. chamaejasme</w:t>
+                  </w:r>
+                </w:p>
+              </w:tc>
+              <w:tc>
+                <w:tcPr>
+                  <w:tcBorders>
+                    <w:top w:val="single" w:space="0" w:color="D3D3D3"/>
+                    <w:bottom w:val="single" w:space="0" w:color="D3D3D3"/>
+                    <w:start w:val="single" w:space="0" w:color="D3D3D3"/>
+                    <w:end w:val="single" w:space="0" w:color="D3D3D3"/>
+                  </w:tcBorders>
+                </w:tcPr>
+                <w:p>
+                  <w:pPr>
+                    <w:spacing w:before="0" w:after="60"/>
+                    <w:keepNext/>
+                    <w:jc w:val="end"/>
+                  </w:pPr>
+                  <w:r>
+                    <w:rPr>
+                      <w:rFonts w:ascii="Calibri" w:hAnsi="Calibri"/>
+                      <w:sz w:val="20"/>
+                    </w:rPr>
+                    <w:t xml:space="default">1.39</w:t>
+                  </w:r>
+                </w:p>
+              </w:tc>
+              <w:tc>
+                <w:tcPr>
+                  <w:tcBorders>
+                    <w:top w:val="single" w:space="0" w:color="D3D3D3"/>
+                    <w:bottom w:val="single" w:space="0" w:color="D3D3D3"/>
+                    <w:start w:val="single" w:space="0" w:color="D3D3D3"/>
+                    <w:end w:val="single" w:space="0" w:color="D3D3D3"/>
+                  </w:tcBorders>
+                </w:tcPr>
+                <w:p>
+                  <w:pPr>
+                    <w:spacing w:before="0" w:after="60"/>
+                    <w:keepNext/>
+                    <w:jc w:val="end"/>
+                  </w:pPr>
+                  <w:r>
+                    <w:rPr>
+                      <w:rFonts w:ascii="Calibri" w:hAnsi="Calibri"/>
+                      <w:sz w:val="20"/>
+                    </w:rPr>
+                    <w:t xml:space="default">8.61</w:t>
+                  </w:r>
+                </w:p>
+              </w:tc>
+              <w:tc>
+                <w:tcPr>
+                  <w:tcBorders>
+                    <w:top w:val="single" w:space="0" w:color="D3D3D3"/>
+                    <w:bottom w:val="single" w:space="0" w:color="D3D3D3"/>
+                    <w:start w:val="single" w:space="0" w:color="D3D3D3"/>
+                    <w:end w:val="single" w:space="0" w:color="D3D3D3"/>
+                  </w:tcBorders>
+                </w:tcPr>
+                <w:p>
+                  <w:pPr>
+                    <w:spacing w:before="0" w:after="60"/>
+                    <w:keepNext/>
+                    <w:jc w:val="end"/>
+                  </w:pPr>
+                  <w:r>
+                    <w:rPr>
+                      <w:rFonts w:ascii="Calibri" w:hAnsi="Calibri"/>
+                      <w:sz w:val="20"/>
+                    </w:rPr>
+                    <w:t xml:space="default">184.00</w:t>
+                  </w:r>
+                </w:p>
+              </w:tc>
+              <w:tc>
+                <w:tcPr>
+                  <w:tcBorders>
+                    <w:top w:val="single" w:space="0" w:color="D3D3D3"/>
+                    <w:bottom w:val="single" w:space="0" w:color="D3D3D3"/>
+                    <w:start w:val="single" w:space="0" w:color="D3D3D3"/>
+                    <w:end w:val="single" w:space="0" w:color="D3D3D3"/>
+                  </w:tcBorders>
+                </w:tcPr>
+                <w:p>
+                  <w:pPr>
+                    <w:spacing w:before="0" w:after="60"/>
+                    <w:keepNext/>
+                    <w:jc w:val="end"/>
+                  </w:pPr>
+                  <w:r>
+                    <w:rPr>
+                      <w:rFonts w:ascii="Calibri" w:hAnsi="Calibri"/>
+                      <w:sz w:val="20"/>
+                    </w:rPr>
+                    <w:t xml:space="default">0.16</w:t>
+                  </w:r>
+                </w:p>
+              </w:tc>
+              <w:tc>
+                <w:tcPr>
+                  <w:tcBorders>
+                    <w:top w:val="single" w:space="0" w:color="D3D3D3"/>
+                    <w:bottom w:val="single" w:space="0" w:color="D3D3D3"/>
+                    <w:start w:val="single" w:space="0" w:color="D3D3D3"/>
+                    <w:end w:val="single" w:space="0" w:color="D3D3D3"/>
+                  </w:tcBorders>
+                </w:tcPr>
+                <w:p>
+                  <w:pPr>
+                    <w:spacing w:before="0" w:after="60"/>
+                    <w:keepNext/>
+                    <w:jc w:val="end"/>
+                  </w:pPr>
+                  <w:r>
+                    <w:rPr>
+                      <w:rFonts w:ascii="Calibri" w:hAnsi="Calibri"/>
+                      <w:sz w:val="20"/>
+                    </w:rPr>
+                    <w:t xml:space="default">1.00</w:t>
                   </w:r>
                 </w:p>
               </w:tc>
@@ -30035,127 +30482,127 @@
                       <w:rFonts w:ascii="Calibri" w:hAnsi="Calibri"/>
                       <w:sz w:val="20"/>
                     </w:rPr>
-                    <w:t xml:space="default">no pika S. chamaejasme / pika S. chamaejasme</w:t>
-                  </w:r>
-                </w:p>
-              </w:tc>
-              <w:tc>
-                <w:tcPr>
-                  <w:tcBorders>
-                    <w:top w:val="single" w:space="0" w:color="D3D3D3"/>
-                    <w:bottom w:val="single" w:space="0" w:color="D3D3D3"/>
-                    <w:start w:val="single" w:space="0" w:color="D3D3D3"/>
-                    <w:end w:val="single" w:space="0" w:color="D3D3D3"/>
-                  </w:tcBorders>
-                </w:tcPr>
-                <w:p>
-                  <w:pPr>
-                    <w:spacing w:before="0" w:after="60"/>
-                    <w:keepNext/>
-                    <w:jc w:val="end"/>
-                  </w:pPr>
-                  <w:r>
-                    <w:rPr>
-                      <w:rFonts w:ascii="Calibri" w:hAnsi="Calibri"/>
-                      <w:sz w:val="20"/>
-                    </w:rPr>
-                    <w:t xml:space="default">NA</w:t>
-                  </w:r>
-                </w:p>
-              </w:tc>
-              <w:tc>
-                <w:tcPr>
-                  <w:tcBorders>
-                    <w:top w:val="single" w:space="0" w:color="D3D3D3"/>
-                    <w:bottom w:val="single" w:space="0" w:color="D3D3D3"/>
-                    <w:start w:val="single" w:space="0" w:color="D3D3D3"/>
-                    <w:end w:val="single" w:space="0" w:color="D3D3D3"/>
-                  </w:tcBorders>
-                </w:tcPr>
-                <w:p>
-                  <w:pPr>
-                    <w:spacing w:before="0" w:after="60"/>
-                    <w:keepNext/>
-                    <w:jc w:val="end"/>
-                  </w:pPr>
-                  <w:r>
-                    <w:rPr>
-                      <w:rFonts w:ascii="Calibri" w:hAnsi="Calibri"/>
-                      <w:sz w:val="20"/>
-                    </w:rPr>
-                    <w:t xml:space="default">NA</w:t>
-                  </w:r>
-                </w:p>
-              </w:tc>
-              <w:tc>
-                <w:tcPr>
-                  <w:tcBorders>
-                    <w:top w:val="single" w:space="0" w:color="D3D3D3"/>
-                    <w:bottom w:val="single" w:space="0" w:color="D3D3D3"/>
-                    <w:start w:val="single" w:space="0" w:color="D3D3D3"/>
-                    <w:end w:val="single" w:space="0" w:color="D3D3D3"/>
-                  </w:tcBorders>
-                </w:tcPr>
-                <w:p>
-                  <w:pPr>
-                    <w:spacing w:before="0" w:after="60"/>
-                    <w:keepNext/>
-                    <w:jc w:val="end"/>
-                  </w:pPr>
-                  <w:r>
-                    <w:rPr>
-                      <w:rFonts w:ascii="Calibri" w:hAnsi="Calibri"/>
-                      <w:sz w:val="20"/>
-                    </w:rPr>
-                    <w:t xml:space="default">Inf</w:t>
-                  </w:r>
-                </w:p>
-              </w:tc>
-              <w:tc>
-                <w:tcPr>
-                  <w:tcBorders>
-                    <w:top w:val="single" w:space="0" w:color="D3D3D3"/>
-                    <w:bottom w:val="single" w:space="0" w:color="D3D3D3"/>
-                    <w:start w:val="single" w:space="0" w:color="D3D3D3"/>
-                    <w:end w:val="single" w:space="0" w:color="D3D3D3"/>
-                  </w:tcBorders>
-                </w:tcPr>
-                <w:p>
-                  <w:pPr>
-                    <w:spacing w:before="0" w:after="60"/>
-                    <w:keepNext/>
-                    <w:jc w:val="end"/>
-                  </w:pPr>
-                  <w:r>
-                    <w:rPr>
-                      <w:rFonts w:ascii="Calibri" w:hAnsi="Calibri"/>
-                      <w:sz w:val="20"/>
-                    </w:rPr>
-                    <w:t xml:space="default">NA</w:t>
-                  </w:r>
-                </w:p>
-              </w:tc>
-              <w:tc>
-                <w:tcPr>
-                  <w:tcBorders>
-                    <w:top w:val="single" w:space="0" w:color="D3D3D3"/>
-                    <w:bottom w:val="single" w:space="0" w:color="D3D3D3"/>
-                    <w:start w:val="single" w:space="0" w:color="D3D3D3"/>
-                    <w:end w:val="single" w:space="0" w:color="D3D3D3"/>
-                  </w:tcBorders>
-                </w:tcPr>
-                <w:p>
-                  <w:pPr>
-                    <w:spacing w:before="0" w:after="60"/>
-                    <w:keepNext/>
-                    <w:jc w:val="end"/>
-                  </w:pPr>
-                  <w:r>
-                    <w:rPr>
-                      <w:rFonts w:ascii="Calibri" w:hAnsi="Calibri"/>
-                      <w:sz w:val="20"/>
-                    </w:rPr>
-                    <w:t xml:space="default">NA</w:t>
+                    <w:t xml:space="default">no pika S. chamaejasme - pika S. chamaejasme</w:t>
+                  </w:r>
+                </w:p>
+              </w:tc>
+              <w:tc>
+                <w:tcPr>
+                  <w:tcBorders>
+                    <w:top w:val="single" w:space="0" w:color="D3D3D3"/>
+                    <w:bottom w:val="single" w:space="0" w:color="D3D3D3"/>
+                    <w:start w:val="single" w:space="0" w:color="D3D3D3"/>
+                    <w:end w:val="single" w:space="0" w:color="D3D3D3"/>
+                  </w:tcBorders>
+                </w:tcPr>
+                <w:p>
+                  <w:pPr>
+                    <w:spacing w:before="0" w:after="60"/>
+                    <w:keepNext/>
+                    <w:jc w:val="end"/>
+                  </w:pPr>
+                  <w:r>
+                    <w:rPr>
+                      <w:rFonts w:ascii="Calibri" w:hAnsi="Calibri"/>
+                      <w:sz w:val="20"/>
+                    </w:rPr>
+                    <w:t xml:space="default">-43.15</w:t>
+                  </w:r>
+                </w:p>
+              </w:tc>
+              <w:tc>
+                <w:tcPr>
+                  <w:tcBorders>
+                    <w:top w:val="single" w:space="0" w:color="D3D3D3"/>
+                    <w:bottom w:val="single" w:space="0" w:color="D3D3D3"/>
+                    <w:start w:val="single" w:space="0" w:color="D3D3D3"/>
+                    <w:end w:val="single" w:space="0" w:color="D3D3D3"/>
+                  </w:tcBorders>
+                </w:tcPr>
+                <w:p>
+                  <w:pPr>
+                    <w:spacing w:before="0" w:after="60"/>
+                    <w:keepNext/>
+                    <w:jc w:val="end"/>
+                  </w:pPr>
+                  <w:r>
+                    <w:rPr>
+                      <w:rFonts w:ascii="Calibri" w:hAnsi="Calibri"/>
+                      <w:sz w:val="20"/>
+                    </w:rPr>
+                    <w:t xml:space="default">8.61</w:t>
+                  </w:r>
+                </w:p>
+              </w:tc>
+              <w:tc>
+                <w:tcPr>
+                  <w:tcBorders>
+                    <w:top w:val="single" w:space="0" w:color="D3D3D3"/>
+                    <w:bottom w:val="single" w:space="0" w:color="D3D3D3"/>
+                    <w:start w:val="single" w:space="0" w:color="D3D3D3"/>
+                    <w:end w:val="single" w:space="0" w:color="D3D3D3"/>
+                  </w:tcBorders>
+                </w:tcPr>
+                <w:p>
+                  <w:pPr>
+                    <w:spacing w:before="0" w:after="60"/>
+                    <w:keepNext/>
+                    <w:jc w:val="end"/>
+                  </w:pPr>
+                  <w:r>
+                    <w:rPr>
+                      <w:rFonts w:ascii="Calibri" w:hAnsi="Calibri"/>
+                      <w:sz w:val="20"/>
+                    </w:rPr>
+                    <w:t xml:space="default">184.00</w:t>
+                  </w:r>
+                </w:p>
+              </w:tc>
+              <w:tc>
+                <w:tcPr>
+                  <w:tcBorders>
+                    <w:top w:val="single" w:space="0" w:color="D3D3D3"/>
+                    <w:bottom w:val="single" w:space="0" w:color="D3D3D3"/>
+                    <w:start w:val="single" w:space="0" w:color="D3D3D3"/>
+                    <w:end w:val="single" w:space="0" w:color="D3D3D3"/>
+                  </w:tcBorders>
+                </w:tcPr>
+                <w:p>
+                  <w:pPr>
+                    <w:spacing w:before="0" w:after="60"/>
+                    <w:keepNext/>
+                    <w:jc w:val="end"/>
+                  </w:pPr>
+                  <w:r>
+                    <w:rPr>
+                      <w:rFonts w:ascii="Calibri" w:hAnsi="Calibri"/>
+                      <w:sz w:val="20"/>
+                    </w:rPr>
+                    <w:t xml:space="default">-5.01</w:t>
+                  </w:r>
+                </w:p>
+              </w:tc>
+              <w:tc>
+                <w:tcPr>
+                  <w:tcBorders>
+                    <w:top w:val="single" w:space="0" w:color="D3D3D3"/>
+                    <w:bottom w:val="single" w:space="0" w:color="D3D3D3"/>
+                    <w:start w:val="single" w:space="0" w:color="D3D3D3"/>
+                    <w:end w:val="single" w:space="0" w:color="D3D3D3"/>
+                  </w:tcBorders>
+                </w:tcPr>
+                <w:p>
+                  <w:pPr>
+                    <w:spacing w:before="0" w:after="60"/>
+                    <w:keepNext/>
+                    <w:jc w:val="end"/>
+                  </w:pPr>
+                  <w:r>
+                    <w:rPr>
+                      <w:rFonts w:ascii="Calibri" w:hAnsi="Calibri"/>
+                      <w:sz w:val="20"/>
+                    </w:rPr>
+                    <w:t xml:space="default">0.00</w:t>
                   </w:r>
                 </w:p>
               </w:tc>
@@ -34588,7 +35035,7 @@
                       <w:rFonts w:ascii="Calibri" w:hAnsi="Calibri"/>
                       <w:sz w:val="20"/>
                     </w:rPr>
-                    <w:t xml:space="default">Gaussian</w:t>
+                    <w:t xml:space="default">Tweedie (p = 0.04)</w:t>
                   </w:r>
                 </w:p>
               </w:tc>
@@ -34636,7 +35083,7 @@
                       <w:rFonts w:ascii="Calibri" w:hAnsi="Calibri"/>
                       <w:sz w:val="20"/>
                     </w:rPr>
-                    <w:t xml:space="default">block, month</w:t>
+                    <w:t xml:space="default">block, year, month</w:t>
                   </w:r>
                 </w:p>
               </w:tc>
@@ -34737,7 +35184,7 @@
                       <w:rFonts w:ascii="Calibri" w:hAnsi="Calibri"/>
                       <w:sz w:val="20"/>
                     </w:rPr>
-                    <w:t xml:space="default">Tweedie (p = -0.01)</w:t>
+                    <w:t xml:space="default">Gaussian</w:t>
                   </w:r>
                 </w:p>
               </w:tc>
@@ -34785,7 +35232,7 @@
                       <w:rFonts w:ascii="Calibri" w:hAnsi="Calibri"/>
                       <w:sz w:val="20"/>
                     </w:rPr>
-                    <w:t xml:space="default">block, month</w:t>
+                    <w:t xml:space="default">block, year, month</w:t>
                   </w:r>
                 </w:p>
               </w:tc>
@@ -34934,7 +35381,7 @@
                       <w:rFonts w:ascii="Calibri" w:hAnsi="Calibri"/>
                       <w:sz w:val="20"/>
                     </w:rPr>
-                    <w:t xml:space="default">block, month</w:t>
+                    <w:t xml:space="default">block, year, month</w:t>
                   </w:r>
                 </w:p>
               </w:tc>
@@ -35107,7 +35554,7 @@
                       <w:rFonts w:ascii="Calibri" w:hAnsi="Calibri"/>
                       <w:sz w:val="20"/>
                     </w:rPr>
-                    <w:t xml:space="default">n = 16 plots, 2 years</w:t>
+                    <w:t xml:space="default">n = 16 plots</w:t>
                   </w:r>
                 </w:p>
               </w:tc>
@@ -35256,7 +35703,7 @@
                       <w:rFonts w:ascii="Calibri" w:hAnsi="Calibri"/>
                       <w:sz w:val="20"/>
                     </w:rPr>
-                    <w:t xml:space="default">n = 16 plots, 2 years</w:t>
+                    <w:t xml:space="default">n = 16 plots</w:t>
                   </w:r>
                 </w:p>
               </w:tc>
@@ -35405,7 +35852,7 @@
                       <w:rFonts w:ascii="Calibri" w:hAnsi="Calibri"/>
                       <w:sz w:val="20"/>
                     </w:rPr>
-                    <w:t xml:space="default">n = 16 plots, 2 years</w:t>
+                    <w:t xml:space="default">n = 16 plots</w:t>
                   </w:r>
                 </w:p>
               </w:tc>

--- a/R/statistical_reports/manuscript_figures_and_text.docx
+++ b/R/statistical_reports/manuscript_figures_and_text.docx
@@ -24665,55 +24665,55 @@
                       <w:rFonts w:ascii="Calibri" w:hAnsi="Calibri"/>
                       <w:sz w:val="20"/>
                     </w:rPr>
-                    <w:t xml:space="default">81.22</w:t>
-                  </w:r>
-                </w:p>
-              </w:tc>
-              <w:tc>
-                <w:tcPr>
-                  <w:tcBorders>
-                    <w:top w:val="single" w:space="0" w:color="D3D3D3"/>
-                    <w:bottom w:val="single" w:space="0" w:color="D3D3D3"/>
-                    <w:start w:val="single" w:space="0" w:color="D3D3D3"/>
-                    <w:end w:val="single" w:space="0" w:color="D3D3D3"/>
-                  </w:tcBorders>
-                </w:tcPr>
-                <w:p>
-                  <w:pPr>
-                    <w:spacing w:before="0" w:after="60"/>
-                    <w:keepNext/>
-                    <w:jc w:val="end"/>
-                  </w:pPr>
-                  <w:r>
-                    <w:rPr>
-                      <w:rFonts w:ascii="Calibri" w:hAnsi="Calibri"/>
-                      <w:sz w:val="20"/>
-                    </w:rPr>
-                    <w:t xml:space="default">5.81</w:t>
-                  </w:r>
-                </w:p>
-              </w:tc>
-              <w:tc>
-                <w:tcPr>
-                  <w:tcBorders>
-                    <w:top w:val="single" w:space="0" w:color="D3D3D3"/>
-                    <w:bottom w:val="single" w:space="0" w:color="D3D3D3"/>
-                    <w:start w:val="single" w:space="0" w:color="D3D3D3"/>
-                    <w:end w:val="single" w:space="0" w:color="D3D3D3"/>
-                  </w:tcBorders>
-                </w:tcPr>
-                <w:p>
-                  <w:pPr>
-                    <w:spacing w:before="0" w:after="60"/>
-                    <w:keepNext/>
-                    <w:jc w:val="end"/>
-                  </w:pPr>
-                  <w:r>
-                    <w:rPr>
-                      <w:rFonts w:ascii="Calibri" w:hAnsi="Calibri"/>
-                      <w:sz w:val="20"/>
-                    </w:rPr>
-                    <w:t xml:space="default">13.98</w:t>
+                    <w:t xml:space="default">4.39</w:t>
+                  </w:r>
+                </w:p>
+              </w:tc>
+              <w:tc>
+                <w:tcPr>
+                  <w:tcBorders>
+                    <w:top w:val="single" w:space="0" w:color="D3D3D3"/>
+                    <w:bottom w:val="single" w:space="0" w:color="D3D3D3"/>
+                    <w:start w:val="single" w:space="0" w:color="D3D3D3"/>
+                    <w:end w:val="single" w:space="0" w:color="D3D3D3"/>
+                  </w:tcBorders>
+                </w:tcPr>
+                <w:p>
+                  <w:pPr>
+                    <w:spacing w:before="0" w:after="60"/>
+                    <w:keepNext/>
+                    <w:jc w:val="end"/>
+                  </w:pPr>
+                  <w:r>
+                    <w:rPr>
+                      <w:rFonts w:ascii="Calibri" w:hAnsi="Calibri"/>
+                      <w:sz w:val="20"/>
+                    </w:rPr>
+                    <w:t xml:space="default">0.07</w:t>
+                  </w:r>
+                </w:p>
+              </w:tc>
+              <w:tc>
+                <w:tcPr>
+                  <w:tcBorders>
+                    <w:top w:val="single" w:space="0" w:color="D3D3D3"/>
+                    <w:bottom w:val="single" w:space="0" w:color="D3D3D3"/>
+                    <w:start w:val="single" w:space="0" w:color="D3D3D3"/>
+                    <w:end w:val="single" w:space="0" w:color="D3D3D3"/>
+                  </w:tcBorders>
+                </w:tcPr>
+                <w:p>
+                  <w:pPr>
+                    <w:spacing w:before="0" w:after="60"/>
+                    <w:keepNext/>
+                    <w:jc w:val="end"/>
+                  </w:pPr>
+                  <w:r>
+                    <w:rPr>
+                      <w:rFonts w:ascii="Calibri" w:hAnsi="Calibri"/>
+                      <w:sz w:val="20"/>
+                    </w:rPr>
+                    <w:t xml:space="default">65.12</w:t>
                   </w:r>
                 </w:p>
               </w:tc>
@@ -24814,79 +24814,79 @@
                       <w:rFonts w:ascii="Calibri" w:hAnsi="Calibri"/>
                       <w:sz w:val="20"/>
                     </w:rPr>
-                    <w:t xml:space="default">6.20</w:t>
-                  </w:r>
-                </w:p>
-              </w:tc>
-              <w:tc>
-                <w:tcPr>
-                  <w:tcBorders>
-                    <w:top w:val="single" w:space="0" w:color="D3D3D3"/>
-                    <w:bottom w:val="single" w:space="0" w:color="D3D3D3"/>
-                    <w:start w:val="single" w:space="0" w:color="D3D3D3"/>
-                    <w:end w:val="single" w:space="0" w:color="D3D3D3"/>
-                  </w:tcBorders>
-                </w:tcPr>
-                <w:p>
-                  <w:pPr>
-                    <w:spacing w:before="0" w:after="60"/>
-                    <w:keepNext/>
-                    <w:jc w:val="end"/>
-                  </w:pPr>
-                  <w:r>
-                    <w:rPr>
-                      <w:rFonts w:ascii="Calibri" w:hAnsi="Calibri"/>
-                      <w:sz w:val="20"/>
-                    </w:rPr>
-                    <w:t xml:space="default">6.05</w:t>
-                  </w:r>
-                </w:p>
-              </w:tc>
-              <w:tc>
-                <w:tcPr>
-                  <w:tcBorders>
-                    <w:top w:val="single" w:space="0" w:color="D3D3D3"/>
-                    <w:bottom w:val="single" w:space="0" w:color="D3D3D3"/>
-                    <w:start w:val="single" w:space="0" w:color="D3D3D3"/>
-                    <w:end w:val="single" w:space="0" w:color="D3D3D3"/>
-                  </w:tcBorders>
-                </w:tcPr>
-                <w:p>
-                  <w:pPr>
-                    <w:spacing w:before="0" w:after="60"/>
-                    <w:keepNext/>
-                    <w:jc w:val="end"/>
-                  </w:pPr>
-                  <w:r>
-                    <w:rPr>
-                      <w:rFonts w:ascii="Calibri" w:hAnsi="Calibri"/>
-                      <w:sz w:val="20"/>
-                    </w:rPr>
-                    <w:t xml:space="default">1.02</w:t>
-                  </w:r>
-                </w:p>
-              </w:tc>
-              <w:tc>
-                <w:tcPr>
-                  <w:tcBorders>
-                    <w:top w:val="single" w:space="0" w:color="D3D3D3"/>
-                    <w:bottom w:val="single" w:space="0" w:color="D3D3D3"/>
-                    <w:start w:val="single" w:space="0" w:color="D3D3D3"/>
-                    <w:end w:val="single" w:space="0" w:color="D3D3D3"/>
-                  </w:tcBorders>
-                </w:tcPr>
-                <w:p>
-                  <w:pPr>
-                    <w:spacing w:before="0" w:after="60"/>
-                    <w:keepNext/>
-                    <w:jc w:val="end"/>
-                  </w:pPr>
-                  <w:r>
-                    <w:rPr>
-                      <w:rFonts w:ascii="Calibri" w:hAnsi="Calibri"/>
-                      <w:sz w:val="20"/>
-                    </w:rPr>
-                    <w:t xml:space="default">0.31</w:t>
+                    <w:t xml:space="default">0.07</w:t>
+                  </w:r>
+                </w:p>
+              </w:tc>
+              <w:tc>
+                <w:tcPr>
+                  <w:tcBorders>
+                    <w:top w:val="single" w:space="0" w:color="D3D3D3"/>
+                    <w:bottom w:val="single" w:space="0" w:color="D3D3D3"/>
+                    <w:start w:val="single" w:space="0" w:color="D3D3D3"/>
+                    <w:end w:val="single" w:space="0" w:color="D3D3D3"/>
+                  </w:tcBorders>
+                </w:tcPr>
+                <w:p>
+                  <w:pPr>
+                    <w:spacing w:before="0" w:after="60"/>
+                    <w:keepNext/>
+                    <w:jc w:val="end"/>
+                  </w:pPr>
+                  <w:r>
+                    <w:rPr>
+                      <w:rFonts w:ascii="Calibri" w:hAnsi="Calibri"/>
+                      <w:sz w:val="20"/>
+                    </w:rPr>
+                    <w:t xml:space="default">0.07</w:t>
+                  </w:r>
+                </w:p>
+              </w:tc>
+              <w:tc>
+                <w:tcPr>
+                  <w:tcBorders>
+                    <w:top w:val="single" w:space="0" w:color="D3D3D3"/>
+                    <w:bottom w:val="single" w:space="0" w:color="D3D3D3"/>
+                    <w:start w:val="single" w:space="0" w:color="D3D3D3"/>
+                    <w:end w:val="single" w:space="0" w:color="D3D3D3"/>
+                  </w:tcBorders>
+                </w:tcPr>
+                <w:p>
+                  <w:pPr>
+                    <w:spacing w:before="0" w:after="60"/>
+                    <w:keepNext/>
+                    <w:jc w:val="end"/>
+                  </w:pPr>
+                  <w:r>
+                    <w:rPr>
+                      <w:rFonts w:ascii="Calibri" w:hAnsi="Calibri"/>
+                      <w:sz w:val="20"/>
+                    </w:rPr>
+                    <w:t xml:space="default">1.06</w:t>
+                  </w:r>
+                </w:p>
+              </w:tc>
+              <w:tc>
+                <w:tcPr>
+                  <w:tcBorders>
+                    <w:top w:val="single" w:space="0" w:color="D3D3D3"/>
+                    <w:bottom w:val="single" w:space="0" w:color="D3D3D3"/>
+                    <w:start w:val="single" w:space="0" w:color="D3D3D3"/>
+                    <w:end w:val="single" w:space="0" w:color="D3D3D3"/>
+                  </w:tcBorders>
+                </w:tcPr>
+                <w:p>
+                  <w:pPr>
+                    <w:spacing w:before="0" w:after="60"/>
+                    <w:keepNext/>
+                    <w:jc w:val="end"/>
+                  </w:pPr>
+                  <w:r>
+                    <w:rPr>
+                      <w:rFonts w:ascii="Calibri" w:hAnsi="Calibri"/>
+                      <w:sz w:val="20"/>
+                    </w:rPr>
+                    <w:t xml:space="default">0.29</w:t>
                   </w:r>
                 </w:p>
               </w:tc>
@@ -24963,55 +24963,55 @@
                       <w:rFonts w:ascii="Calibri" w:hAnsi="Calibri"/>
                       <w:sz w:val="20"/>
                     </w:rPr>
-                    <w:t xml:space="default">11.36</w:t>
-                  </w:r>
-                </w:p>
-              </w:tc>
-              <w:tc>
-                <w:tcPr>
-                  <w:tcBorders>
-                    <w:top w:val="single" w:space="0" w:color="D3D3D3"/>
-                    <w:bottom w:val="single" w:space="0" w:color="D3D3D3"/>
-                    <w:start w:val="single" w:space="0" w:color="D3D3D3"/>
-                    <w:end w:val="single" w:space="0" w:color="D3D3D3"/>
-                  </w:tcBorders>
-                </w:tcPr>
-                <w:p>
-                  <w:pPr>
-                    <w:spacing w:before="0" w:after="60"/>
-                    <w:keepNext/>
-                    <w:jc w:val="end"/>
-                  </w:pPr>
-                  <w:r>
-                    <w:rPr>
-                      <w:rFonts w:ascii="Calibri" w:hAnsi="Calibri"/>
-                      <w:sz w:val="20"/>
-                    </w:rPr>
-                    <w:t xml:space="default">6.05</w:t>
-                  </w:r>
-                </w:p>
-              </w:tc>
-              <w:tc>
-                <w:tcPr>
-                  <w:tcBorders>
-                    <w:top w:val="single" w:space="0" w:color="D3D3D3"/>
-                    <w:bottom w:val="single" w:space="0" w:color="D3D3D3"/>
-                    <w:start w:val="single" w:space="0" w:color="D3D3D3"/>
-                    <w:end w:val="single" w:space="0" w:color="D3D3D3"/>
-                  </w:tcBorders>
-                </w:tcPr>
-                <w:p>
-                  <w:pPr>
-                    <w:spacing w:before="0" w:after="60"/>
-                    <w:keepNext/>
-                    <w:jc w:val="end"/>
-                  </w:pPr>
-                  <w:r>
-                    <w:rPr>
-                      <w:rFonts w:ascii="Calibri" w:hAnsi="Calibri"/>
-                      <w:sz w:val="20"/>
-                    </w:rPr>
-                    <w:t xml:space="default">1.88</w:t>
+                    <w:t xml:space="default">0.13</w:t>
+                  </w:r>
+                </w:p>
+              </w:tc>
+              <w:tc>
+                <w:tcPr>
+                  <w:tcBorders>
+                    <w:top w:val="single" w:space="0" w:color="D3D3D3"/>
+                    <w:bottom w:val="single" w:space="0" w:color="D3D3D3"/>
+                    <w:start w:val="single" w:space="0" w:color="D3D3D3"/>
+                    <w:end w:val="single" w:space="0" w:color="D3D3D3"/>
+                  </w:tcBorders>
+                </w:tcPr>
+                <w:p>
+                  <w:pPr>
+                    <w:spacing w:before="0" w:after="60"/>
+                    <w:keepNext/>
+                    <w:jc w:val="end"/>
+                  </w:pPr>
+                  <w:r>
+                    <w:rPr>
+                      <w:rFonts w:ascii="Calibri" w:hAnsi="Calibri"/>
+                      <w:sz w:val="20"/>
+                    </w:rPr>
+                    <w:t xml:space="default">0.07</w:t>
+                  </w:r>
+                </w:p>
+              </w:tc>
+              <w:tc>
+                <w:tcPr>
+                  <w:tcBorders>
+                    <w:top w:val="single" w:space="0" w:color="D3D3D3"/>
+                    <w:bottom w:val="single" w:space="0" w:color="D3D3D3"/>
+                    <w:start w:val="single" w:space="0" w:color="D3D3D3"/>
+                    <w:end w:val="single" w:space="0" w:color="D3D3D3"/>
+                  </w:tcBorders>
+                </w:tcPr>
+                <w:p>
+                  <w:pPr>
+                    <w:spacing w:before="0" w:after="60"/>
+                    <w:keepNext/>
+                    <w:jc w:val="end"/>
+                  </w:pPr>
+                  <w:r>
+                    <w:rPr>
+                      <w:rFonts w:ascii="Calibri" w:hAnsi="Calibri"/>
+                      <w:sz w:val="20"/>
+                    </w:rPr>
+                    <w:t xml:space="default">1.90</w:t>
                   </w:r>
                 </w:p>
               </w:tc>
@@ -25112,79 +25112,79 @@
                       <w:rFonts w:ascii="Calibri" w:hAnsi="Calibri"/>
                       <w:sz w:val="20"/>
                     </w:rPr>
-                    <w:t xml:space="default">-3.25</w:t>
-                  </w:r>
-                </w:p>
-              </w:tc>
-              <w:tc>
-                <w:tcPr>
-                  <w:tcBorders>
-                    <w:top w:val="single" w:space="0" w:color="D3D3D3"/>
-                    <w:bottom w:val="single" w:space="0" w:color="D3D3D3"/>
-                    <w:start w:val="single" w:space="0" w:color="D3D3D3"/>
-                    <w:end w:val="single" w:space="0" w:color="D3D3D3"/>
-                  </w:tcBorders>
-                </w:tcPr>
-                <w:p>
-                  <w:pPr>
-                    <w:spacing w:before="0" w:after="60"/>
-                    <w:keepNext/>
-                    <w:jc w:val="end"/>
-                  </w:pPr>
-                  <w:r>
-                    <w:rPr>
-                      <w:rFonts w:ascii="Calibri" w:hAnsi="Calibri"/>
-                      <w:sz w:val="20"/>
-                    </w:rPr>
-                    <w:t xml:space="default">8.56</w:t>
-                  </w:r>
-                </w:p>
-              </w:tc>
-              <w:tc>
-                <w:tcPr>
-                  <w:tcBorders>
-                    <w:top w:val="single" w:space="0" w:color="D3D3D3"/>
-                    <w:bottom w:val="single" w:space="0" w:color="D3D3D3"/>
-                    <w:start w:val="single" w:space="0" w:color="D3D3D3"/>
-                    <w:end w:val="single" w:space="0" w:color="D3D3D3"/>
-                  </w:tcBorders>
-                </w:tcPr>
-                <w:p>
-                  <w:pPr>
-                    <w:spacing w:before="0" w:after="60"/>
-                    <w:keepNext/>
-                    <w:jc w:val="end"/>
-                  </w:pPr>
-                  <w:r>
-                    <w:rPr>
-                      <w:rFonts w:ascii="Calibri" w:hAnsi="Calibri"/>
-                      <w:sz w:val="20"/>
-                    </w:rPr>
-                    <w:t xml:space="default">-0.38</w:t>
-                  </w:r>
-                </w:p>
-              </w:tc>
-              <w:tc>
-                <w:tcPr>
-                  <w:tcBorders>
-                    <w:top w:val="single" w:space="0" w:color="D3D3D3"/>
-                    <w:bottom w:val="single" w:space="0" w:color="D3D3D3"/>
-                    <w:start w:val="single" w:space="0" w:color="D3D3D3"/>
-                    <w:end w:val="single" w:space="0" w:color="D3D3D3"/>
-                  </w:tcBorders>
-                </w:tcPr>
-                <w:p>
-                  <w:pPr>
-                    <w:spacing w:before="0" w:after="60"/>
-                    <w:keepNext/>
-                    <w:jc w:val="end"/>
-                  </w:pPr>
-                  <w:r>
-                    <w:rPr>
-                      <w:rFonts w:ascii="Calibri" w:hAnsi="Calibri"/>
-                      <w:sz w:val="20"/>
-                    </w:rPr>
-                    <w:t xml:space="default">0.70</w:t>
+                    <w:t xml:space="default">-0.04</w:t>
+                  </w:r>
+                </w:p>
+              </w:tc>
+              <w:tc>
+                <w:tcPr>
+                  <w:tcBorders>
+                    <w:top w:val="single" w:space="0" w:color="D3D3D3"/>
+                    <w:bottom w:val="single" w:space="0" w:color="D3D3D3"/>
+                    <w:start w:val="single" w:space="0" w:color="D3D3D3"/>
+                    <w:end w:val="single" w:space="0" w:color="D3D3D3"/>
+                  </w:tcBorders>
+                </w:tcPr>
+                <w:p>
+                  <w:pPr>
+                    <w:spacing w:before="0" w:after="60"/>
+                    <w:keepNext/>
+                    <w:jc w:val="end"/>
+                  </w:pPr>
+                  <w:r>
+                    <w:rPr>
+                      <w:rFonts w:ascii="Calibri" w:hAnsi="Calibri"/>
+                      <w:sz w:val="20"/>
+                    </w:rPr>
+                    <w:t xml:space="default">0.10</w:t>
+                  </w:r>
+                </w:p>
+              </w:tc>
+              <w:tc>
+                <w:tcPr>
+                  <w:tcBorders>
+                    <w:top w:val="single" w:space="0" w:color="D3D3D3"/>
+                    <w:bottom w:val="single" w:space="0" w:color="D3D3D3"/>
+                    <w:start w:val="single" w:space="0" w:color="D3D3D3"/>
+                    <w:end w:val="single" w:space="0" w:color="D3D3D3"/>
+                  </w:tcBorders>
+                </w:tcPr>
+                <w:p>
+                  <w:pPr>
+                    <w:spacing w:before="0" w:after="60"/>
+                    <w:keepNext/>
+                    <w:jc w:val="end"/>
+                  </w:pPr>
+                  <w:r>
+                    <w:rPr>
+                      <w:rFonts w:ascii="Calibri" w:hAnsi="Calibri"/>
+                      <w:sz w:val="20"/>
+                    </w:rPr>
+                    <w:t xml:space="default">-0.44</w:t>
+                  </w:r>
+                </w:p>
+              </w:tc>
+              <w:tc>
+                <w:tcPr>
+                  <w:tcBorders>
+                    <w:top w:val="single" w:space="0" w:color="D3D3D3"/>
+                    <w:bottom w:val="single" w:space="0" w:color="D3D3D3"/>
+                    <w:start w:val="single" w:space="0" w:color="D3D3D3"/>
+                    <w:end w:val="single" w:space="0" w:color="D3D3D3"/>
+                  </w:tcBorders>
+                </w:tcPr>
+                <w:p>
+                  <w:pPr>
+                    <w:spacing w:before="0" w:after="60"/>
+                    <w:keepNext/>
+                    <w:jc w:val="end"/>
+                  </w:pPr>
+                  <w:r>
+                    <w:rPr>
+                      <w:rFonts w:ascii="Calibri" w:hAnsi="Calibri"/>
+                      <w:sz w:val="20"/>
+                    </w:rPr>
+                    <w:t xml:space="default">0.66</w:t>
                   </w:r>
                 </w:p>
               </w:tc>
@@ -25261,7 +25261,7 @@
                       <w:rFonts w:ascii="Calibri" w:hAnsi="Calibri"/>
                       <w:sz w:val="20"/>
                     </w:rPr>
-                    <w:t xml:space="default">5.55</w:t>
+                    <w:t xml:space="default">0.06</w:t>
                   </w:r>
                 </w:p>
               </w:tc>
@@ -25559,156 +25559,7 @@
                       <w:rFonts w:ascii="Calibri" w:hAnsi="Calibri"/>
                       <w:sz w:val="20"/>
                     </w:rPr>
-                    <w:t xml:space="default">4.82</w:t>
-                  </w:r>
-                </w:p>
-              </w:tc>
-              <w:tc>
-                <w:tcPr>
-                  <w:tcBorders>
-                    <w:top w:val="single" w:space="0" w:color="D3D3D3"/>
-                    <w:bottom w:val="single" w:space="0" w:color="D3D3D3"/>
-                    <w:start w:val="single" w:space="0" w:color="D3D3D3"/>
-                    <w:end w:val="single" w:space="0" w:color="D3D3D3"/>
-                  </w:tcBorders>
-                </w:tcPr>
-                <w:p>
-                  <w:pPr>
-                    <w:spacing w:before="0" w:after="60"/>
-                    <w:keepNext/>
-                    <w:jc w:val="end"/>
-                  </w:pPr>
-                  <w:r>
-                    <w:rPr>
-                      <w:rFonts w:ascii="Calibri" w:hAnsi="Calibri"/>
-                      <w:sz w:val="20"/>
-                    </w:rPr>
-                    <w:t xml:space="default">NA</w:t>
-                  </w:r>
-                </w:p>
-              </w:tc>
-              <w:tc>
-                <w:tcPr>
-                  <w:tcBorders>
-                    <w:top w:val="single" w:space="0" w:color="D3D3D3"/>
-                    <w:bottom w:val="single" w:space="0" w:color="D3D3D3"/>
-                    <w:start w:val="single" w:space="0" w:color="D3D3D3"/>
-                    <w:end w:val="single" w:space="0" w:color="D3D3D3"/>
-                  </w:tcBorders>
-                </w:tcPr>
-                <w:p>
-                  <w:pPr>
-                    <w:spacing w:before="0" w:after="60"/>
-                    <w:keepNext/>
-                    <w:jc w:val="end"/>
-                  </w:pPr>
-                  <w:r>
-                    <w:rPr>
-                      <w:rFonts w:ascii="Calibri" w:hAnsi="Calibri"/>
-                      <w:sz w:val="20"/>
-                    </w:rPr>
-                    <w:t xml:space="default">NA</w:t>
-                  </w:r>
-                </w:p>
-              </w:tc>
-              <w:tc>
-                <w:tcPr>
-                  <w:tcBorders>
-                    <w:top w:val="single" w:space="0" w:color="D3D3D3"/>
-                    <w:bottom w:val="single" w:space="0" w:color="D3D3D3"/>
-                    <w:start w:val="single" w:space="0" w:color="D3D3D3"/>
-                    <w:end w:val="single" w:space="0" w:color="D3D3D3"/>
-                  </w:tcBorders>
-                </w:tcPr>
-                <w:p>
-                  <w:pPr>
-                    <w:spacing w:before="0" w:after="60"/>
-                    <w:keepNext/>
-                    <w:jc w:val="end"/>
-                  </w:pPr>
-                  <w:r>
-                    <w:rPr>
-                      <w:rFonts w:ascii="Calibri" w:hAnsi="Calibri"/>
-                      <w:sz w:val="20"/>
-                    </w:rPr>
-                    <w:t xml:space="default">NA</w:t>
-                  </w:r>
-                </w:p>
-              </w:tc>
-            </w:tr>
-            <w:tr>
-              <w:trPr>
-                <w:cantSplit/>
-              </w:trPr>
-              <w:tc>
-                <w:tcPr>
-                  <w:tcBorders>
-                    <w:top w:val="single" w:space="0" w:color="D3D3D3"/>
-                    <w:bottom w:val="single" w:space="0" w:color="D3D3D3"/>
-                    <w:start w:val="single" w:space="0" w:color="D3D3D3"/>
-                    <w:end w:val="single" w:space="0" w:color="D3D3D3"/>
-                  </w:tcBorders>
-                </w:tcPr>
-                <w:p>
-                  <w:pPr>
-                    <w:spacing w:before="0" w:after="60"/>
-                    <w:keepNext/>
-                    <w:jc w:val="start"/>
-                  </w:pPr>
-                  <w:r>
-                    <w:rPr>
-                      <w:rFonts w:ascii="Calibri" w:hAnsi="Calibri"/>
-                      <w:sz w:val="20"/>
-                    </w:rPr>
-                    <w:t xml:space="default">random</w:t>
-                  </w:r>
-                </w:p>
-              </w:tc>
-              <w:tc>
-                <w:tcPr>
-                  <w:tcBorders>
-                    <w:top w:val="single" w:space="0" w:color="D3D3D3"/>
-                    <w:bottom w:val="single" w:space="0" w:color="D3D3D3"/>
-                    <w:start w:val="single" w:space="0" w:color="D3D3D3"/>
-                    <w:end w:val="single" w:space="0" w:color="D3D3D3"/>
-                  </w:tcBorders>
-                </w:tcPr>
-                <w:p>
-                  <w:pPr>
-                    <w:spacing w:before="0" w:after="60"/>
-                    <w:keepNext/>
-                    <w:jc w:val="start"/>
-                  </w:pPr>
-                  <w:r>
-                    <w:rPr>
-                      <w:rFonts w:ascii="Calibri" w:hAnsi="Calibri"/>
-                      <w:sz w:val="20"/>
-                    </w:rPr>
-                    <w:t xml:space="default">Residual</w:t>
-                  </w:r>
-                </w:p>
-              </w:tc>
-              <w:tc>
-                <w:tcPr>
-                  <w:tcBorders>
-                    <w:top w:val="single" w:space="0" w:color="D3D3D3"/>
-                    <w:bottom w:val="single" w:space="0" w:color="D3D3D3"/>
-                    <w:start w:val="single" w:space="0" w:color="D3D3D3"/>
-                    <w:end w:val="single" w:space="0" w:color="D3D3D3"/>
-                  </w:tcBorders>
-                </w:tcPr>
-                <w:p>
-                  <w:pPr>
-                    <w:spacing w:before="0" w:after="60"/>
-                    <w:keepNext/>
-                    <w:jc w:val="end"/>
-                  </w:pPr>
-                  <w:r>
-                    <w:rPr>
-                      <w:rFonts w:ascii="Calibri" w:hAnsi="Calibri"/>
-                      <w:sz w:val="20"/>
-                    </w:rPr>
-                    <w:t xml:space="default">29.64</w:t>
+                    <w:t xml:space="default">0.05</w:t>
                   </w:r>
                 </w:p>
               </w:tc>
@@ -35333,7 +35184,7 @@
                       <w:rFonts w:ascii="Calibri" w:hAnsi="Calibri"/>
                       <w:sz w:val="20"/>
                     </w:rPr>
-                    <w:t xml:space="default">Gaussian</w:t>
+                    <w:t xml:space="default">Tweedie (p = 0.07)</w:t>
                   </w:r>
                 </w:p>
               </w:tc>
